--- a/170_169_130_127 SRS Document.docx
+++ b/170_169_130_127 SRS Document.docx
@@ -109,7 +109,27 @@
           <w:sz w:val="24"/>
           <w:szCs w:val="24"/>
         </w:rPr>
-        <w:t>Mevin Jose,Prateek Meher, K Abhiram, K Rajeev</w:t>
+        <w:t xml:space="preserve">Mevin </w:t>
+      </w:r>
+      <w:proofErr w:type="spellStart"/>
+      <w:proofErr w:type="gramStart"/>
+      <w:r>
+        <w:rPr>
+          <w:rFonts w:ascii="Arial" w:eastAsia="Arial" w:hAnsi="Arial" w:cs="Arial"/>
+          <w:sz w:val="24"/>
+          <w:szCs w:val="24"/>
+        </w:rPr>
+        <w:t>Jose,Prateek</w:t>
+      </w:r>
+      <w:proofErr w:type="spellEnd"/>
+      <w:proofErr w:type="gramEnd"/>
+      <w:r>
+        <w:rPr>
+          <w:rFonts w:ascii="Arial" w:eastAsia="Arial" w:hAnsi="Arial" w:cs="Arial"/>
+          <w:sz w:val="24"/>
+          <w:szCs w:val="24"/>
+        </w:rPr>
+        <w:t xml:space="preserve"> Meher, K Abhiram, K Rajeev</w:t>
       </w:r>
       <w:r>
         <w:rPr>
@@ -4906,8 +4926,18 @@
                 <w:sz w:val="24"/>
                 <w:szCs w:val="24"/>
               </w:rPr>
-              <w:t xml:space="preserve"> Test: TC-Post-01</w:t>
-            </w:r>
+              <w:t xml:space="preserve"> Test: TC-</w:t>
+            </w:r>
+            <w:proofErr w:type="gramStart"/>
+            <w:r>
+              <w:rPr>
+                <w:rFonts w:ascii="Arial" w:eastAsia="Arial" w:hAnsi="Arial" w:cs="Arial"/>
+                <w:sz w:val="24"/>
+                <w:szCs w:val="24"/>
+              </w:rPr>
+              <w:t>Post-01</w:t>
+            </w:r>
+            <w:proofErr w:type="gramEnd"/>
           </w:p>
         </w:tc>
         <w:tc>
@@ -5162,8 +5192,18 @@
                 <w:sz w:val="24"/>
                 <w:szCs w:val="24"/>
               </w:rPr>
-              <w:t xml:space="preserve"> Test: TC-Post-02</w:t>
-            </w:r>
+              <w:t xml:space="preserve"> Test: TC-</w:t>
+            </w:r>
+            <w:proofErr w:type="gramStart"/>
+            <w:r>
+              <w:rPr>
+                <w:rFonts w:ascii="Arial" w:eastAsia="Arial" w:hAnsi="Arial" w:cs="Arial"/>
+                <w:sz w:val="24"/>
+                <w:szCs w:val="24"/>
+              </w:rPr>
+              <w:t>Post-02</w:t>
+            </w:r>
+            <w:proofErr w:type="gramEnd"/>
           </w:p>
         </w:tc>
         <w:tc>
@@ -6528,15 +6568,35 @@
                 <w:sz w:val="24"/>
                 <w:szCs w:val="24"/>
               </w:rPr>
-              <w:t>Dashboard lists all published posts with timestamps.</w:t>
-            </w:r>
-            <w:r>
-              <w:rPr>
-                <w:rFonts w:ascii="Arial" w:eastAsia="Arial" w:hAnsi="Arial" w:cs="Arial"/>
-                <w:sz w:val="24"/>
-                <w:szCs w:val="24"/>
-              </w:rPr>
-              <w:t>Test: TC-View-02</w:t>
+              <w:t xml:space="preserve">Dashboard lists all published posts with </w:t>
+            </w:r>
+            <w:proofErr w:type="spellStart"/>
+            <w:proofErr w:type="gramStart"/>
+            <w:r>
+              <w:rPr>
+                <w:rFonts w:ascii="Arial" w:eastAsia="Arial" w:hAnsi="Arial" w:cs="Arial"/>
+                <w:sz w:val="24"/>
+                <w:szCs w:val="24"/>
+              </w:rPr>
+              <w:t>timestamps.</w:t>
+            </w:r>
+            <w:r>
+              <w:rPr>
+                <w:rFonts w:ascii="Arial" w:eastAsia="Arial" w:hAnsi="Arial" w:cs="Arial"/>
+                <w:sz w:val="24"/>
+                <w:szCs w:val="24"/>
+              </w:rPr>
+              <w:t>Test</w:t>
+            </w:r>
+            <w:proofErr w:type="spellEnd"/>
+            <w:proofErr w:type="gramEnd"/>
+            <w:r>
+              <w:rPr>
+                <w:rFonts w:ascii="Arial" w:eastAsia="Arial" w:hAnsi="Arial" w:cs="Arial"/>
+                <w:sz w:val="24"/>
+                <w:szCs w:val="24"/>
+              </w:rPr>
+              <w:t>: TC-View-02</w:t>
             </w:r>
           </w:p>
         </w:tc>
@@ -6802,8 +6862,18 @@
                 <w:sz w:val="24"/>
                 <w:szCs w:val="24"/>
               </w:rPr>
-              <w:t xml:space="preserve"> Test: TC-Post-04</w:t>
-            </w:r>
+              <w:t xml:space="preserve"> Test: TC-</w:t>
+            </w:r>
+            <w:proofErr w:type="gramStart"/>
+            <w:r>
+              <w:rPr>
+                <w:rFonts w:ascii="Arial" w:eastAsia="Arial" w:hAnsi="Arial" w:cs="Arial"/>
+                <w:sz w:val="24"/>
+                <w:szCs w:val="24"/>
+              </w:rPr>
+              <w:t>Post-04</w:t>
+            </w:r>
+            <w:proofErr w:type="gramEnd"/>
           </w:p>
         </w:tc>
         <w:tc>
@@ -8818,7 +8888,25 @@
                 <w:szCs w:val="24"/>
               </w:rPr>
               <w:lastRenderedPageBreak/>
-              <w:t>format (e.g., bcrypt/SHA-256) and never in plain text.</w:t>
+              <w:t xml:space="preserve">format (e.g., </w:t>
+            </w:r>
+            <w:proofErr w:type="spellStart"/>
+            <w:r>
+              <w:rPr>
+                <w:rFonts w:ascii="Arial" w:eastAsia="Arial" w:hAnsi="Arial" w:cs="Arial"/>
+                <w:sz w:val="24"/>
+                <w:szCs w:val="24"/>
+              </w:rPr>
+              <w:t>bcrypt</w:t>
+            </w:r>
+            <w:proofErr w:type="spellEnd"/>
+            <w:r>
+              <w:rPr>
+                <w:rFonts w:ascii="Arial" w:eastAsia="Arial" w:hAnsi="Arial" w:cs="Arial"/>
+                <w:sz w:val="24"/>
+                <w:szCs w:val="24"/>
+              </w:rPr>
+              <w:t>/SHA-256) and never in plain text.</w:t>
             </w:r>
           </w:p>
         </w:tc>
@@ -9930,4396 +10018,4591 @@
       </w:r>
     </w:p>
     <w:p/>
-    <w:sdt>
-      <w:sdtPr>
-        <w:tag w:val="goog_rdk_4"/>
-        <w:id w:val="-362025411"/>
-        <w:lock w:val="contentLocked"/>
-      </w:sdtPr>
-      <w:sdtContent>
-        <w:tbl>
-          <w:tblPr>
-            <w:tblStyle w:val="ac"/>
-            <w:tblW w:w="8640" w:type="dxa"/>
-            <w:tblBorders>
-              <w:top w:val="single" w:sz="8" w:space="0" w:color="000000"/>
-              <w:left w:val="single" w:sz="8" w:space="0" w:color="000000"/>
-              <w:bottom w:val="single" w:sz="8" w:space="0" w:color="000000"/>
-              <w:right w:val="single" w:sz="8" w:space="0" w:color="000000"/>
-              <w:insideH w:val="single" w:sz="8" w:space="0" w:color="000000"/>
-              <w:insideV w:val="single" w:sz="8" w:space="0" w:color="000000"/>
-            </w:tblBorders>
-            <w:tblLayout w:type="fixed"/>
-            <w:tblLook w:val="0600" w:firstRow="0" w:lastRow="0" w:firstColumn="0" w:lastColumn="0" w:noHBand="1" w:noVBand="1"/>
-          </w:tblPr>
-          <w:tblGrid>
-            <w:gridCol w:w="1235"/>
-            <w:gridCol w:w="1235"/>
-            <w:gridCol w:w="1234"/>
-            <w:gridCol w:w="1234"/>
-            <w:gridCol w:w="1234"/>
-            <w:gridCol w:w="1234"/>
-            <w:gridCol w:w="1234"/>
-          </w:tblGrid>
-          <w:tr>
-            <w:tc>
-              <w:tcPr>
-                <w:tcW w:w="1234" w:type="dxa"/>
-              </w:tcPr>
-              <w:p>
-                <w:pPr>
-                  <w:spacing w:after="0" w:line="240" w:lineRule="auto"/>
-                  <w:rPr>
-                    <w:rFonts w:ascii="Arial" w:eastAsia="Arial" w:hAnsi="Arial" w:cs="Arial"/>
-                    <w:sz w:val="24"/>
-                    <w:szCs w:val="24"/>
-                  </w:rPr>
-                </w:pPr>
-                <w:r>
-                  <w:rPr>
-                    <w:rFonts w:ascii="Arial" w:eastAsia="Arial" w:hAnsi="Arial" w:cs="Arial"/>
-                    <w:sz w:val="24"/>
-                    <w:szCs w:val="24"/>
-                  </w:rPr>
-                  <w:t>Req ID</w:t>
-                </w:r>
-              </w:p>
-            </w:tc>
-            <w:tc>
-              <w:tcPr>
-                <w:tcW w:w="1234" w:type="dxa"/>
-              </w:tcPr>
-              <w:p>
-                <w:pPr>
-                  <w:spacing w:after="0" w:line="240" w:lineRule="auto"/>
-                  <w:rPr>
-                    <w:rFonts w:ascii="Arial" w:eastAsia="Arial" w:hAnsi="Arial" w:cs="Arial"/>
-                    <w:sz w:val="24"/>
-                    <w:szCs w:val="24"/>
-                  </w:rPr>
-                </w:pPr>
-                <w:r>
-                  <w:rPr>
-                    <w:rFonts w:ascii="Arial" w:eastAsia="Arial" w:hAnsi="Arial" w:cs="Arial"/>
-                    <w:sz w:val="24"/>
-                    <w:szCs w:val="24"/>
-                  </w:rPr>
-                  <w:t>Requirement short</w:t>
-                </w:r>
-              </w:p>
-            </w:tc>
-            <w:tc>
-              <w:tcPr>
-                <w:tcW w:w="1234" w:type="dxa"/>
-              </w:tcPr>
-              <w:p>
-                <w:pPr>
-                  <w:spacing w:after="0" w:line="240" w:lineRule="auto"/>
-                  <w:rPr>
-                    <w:rFonts w:ascii="Arial" w:eastAsia="Arial" w:hAnsi="Arial" w:cs="Arial"/>
-                    <w:sz w:val="24"/>
-                    <w:szCs w:val="24"/>
-                  </w:rPr>
-                </w:pPr>
-                <w:r>
-                  <w:rPr>
-                    <w:rFonts w:ascii="Arial" w:eastAsia="Arial" w:hAnsi="Arial" w:cs="Arial"/>
-                    <w:sz w:val="24"/>
-                    <w:szCs w:val="24"/>
-                  </w:rPr>
-                  <w:t>Section ref / Design Spec</w:t>
-                </w:r>
-              </w:p>
-            </w:tc>
-            <w:tc>
-              <w:tcPr>
-                <w:tcW w:w="1234" w:type="dxa"/>
-              </w:tcPr>
-              <w:p>
-                <w:pPr>
-                  <w:spacing w:after="0" w:line="240" w:lineRule="auto"/>
-                  <w:rPr>
-                    <w:rFonts w:ascii="Arial" w:eastAsia="Arial" w:hAnsi="Arial" w:cs="Arial"/>
-                    <w:sz w:val="24"/>
-                    <w:szCs w:val="24"/>
-                  </w:rPr>
-                </w:pPr>
-                <w:r>
-                  <w:rPr>
-                    <w:rFonts w:ascii="Arial" w:eastAsia="Arial" w:hAnsi="Arial" w:cs="Arial"/>
-                    <w:sz w:val="24"/>
-                    <w:szCs w:val="24"/>
-                  </w:rPr>
-                  <w:t>Module</w:t>
-                </w:r>
-              </w:p>
-            </w:tc>
-            <w:tc>
-              <w:tcPr>
-                <w:tcW w:w="1234" w:type="dxa"/>
-              </w:tcPr>
-              <w:p>
-                <w:pPr>
-                  <w:spacing w:after="0" w:line="240" w:lineRule="auto"/>
-                  <w:rPr>
-                    <w:rFonts w:ascii="Arial" w:eastAsia="Arial" w:hAnsi="Arial" w:cs="Arial"/>
-                    <w:sz w:val="24"/>
-                    <w:szCs w:val="24"/>
-                  </w:rPr>
-                </w:pPr>
-                <w:r>
-                  <w:rPr>
-                    <w:rFonts w:ascii="Arial" w:eastAsia="Arial" w:hAnsi="Arial" w:cs="Arial"/>
-                    <w:sz w:val="24"/>
-                    <w:szCs w:val="24"/>
-                  </w:rPr>
-                  <w:t>Test case(s)</w:t>
-                </w:r>
-              </w:p>
-            </w:tc>
-            <w:tc>
-              <w:tcPr>
-                <w:tcW w:w="1234" w:type="dxa"/>
-              </w:tcPr>
-              <w:p>
-                <w:pPr>
-                  <w:spacing w:after="0" w:line="240" w:lineRule="auto"/>
-                  <w:rPr>
-                    <w:rFonts w:ascii="Arial" w:eastAsia="Arial" w:hAnsi="Arial" w:cs="Arial"/>
-                    <w:sz w:val="24"/>
-                    <w:szCs w:val="24"/>
-                  </w:rPr>
-                </w:pPr>
-                <w:r>
-                  <w:rPr>
-                    <w:rFonts w:ascii="Arial" w:eastAsia="Arial" w:hAnsi="Arial" w:cs="Arial"/>
-                    <w:sz w:val="24"/>
-                    <w:szCs w:val="24"/>
-                  </w:rPr>
-                  <w:t>Status (N/P/A)</w:t>
-                </w:r>
-              </w:p>
-            </w:tc>
-            <w:tc>
-              <w:tcPr>
-                <w:tcW w:w="1234" w:type="dxa"/>
-              </w:tcPr>
-              <w:p>
-                <w:pPr>
-                  <w:spacing w:after="0" w:line="240" w:lineRule="auto"/>
-                  <w:rPr>
-                    <w:rFonts w:ascii="Arial" w:eastAsia="Arial" w:hAnsi="Arial" w:cs="Arial"/>
-                    <w:sz w:val="24"/>
-                    <w:szCs w:val="24"/>
-                  </w:rPr>
-                </w:pPr>
-                <w:r>
-                  <w:rPr>
-                    <w:rFonts w:ascii="Arial" w:eastAsia="Arial" w:hAnsi="Arial" w:cs="Arial"/>
-                    <w:sz w:val="24"/>
-                    <w:szCs w:val="24"/>
-                  </w:rPr>
-                  <w:t>Comments</w:t>
-                </w:r>
-              </w:p>
-            </w:tc>
-          </w:tr>
-          <w:tr>
-            <w:tc>
-              <w:tcPr>
-                <w:tcW w:w="1234" w:type="dxa"/>
-              </w:tcPr>
-              <w:p>
-                <w:pPr>
-                  <w:spacing w:after="0" w:line="240" w:lineRule="auto"/>
-                </w:pPr>
-                <w:r>
-                  <w:t>SMMS-F-001</w:t>
-                </w:r>
-              </w:p>
-            </w:tc>
-            <w:tc>
-              <w:tcPr>
-                <w:tcW w:w="1234" w:type="dxa"/>
-              </w:tcPr>
-              <w:p>
-                <w:pPr>
-                  <w:spacing w:after="0" w:line="240" w:lineRule="auto"/>
-                </w:pPr>
-                <w:r>
-                  <w:t>User registration</w:t>
-                </w:r>
-              </w:p>
-            </w:tc>
-            <w:tc>
-              <w:tcPr>
-                <w:tcW w:w="1234" w:type="dxa"/>
-              </w:tcPr>
-              <w:p>
-                <w:pPr>
-                  <w:spacing w:after="0" w:line="240" w:lineRule="auto"/>
-                </w:pPr>
-                <w:r>
-                  <w:t>4.1 / DS-Auth-01</w:t>
-                </w:r>
-              </w:p>
-            </w:tc>
-            <w:tc>
-              <w:tcPr>
-                <w:tcW w:w="1234" w:type="dxa"/>
-              </w:tcPr>
-              <w:p>
-                <w:pPr>
-                  <w:spacing w:after="0" w:line="240" w:lineRule="auto"/>
-                </w:pPr>
-                <w:r>
-                  <w:t>Auth Module</w:t>
-                </w:r>
-              </w:p>
-            </w:tc>
-            <w:tc>
-              <w:tcPr>
-                <w:tcW w:w="1234" w:type="dxa"/>
-              </w:tcPr>
-              <w:p>
-                <w:pPr>
-                  <w:spacing w:after="0" w:line="240" w:lineRule="auto"/>
-                </w:pPr>
-                <w:r>
-                  <w:t>TC-Auth-01</w:t>
-                </w:r>
-              </w:p>
-            </w:tc>
-            <w:tc>
-              <w:tcPr>
-                <w:tcW w:w="1234" w:type="dxa"/>
-              </w:tcPr>
-              <w:p>
-                <w:pPr>
-                  <w:spacing w:after="0" w:line="240" w:lineRule="auto"/>
-                </w:pPr>
-                <w:r>
-                  <w:t>N</w:t>
-                </w:r>
-              </w:p>
-            </w:tc>
-            <w:tc>
-              <w:tcPr>
-                <w:tcW w:w="1234" w:type="dxa"/>
-              </w:tcPr>
-              <w:p>
-                <w:pPr>
-                  <w:spacing w:after="0" w:line="240" w:lineRule="auto"/>
-                </w:pPr>
-                <w:r>
-                  <w:t>Requires DB</w:t>
-                </w:r>
-              </w:p>
-            </w:tc>
-          </w:tr>
-          <w:tr>
-            <w:tc>
-              <w:tcPr>
-                <w:tcW w:w="1234" w:type="dxa"/>
-                <w:tcMar>
-                  <w:top w:w="100" w:type="dxa"/>
-                  <w:left w:w="100" w:type="dxa"/>
-                  <w:bottom w:w="100" w:type="dxa"/>
-                  <w:right w:w="100" w:type="dxa"/>
-                </w:tcMar>
-              </w:tcPr>
-              <w:p>
-                <w:pPr>
-                  <w:widowControl w:val="0"/>
-                  <w:pBdr>
-                    <w:top w:val="nil"/>
-                    <w:left w:val="nil"/>
-                    <w:bottom w:val="nil"/>
-                    <w:right w:val="nil"/>
-                    <w:between w:val="nil"/>
-                  </w:pBdr>
-                  <w:spacing w:after="0" w:line="240" w:lineRule="auto"/>
-                </w:pPr>
-                <w:r>
-                  <w:t>SMMS-F-0002</w:t>
-                </w:r>
-              </w:p>
-            </w:tc>
-            <w:tc>
-              <w:tcPr>
-                <w:tcW w:w="1234" w:type="dxa"/>
-                <w:tcMar>
-                  <w:top w:w="100" w:type="dxa"/>
-                  <w:left w:w="100" w:type="dxa"/>
-                  <w:bottom w:w="100" w:type="dxa"/>
-                  <w:right w:w="100" w:type="dxa"/>
-                </w:tcMar>
-              </w:tcPr>
-              <w:p>
-                <w:pPr>
-                  <w:widowControl w:val="0"/>
-                  <w:pBdr>
-                    <w:top w:val="nil"/>
-                    <w:left w:val="nil"/>
-                    <w:bottom w:val="nil"/>
-                    <w:right w:val="nil"/>
-                    <w:between w:val="nil"/>
-                  </w:pBdr>
-                  <w:spacing w:after="0" w:line="240" w:lineRule="auto"/>
-                </w:pPr>
-                <w:r>
-                  <w:t>User login</w:t>
-                </w:r>
-              </w:p>
-            </w:tc>
-            <w:tc>
-              <w:tcPr>
-                <w:tcW w:w="1234" w:type="dxa"/>
-                <w:tcMar>
-                  <w:top w:w="100" w:type="dxa"/>
-                  <w:left w:w="100" w:type="dxa"/>
-                  <w:bottom w:w="100" w:type="dxa"/>
-                  <w:right w:w="100" w:type="dxa"/>
-                </w:tcMar>
-              </w:tcPr>
-              <w:p>
-                <w:pPr>
-                  <w:widowControl w:val="0"/>
-                  <w:pBdr>
-                    <w:top w:val="nil"/>
-                    <w:left w:val="nil"/>
-                    <w:bottom w:val="nil"/>
-                    <w:right w:val="nil"/>
-                    <w:between w:val="nil"/>
-                  </w:pBdr>
-                  <w:spacing w:after="0" w:line="240" w:lineRule="auto"/>
-                </w:pPr>
-                <w:r>
-                  <w:t>4.1 / DS-Auth-02</w:t>
-                </w:r>
-              </w:p>
-            </w:tc>
-            <w:tc>
-              <w:tcPr>
-                <w:tcW w:w="1234" w:type="dxa"/>
-                <w:tcMar>
-                  <w:top w:w="100" w:type="dxa"/>
-                  <w:left w:w="100" w:type="dxa"/>
-                  <w:bottom w:w="100" w:type="dxa"/>
-                  <w:right w:w="100" w:type="dxa"/>
-                </w:tcMar>
-              </w:tcPr>
-              <w:p>
-                <w:pPr>
-                  <w:widowControl w:val="0"/>
-                  <w:pBdr>
-                    <w:top w:val="nil"/>
-                    <w:left w:val="nil"/>
-                    <w:bottom w:val="nil"/>
-                    <w:right w:val="nil"/>
-                    <w:between w:val="nil"/>
-                  </w:pBdr>
-                  <w:spacing w:after="0" w:line="240" w:lineRule="auto"/>
-                </w:pPr>
-                <w:r>
-                  <w:t>Auth Module</w:t>
-                </w:r>
-              </w:p>
-            </w:tc>
-            <w:tc>
-              <w:tcPr>
-                <w:tcW w:w="1234" w:type="dxa"/>
-                <w:tcMar>
-                  <w:top w:w="100" w:type="dxa"/>
-                  <w:left w:w="100" w:type="dxa"/>
-                  <w:bottom w:w="100" w:type="dxa"/>
-                  <w:right w:w="100" w:type="dxa"/>
-                </w:tcMar>
-              </w:tcPr>
-              <w:p>
-                <w:pPr>
-                  <w:widowControl w:val="0"/>
-                  <w:pBdr>
-                    <w:top w:val="nil"/>
-                    <w:left w:val="nil"/>
-                    <w:bottom w:val="nil"/>
-                    <w:right w:val="nil"/>
-                    <w:between w:val="nil"/>
-                  </w:pBdr>
-                  <w:spacing w:after="0" w:line="240" w:lineRule="auto"/>
-                </w:pPr>
-                <w:r>
-                  <w:t>TC-Auth-02</w:t>
-                </w:r>
-              </w:p>
-            </w:tc>
-            <w:tc>
-              <w:tcPr>
-                <w:tcW w:w="1234" w:type="dxa"/>
-                <w:tcMar>
-                  <w:top w:w="100" w:type="dxa"/>
-                  <w:left w:w="100" w:type="dxa"/>
-                  <w:bottom w:w="100" w:type="dxa"/>
-                  <w:right w:w="100" w:type="dxa"/>
-                </w:tcMar>
-              </w:tcPr>
-              <w:p>
-                <w:pPr>
-                  <w:spacing w:after="0" w:line="240" w:lineRule="auto"/>
-                </w:pPr>
-                <w:r>
-                  <w:t>N</w:t>
-                </w:r>
-              </w:p>
-            </w:tc>
-            <w:tc>
-              <w:tcPr>
-                <w:tcW w:w="1234" w:type="dxa"/>
-                <w:tcMar>
-                  <w:top w:w="100" w:type="dxa"/>
-                  <w:left w:w="100" w:type="dxa"/>
-                  <w:bottom w:w="100" w:type="dxa"/>
-                  <w:right w:w="100" w:type="dxa"/>
-                </w:tcMar>
-              </w:tcPr>
-              <w:p>
-                <w:pPr>
-                  <w:widowControl w:val="0"/>
-                  <w:pBdr>
-                    <w:top w:val="nil"/>
-                    <w:left w:val="nil"/>
-                    <w:bottom w:val="nil"/>
-                    <w:right w:val="nil"/>
-                    <w:between w:val="nil"/>
-                  </w:pBdr>
-                  <w:spacing w:after="0" w:line="240" w:lineRule="auto"/>
-                </w:pPr>
-                <w:r>
-                  <w:t>Depends on F-001</w:t>
-                </w:r>
-              </w:p>
-            </w:tc>
-          </w:tr>
-          <w:tr>
-            <w:tc>
-              <w:tcPr>
-                <w:tcW w:w="1234" w:type="dxa"/>
-                <w:tcMar>
-                  <w:top w:w="100" w:type="dxa"/>
-                  <w:left w:w="100" w:type="dxa"/>
-                  <w:bottom w:w="100" w:type="dxa"/>
-                  <w:right w:w="100" w:type="dxa"/>
-                </w:tcMar>
-              </w:tcPr>
-              <w:p>
-                <w:pPr>
-                  <w:widowControl w:val="0"/>
-                  <w:spacing w:after="0" w:line="240" w:lineRule="auto"/>
-                </w:pPr>
-                <w:r>
-                  <w:t>SMMS-F-0003</w:t>
-                </w:r>
-              </w:p>
-            </w:tc>
-            <w:tc>
-              <w:tcPr>
-                <w:tcW w:w="1234" w:type="dxa"/>
-                <w:tcMar>
-                  <w:top w:w="100" w:type="dxa"/>
-                  <w:left w:w="100" w:type="dxa"/>
-                  <w:bottom w:w="100" w:type="dxa"/>
-                  <w:right w:w="100" w:type="dxa"/>
-                </w:tcMar>
-              </w:tcPr>
-              <w:p>
-                <w:pPr>
-                  <w:widowControl w:val="0"/>
-                  <w:pBdr>
-                    <w:top w:val="nil"/>
-                    <w:left w:val="nil"/>
-                    <w:bottom w:val="nil"/>
-                    <w:right w:val="nil"/>
-                    <w:between w:val="nil"/>
-                  </w:pBdr>
-                  <w:spacing w:after="0" w:line="240" w:lineRule="auto"/>
-                </w:pPr>
-                <w:r>
-                  <w:t>Password hashing</w:t>
-                </w:r>
-              </w:p>
-            </w:tc>
-            <w:tc>
-              <w:tcPr>
-                <w:tcW w:w="1234" w:type="dxa"/>
-                <w:tcMar>
-                  <w:top w:w="100" w:type="dxa"/>
-                  <w:left w:w="100" w:type="dxa"/>
-                  <w:bottom w:w="100" w:type="dxa"/>
-                  <w:right w:w="100" w:type="dxa"/>
-                </w:tcMar>
-              </w:tcPr>
-              <w:p>
-                <w:pPr>
-                  <w:widowControl w:val="0"/>
-                  <w:pBdr>
-                    <w:top w:val="nil"/>
-                    <w:left w:val="nil"/>
-                    <w:bottom w:val="nil"/>
-                    <w:right w:val="nil"/>
-                    <w:between w:val="nil"/>
-                  </w:pBdr>
-                  <w:spacing w:after="0" w:line="240" w:lineRule="auto"/>
-                </w:pPr>
-                <w:r>
-                  <w:t>4.1 / DS-Auth-03</w:t>
-                </w:r>
-              </w:p>
-            </w:tc>
-            <w:tc>
-              <w:tcPr>
-                <w:tcW w:w="1234" w:type="dxa"/>
-                <w:tcMar>
-                  <w:top w:w="100" w:type="dxa"/>
-                  <w:left w:w="100" w:type="dxa"/>
-                  <w:bottom w:w="100" w:type="dxa"/>
-                  <w:right w:w="100" w:type="dxa"/>
-                </w:tcMar>
-              </w:tcPr>
-              <w:p>
-                <w:pPr>
-                  <w:widowControl w:val="0"/>
-                  <w:pBdr>
-                    <w:top w:val="nil"/>
-                    <w:left w:val="nil"/>
-                    <w:bottom w:val="nil"/>
-                    <w:right w:val="nil"/>
-                    <w:between w:val="nil"/>
-                  </w:pBdr>
-                  <w:spacing w:after="0" w:line="240" w:lineRule="auto"/>
-                </w:pPr>
-                <w:r>
-                  <w:t>Security Layer</w:t>
-                </w:r>
-              </w:p>
-            </w:tc>
-            <w:tc>
-              <w:tcPr>
-                <w:tcW w:w="1234" w:type="dxa"/>
-                <w:tcMar>
-                  <w:top w:w="100" w:type="dxa"/>
-                  <w:left w:w="100" w:type="dxa"/>
-                  <w:bottom w:w="100" w:type="dxa"/>
-                  <w:right w:w="100" w:type="dxa"/>
-                </w:tcMar>
-              </w:tcPr>
-              <w:p>
-                <w:pPr>
-                  <w:widowControl w:val="0"/>
-                  <w:pBdr>
-                    <w:top w:val="nil"/>
-                    <w:left w:val="nil"/>
-                    <w:bottom w:val="nil"/>
-                    <w:right w:val="nil"/>
-                    <w:between w:val="nil"/>
-                  </w:pBdr>
-                  <w:spacing w:after="0" w:line="240" w:lineRule="auto"/>
-                </w:pPr>
-                <w:r>
-                  <w:t>TC-Sec-01</w:t>
-                </w:r>
-              </w:p>
-            </w:tc>
-            <w:tc>
-              <w:tcPr>
-                <w:tcW w:w="1234" w:type="dxa"/>
-                <w:tcMar>
-                  <w:top w:w="100" w:type="dxa"/>
-                  <w:left w:w="100" w:type="dxa"/>
-                  <w:bottom w:w="100" w:type="dxa"/>
-                  <w:right w:w="100" w:type="dxa"/>
-                </w:tcMar>
-              </w:tcPr>
-              <w:p>
-                <w:pPr>
-                  <w:spacing w:after="0" w:line="240" w:lineRule="auto"/>
-                </w:pPr>
-                <w:r>
-                  <w:t>N</w:t>
-                </w:r>
-              </w:p>
-            </w:tc>
-            <w:tc>
-              <w:tcPr>
-                <w:tcW w:w="1234" w:type="dxa"/>
-                <w:tcMar>
-                  <w:top w:w="100" w:type="dxa"/>
-                  <w:left w:w="100" w:type="dxa"/>
-                  <w:bottom w:w="100" w:type="dxa"/>
-                  <w:right w:w="100" w:type="dxa"/>
-                </w:tcMar>
-              </w:tcPr>
-              <w:p>
-                <w:pPr>
-                  <w:widowControl w:val="0"/>
-                  <w:pBdr>
-                    <w:top w:val="nil"/>
-                    <w:left w:val="nil"/>
-                    <w:bottom w:val="nil"/>
-                    <w:right w:val="nil"/>
-                    <w:between w:val="nil"/>
-                  </w:pBdr>
-                  <w:spacing w:after="0" w:line="240" w:lineRule="auto"/>
-                </w:pPr>
-                <w:r>
-                  <w:t>Requires hashing lib</w:t>
-                </w:r>
-              </w:p>
-            </w:tc>
-          </w:tr>
-          <w:tr>
-            <w:tc>
-              <w:tcPr>
-                <w:tcW w:w="1234" w:type="dxa"/>
-                <w:tcMar>
-                  <w:top w:w="100" w:type="dxa"/>
-                  <w:left w:w="100" w:type="dxa"/>
-                  <w:bottom w:w="100" w:type="dxa"/>
-                  <w:right w:w="100" w:type="dxa"/>
-                </w:tcMar>
-              </w:tcPr>
-              <w:p>
-                <w:pPr>
-                  <w:widowControl w:val="0"/>
-                  <w:spacing w:after="0" w:line="240" w:lineRule="auto"/>
-                </w:pPr>
-                <w:r>
-                  <w:lastRenderedPageBreak/>
-                  <w:t>SMMS-F-0004</w:t>
-                </w:r>
-              </w:p>
-            </w:tc>
-            <w:tc>
-              <w:tcPr>
-                <w:tcW w:w="1234" w:type="dxa"/>
-                <w:tcMar>
-                  <w:top w:w="100" w:type="dxa"/>
-                  <w:left w:w="100" w:type="dxa"/>
-                  <w:bottom w:w="100" w:type="dxa"/>
-                  <w:right w:w="100" w:type="dxa"/>
-                </w:tcMar>
-              </w:tcPr>
-              <w:p>
-                <w:pPr>
-                  <w:widowControl w:val="0"/>
-                  <w:pBdr>
-                    <w:top w:val="nil"/>
-                    <w:left w:val="nil"/>
-                    <w:bottom w:val="nil"/>
-                    <w:right w:val="nil"/>
-                    <w:between w:val="nil"/>
-                  </w:pBdr>
-                  <w:spacing w:after="0" w:line="240" w:lineRule="auto"/>
-                </w:pPr>
-                <w:r>
-                  <w:t>Role-based access</w:t>
-                </w:r>
-              </w:p>
-            </w:tc>
-            <w:tc>
-              <w:tcPr>
-                <w:tcW w:w="1234" w:type="dxa"/>
-                <w:tcMar>
-                  <w:top w:w="100" w:type="dxa"/>
-                  <w:left w:w="100" w:type="dxa"/>
-                  <w:bottom w:w="100" w:type="dxa"/>
-                  <w:right w:w="100" w:type="dxa"/>
-                </w:tcMar>
-              </w:tcPr>
-              <w:p>
-                <w:pPr>
-                  <w:widowControl w:val="0"/>
-                  <w:pBdr>
-                    <w:top w:val="nil"/>
-                    <w:left w:val="nil"/>
-                    <w:bottom w:val="nil"/>
-                    <w:right w:val="nil"/>
-                    <w:between w:val="nil"/>
-                  </w:pBdr>
-                  <w:spacing w:after="0" w:line="240" w:lineRule="auto"/>
-                </w:pPr>
-                <w:r>
-                  <w:t>4.1 / DS-RBAC-01</w:t>
-                </w:r>
-              </w:p>
-            </w:tc>
-            <w:tc>
-              <w:tcPr>
-                <w:tcW w:w="1234" w:type="dxa"/>
-                <w:tcMar>
-                  <w:top w:w="100" w:type="dxa"/>
-                  <w:left w:w="100" w:type="dxa"/>
-                  <w:bottom w:w="100" w:type="dxa"/>
-                  <w:right w:w="100" w:type="dxa"/>
-                </w:tcMar>
-              </w:tcPr>
-              <w:p>
-                <w:pPr>
-                  <w:widowControl w:val="0"/>
-                  <w:pBdr>
-                    <w:top w:val="nil"/>
-                    <w:left w:val="nil"/>
-                    <w:bottom w:val="nil"/>
-                    <w:right w:val="nil"/>
-                    <w:between w:val="nil"/>
-                  </w:pBdr>
-                  <w:spacing w:after="0" w:line="240" w:lineRule="auto"/>
-                </w:pPr>
-                <w:r>
-                  <w:t>RBAC Module</w:t>
-                </w:r>
-              </w:p>
-            </w:tc>
-            <w:tc>
-              <w:tcPr>
-                <w:tcW w:w="1234" w:type="dxa"/>
-                <w:tcMar>
-                  <w:top w:w="100" w:type="dxa"/>
-                  <w:left w:w="100" w:type="dxa"/>
-                  <w:bottom w:w="100" w:type="dxa"/>
-                  <w:right w:w="100" w:type="dxa"/>
-                </w:tcMar>
-              </w:tcPr>
-              <w:p>
-                <w:pPr>
-                  <w:widowControl w:val="0"/>
-                  <w:pBdr>
-                    <w:top w:val="nil"/>
-                    <w:left w:val="nil"/>
-                    <w:bottom w:val="nil"/>
-                    <w:right w:val="nil"/>
-                    <w:between w:val="nil"/>
-                  </w:pBdr>
-                  <w:spacing w:after="0" w:line="240" w:lineRule="auto"/>
-                </w:pPr>
-                <w:r>
-                  <w:t>TC-RBAC-01</w:t>
-                </w:r>
-              </w:p>
-            </w:tc>
-            <w:tc>
-              <w:tcPr>
-                <w:tcW w:w="1234" w:type="dxa"/>
-                <w:tcMar>
-                  <w:top w:w="100" w:type="dxa"/>
-                  <w:left w:w="100" w:type="dxa"/>
-                  <w:bottom w:w="100" w:type="dxa"/>
-                  <w:right w:w="100" w:type="dxa"/>
-                </w:tcMar>
-              </w:tcPr>
-              <w:p>
-                <w:pPr>
-                  <w:spacing w:after="0" w:line="240" w:lineRule="auto"/>
-                </w:pPr>
-                <w:r>
-                  <w:t>N</w:t>
-                </w:r>
-              </w:p>
-            </w:tc>
-            <w:tc>
-              <w:tcPr>
-                <w:tcW w:w="1234" w:type="dxa"/>
-                <w:tcMar>
-                  <w:top w:w="100" w:type="dxa"/>
-                  <w:left w:w="100" w:type="dxa"/>
-                  <w:bottom w:w="100" w:type="dxa"/>
-                  <w:right w:w="100" w:type="dxa"/>
-                </w:tcMar>
-              </w:tcPr>
-              <w:p>
-                <w:pPr>
-                  <w:widowControl w:val="0"/>
-                  <w:pBdr>
-                    <w:top w:val="nil"/>
-                    <w:left w:val="nil"/>
-                    <w:bottom w:val="nil"/>
-                    <w:right w:val="nil"/>
-                    <w:between w:val="nil"/>
-                  </w:pBdr>
-                  <w:spacing w:after="0" w:line="240" w:lineRule="auto"/>
-                </w:pPr>
-                <w:r>
-                  <w:t>Admin/User roles</w:t>
-                </w:r>
-              </w:p>
-            </w:tc>
-          </w:tr>
-          <w:tr>
-            <w:tc>
-              <w:tcPr>
-                <w:tcW w:w="1234" w:type="dxa"/>
-                <w:tcMar>
-                  <w:top w:w="100" w:type="dxa"/>
-                  <w:left w:w="100" w:type="dxa"/>
-                  <w:bottom w:w="100" w:type="dxa"/>
-                  <w:right w:w="100" w:type="dxa"/>
-                </w:tcMar>
-              </w:tcPr>
-              <w:p>
-                <w:pPr>
-                  <w:widowControl w:val="0"/>
-                  <w:spacing w:after="0" w:line="240" w:lineRule="auto"/>
-                </w:pPr>
-                <w:r>
-                  <w:t>SMMS-F-0005</w:t>
-                </w:r>
-              </w:p>
-            </w:tc>
-            <w:tc>
-              <w:tcPr>
-                <w:tcW w:w="1234" w:type="dxa"/>
-                <w:tcMar>
-                  <w:top w:w="100" w:type="dxa"/>
-                  <w:left w:w="100" w:type="dxa"/>
-                  <w:bottom w:w="100" w:type="dxa"/>
-                  <w:right w:w="100" w:type="dxa"/>
-                </w:tcMar>
-              </w:tcPr>
-              <w:p>
-                <w:pPr>
-                  <w:widowControl w:val="0"/>
-                  <w:pBdr>
-                    <w:top w:val="nil"/>
-                    <w:left w:val="nil"/>
-                    <w:bottom w:val="nil"/>
-                    <w:right w:val="nil"/>
-                    <w:between w:val="nil"/>
-                  </w:pBdr>
-                  <w:spacing w:after="0" w:line="240" w:lineRule="auto"/>
-                </w:pPr>
-                <w:r>
-                  <w:t>Create post (text)</w:t>
-                </w:r>
-              </w:p>
-            </w:tc>
-            <w:tc>
-              <w:tcPr>
-                <w:tcW w:w="1234" w:type="dxa"/>
-                <w:tcMar>
-                  <w:top w:w="100" w:type="dxa"/>
-                  <w:left w:w="100" w:type="dxa"/>
-                  <w:bottom w:w="100" w:type="dxa"/>
-                  <w:right w:w="100" w:type="dxa"/>
-                </w:tcMar>
-              </w:tcPr>
-              <w:p>
-                <w:pPr>
-                  <w:widowControl w:val="0"/>
-                  <w:pBdr>
-                    <w:top w:val="nil"/>
-                    <w:left w:val="nil"/>
-                    <w:bottom w:val="nil"/>
-                    <w:right w:val="nil"/>
-                    <w:between w:val="nil"/>
-                  </w:pBdr>
-                  <w:spacing w:after="0" w:line="240" w:lineRule="auto"/>
-                </w:pPr>
-                <w:r>
-                  <w:t>4.2 / DS-Post-01</w:t>
-                </w:r>
-              </w:p>
-            </w:tc>
-            <w:tc>
-              <w:tcPr>
-                <w:tcW w:w="1234" w:type="dxa"/>
-                <w:tcMar>
-                  <w:top w:w="100" w:type="dxa"/>
-                  <w:left w:w="100" w:type="dxa"/>
-                  <w:bottom w:w="100" w:type="dxa"/>
-                  <w:right w:w="100" w:type="dxa"/>
-                </w:tcMar>
-              </w:tcPr>
-              <w:p>
-                <w:pPr>
-                  <w:widowControl w:val="0"/>
-                  <w:pBdr>
-                    <w:top w:val="nil"/>
-                    <w:left w:val="nil"/>
-                    <w:bottom w:val="nil"/>
-                    <w:right w:val="nil"/>
-                    <w:between w:val="nil"/>
-                  </w:pBdr>
-                  <w:spacing w:after="0" w:line="240" w:lineRule="auto"/>
-                </w:pPr>
-                <w:r>
-                  <w:t>Post Module</w:t>
-                </w:r>
-              </w:p>
-            </w:tc>
-            <w:tc>
-              <w:tcPr>
-                <w:tcW w:w="1234" w:type="dxa"/>
-                <w:tcMar>
-                  <w:top w:w="100" w:type="dxa"/>
-                  <w:left w:w="100" w:type="dxa"/>
-                  <w:bottom w:w="100" w:type="dxa"/>
-                  <w:right w:w="100" w:type="dxa"/>
-                </w:tcMar>
-              </w:tcPr>
-              <w:p>
-                <w:pPr>
-                  <w:widowControl w:val="0"/>
-                  <w:pBdr>
-                    <w:top w:val="nil"/>
-                    <w:left w:val="nil"/>
-                    <w:bottom w:val="nil"/>
-                    <w:right w:val="nil"/>
-                    <w:between w:val="nil"/>
-                  </w:pBdr>
-                  <w:spacing w:after="0" w:line="240" w:lineRule="auto"/>
-                </w:pPr>
-                <w:r>
-                  <w:t>TC-Post-01</w:t>
-                </w:r>
-              </w:p>
-            </w:tc>
-            <w:tc>
-              <w:tcPr>
-                <w:tcW w:w="1234" w:type="dxa"/>
-                <w:tcMar>
-                  <w:top w:w="100" w:type="dxa"/>
-                  <w:left w:w="100" w:type="dxa"/>
-                  <w:bottom w:w="100" w:type="dxa"/>
-                  <w:right w:w="100" w:type="dxa"/>
-                </w:tcMar>
-              </w:tcPr>
-              <w:p>
-                <w:pPr>
-                  <w:spacing w:after="0" w:line="240" w:lineRule="auto"/>
-                </w:pPr>
-                <w:r>
-                  <w:t>N</w:t>
-                </w:r>
-              </w:p>
-            </w:tc>
-            <w:tc>
-              <w:tcPr>
-                <w:tcW w:w="1234" w:type="dxa"/>
-                <w:tcMar>
-                  <w:top w:w="100" w:type="dxa"/>
-                  <w:left w:w="100" w:type="dxa"/>
-                  <w:bottom w:w="100" w:type="dxa"/>
-                  <w:right w:w="100" w:type="dxa"/>
-                </w:tcMar>
-              </w:tcPr>
-              <w:p>
-                <w:pPr>
-                  <w:widowControl w:val="0"/>
-                  <w:pBdr>
-                    <w:top w:val="nil"/>
-                    <w:left w:val="nil"/>
-                    <w:bottom w:val="nil"/>
-                    <w:right w:val="nil"/>
-                    <w:between w:val="nil"/>
-                  </w:pBdr>
-                  <w:spacing w:after="0" w:line="240" w:lineRule="auto"/>
-                </w:pPr>
-                <w:r>
-                  <w:t>Basic CRUD</w:t>
-                </w:r>
-              </w:p>
-            </w:tc>
-          </w:tr>
-          <w:tr>
-            <w:tc>
-              <w:tcPr>
-                <w:tcW w:w="1234" w:type="dxa"/>
-                <w:tcMar>
-                  <w:top w:w="100" w:type="dxa"/>
-                  <w:left w:w="100" w:type="dxa"/>
-                  <w:bottom w:w="100" w:type="dxa"/>
-                  <w:right w:w="100" w:type="dxa"/>
-                </w:tcMar>
-              </w:tcPr>
-              <w:p>
-                <w:pPr>
-                  <w:widowControl w:val="0"/>
-                  <w:spacing w:after="0" w:line="240" w:lineRule="auto"/>
-                </w:pPr>
-                <w:r>
-                  <w:t>SMMS-F-0006</w:t>
-                </w:r>
-              </w:p>
-            </w:tc>
-            <w:tc>
-              <w:tcPr>
-                <w:tcW w:w="1234" w:type="dxa"/>
-                <w:tcMar>
-                  <w:top w:w="100" w:type="dxa"/>
-                  <w:left w:w="100" w:type="dxa"/>
-                  <w:bottom w:w="100" w:type="dxa"/>
-                  <w:right w:w="100" w:type="dxa"/>
-                </w:tcMar>
-              </w:tcPr>
-              <w:p>
-                <w:pPr>
-                  <w:widowControl w:val="0"/>
-                  <w:pBdr>
-                    <w:top w:val="nil"/>
-                    <w:left w:val="nil"/>
-                    <w:bottom w:val="nil"/>
-                    <w:right w:val="nil"/>
-                    <w:between w:val="nil"/>
-                  </w:pBdr>
-                  <w:spacing w:after="0" w:line="240" w:lineRule="auto"/>
-                </w:pPr>
-                <w:r>
-                  <w:t>Upload image</w:t>
-                </w:r>
-              </w:p>
-            </w:tc>
-            <w:tc>
-              <w:tcPr>
-                <w:tcW w:w="1234" w:type="dxa"/>
-                <w:tcMar>
-                  <w:top w:w="100" w:type="dxa"/>
-                  <w:left w:w="100" w:type="dxa"/>
-                  <w:bottom w:w="100" w:type="dxa"/>
-                  <w:right w:w="100" w:type="dxa"/>
-                </w:tcMar>
-              </w:tcPr>
-              <w:p>
-                <w:pPr>
-                  <w:widowControl w:val="0"/>
-                  <w:pBdr>
-                    <w:top w:val="nil"/>
-                    <w:left w:val="nil"/>
-                    <w:bottom w:val="nil"/>
-                    <w:right w:val="nil"/>
-                    <w:between w:val="nil"/>
-                  </w:pBdr>
-                  <w:spacing w:after="0" w:line="240" w:lineRule="auto"/>
-                </w:pPr>
-                <w:r>
-                  <w:t>4.2 / DS-Post-02</w:t>
-                </w:r>
-              </w:p>
-            </w:tc>
-            <w:tc>
-              <w:tcPr>
-                <w:tcW w:w="1234" w:type="dxa"/>
-                <w:tcMar>
-                  <w:top w:w="100" w:type="dxa"/>
-                  <w:left w:w="100" w:type="dxa"/>
-                  <w:bottom w:w="100" w:type="dxa"/>
-                  <w:right w:w="100" w:type="dxa"/>
-                </w:tcMar>
-              </w:tcPr>
-              <w:p>
-                <w:pPr>
-                  <w:widowControl w:val="0"/>
-                  <w:spacing w:after="0" w:line="240" w:lineRule="auto"/>
-                </w:pPr>
-                <w:r>
-                  <w:t>Post Module</w:t>
-                </w:r>
-              </w:p>
-            </w:tc>
-            <w:tc>
-              <w:tcPr>
-                <w:tcW w:w="1234" w:type="dxa"/>
-                <w:tcMar>
-                  <w:top w:w="100" w:type="dxa"/>
-                  <w:left w:w="100" w:type="dxa"/>
-                  <w:bottom w:w="100" w:type="dxa"/>
-                  <w:right w:w="100" w:type="dxa"/>
-                </w:tcMar>
-              </w:tcPr>
-              <w:p>
-                <w:pPr>
-                  <w:widowControl w:val="0"/>
-                  <w:pBdr>
-                    <w:top w:val="nil"/>
-                    <w:left w:val="nil"/>
-                    <w:bottom w:val="nil"/>
-                    <w:right w:val="nil"/>
-                    <w:between w:val="nil"/>
-                  </w:pBdr>
-                  <w:spacing w:after="0" w:line="240" w:lineRule="auto"/>
-                </w:pPr>
-                <w:r>
-                  <w:t>TC-Post-02</w:t>
-                </w:r>
-              </w:p>
-            </w:tc>
-            <w:tc>
-              <w:tcPr>
-                <w:tcW w:w="1234" w:type="dxa"/>
-                <w:tcMar>
-                  <w:top w:w="100" w:type="dxa"/>
-                  <w:left w:w="100" w:type="dxa"/>
-                  <w:bottom w:w="100" w:type="dxa"/>
-                  <w:right w:w="100" w:type="dxa"/>
-                </w:tcMar>
-              </w:tcPr>
-              <w:p>
-                <w:pPr>
-                  <w:spacing w:after="0" w:line="240" w:lineRule="auto"/>
-                </w:pPr>
-                <w:r>
-                  <w:t>N</w:t>
-                </w:r>
-              </w:p>
-            </w:tc>
-            <w:tc>
-              <w:tcPr>
-                <w:tcW w:w="1234" w:type="dxa"/>
-                <w:tcMar>
-                  <w:top w:w="100" w:type="dxa"/>
-                  <w:left w:w="100" w:type="dxa"/>
-                  <w:bottom w:w="100" w:type="dxa"/>
-                  <w:right w:w="100" w:type="dxa"/>
-                </w:tcMar>
-              </w:tcPr>
-              <w:p>
-                <w:pPr>
-                  <w:widowControl w:val="0"/>
-                  <w:pBdr>
-                    <w:top w:val="nil"/>
-                    <w:left w:val="nil"/>
-                    <w:bottom w:val="nil"/>
-                    <w:right w:val="nil"/>
-                    <w:between w:val="nil"/>
-                  </w:pBdr>
-                  <w:spacing w:after="0" w:line="240" w:lineRule="auto"/>
-                </w:pPr>
-                <w:r>
-                  <w:t>Optional</w:t>
-                </w:r>
-              </w:p>
-            </w:tc>
-          </w:tr>
-          <w:tr>
-            <w:tc>
-              <w:tcPr>
-                <w:tcW w:w="1234" w:type="dxa"/>
-                <w:tcMar>
-                  <w:top w:w="100" w:type="dxa"/>
-                  <w:left w:w="100" w:type="dxa"/>
-                  <w:bottom w:w="100" w:type="dxa"/>
-                  <w:right w:w="100" w:type="dxa"/>
-                </w:tcMar>
-              </w:tcPr>
-              <w:p>
-                <w:pPr>
-                  <w:widowControl w:val="0"/>
-                  <w:spacing w:after="0" w:line="240" w:lineRule="auto"/>
-                </w:pPr>
-                <w:r>
-                  <w:t>SMMS-F-0007</w:t>
-                </w:r>
-              </w:p>
-            </w:tc>
-            <w:tc>
-              <w:tcPr>
-                <w:tcW w:w="1234" w:type="dxa"/>
-                <w:tcMar>
-                  <w:top w:w="100" w:type="dxa"/>
-                  <w:left w:w="100" w:type="dxa"/>
-                  <w:bottom w:w="100" w:type="dxa"/>
-                  <w:right w:w="100" w:type="dxa"/>
-                </w:tcMar>
-              </w:tcPr>
-              <w:p>
-                <w:pPr>
-                  <w:widowControl w:val="0"/>
-                  <w:pBdr>
-                    <w:top w:val="nil"/>
-                    <w:left w:val="nil"/>
-                    <w:bottom w:val="nil"/>
-                    <w:right w:val="nil"/>
-                    <w:between w:val="nil"/>
-                  </w:pBdr>
-                  <w:spacing w:after="0" w:line="240" w:lineRule="auto"/>
-                </w:pPr>
-                <w:r>
-                  <w:t>Save draft</w:t>
-                </w:r>
-              </w:p>
-            </w:tc>
-            <w:tc>
-              <w:tcPr>
-                <w:tcW w:w="1234" w:type="dxa"/>
-                <w:tcMar>
-                  <w:top w:w="100" w:type="dxa"/>
-                  <w:left w:w="100" w:type="dxa"/>
-                  <w:bottom w:w="100" w:type="dxa"/>
-                  <w:right w:w="100" w:type="dxa"/>
-                </w:tcMar>
-              </w:tcPr>
-              <w:p>
-                <w:pPr>
-                  <w:widowControl w:val="0"/>
-                  <w:pBdr>
-                    <w:top w:val="nil"/>
-                    <w:left w:val="nil"/>
-                    <w:bottom w:val="nil"/>
-                    <w:right w:val="nil"/>
-                    <w:between w:val="nil"/>
-                  </w:pBdr>
-                  <w:spacing w:after="0" w:line="240" w:lineRule="auto"/>
-                </w:pPr>
-                <w:r>
-                  <w:t>4.2 / DS-Post-03</w:t>
-                </w:r>
-              </w:p>
-            </w:tc>
-            <w:tc>
-              <w:tcPr>
-                <w:tcW w:w="1234" w:type="dxa"/>
-                <w:tcMar>
-                  <w:top w:w="100" w:type="dxa"/>
-                  <w:left w:w="100" w:type="dxa"/>
-                  <w:bottom w:w="100" w:type="dxa"/>
-                  <w:right w:w="100" w:type="dxa"/>
-                </w:tcMar>
-              </w:tcPr>
-              <w:p>
-                <w:pPr>
-                  <w:widowControl w:val="0"/>
-                  <w:spacing w:after="0" w:line="240" w:lineRule="auto"/>
-                </w:pPr>
-                <w:r>
-                  <w:t>Post Module</w:t>
-                </w:r>
-              </w:p>
-            </w:tc>
-            <w:tc>
-              <w:tcPr>
-                <w:tcW w:w="1234" w:type="dxa"/>
-                <w:tcMar>
-                  <w:top w:w="100" w:type="dxa"/>
-                  <w:left w:w="100" w:type="dxa"/>
-                  <w:bottom w:w="100" w:type="dxa"/>
-                  <w:right w:w="100" w:type="dxa"/>
-                </w:tcMar>
-              </w:tcPr>
-              <w:p>
-                <w:pPr>
-                  <w:widowControl w:val="0"/>
-                  <w:pBdr>
-                    <w:top w:val="nil"/>
-                    <w:left w:val="nil"/>
-                    <w:bottom w:val="nil"/>
-                    <w:right w:val="nil"/>
-                    <w:between w:val="nil"/>
-                  </w:pBdr>
-                  <w:spacing w:after="0" w:line="240" w:lineRule="auto"/>
-                </w:pPr>
-                <w:r>
-                  <w:t>TC-Post-03</w:t>
-                </w:r>
-              </w:p>
-            </w:tc>
-            <w:tc>
-              <w:tcPr>
-                <w:tcW w:w="1234" w:type="dxa"/>
-                <w:tcMar>
-                  <w:top w:w="100" w:type="dxa"/>
-                  <w:left w:w="100" w:type="dxa"/>
-                  <w:bottom w:w="100" w:type="dxa"/>
-                  <w:right w:w="100" w:type="dxa"/>
-                </w:tcMar>
-              </w:tcPr>
-              <w:p>
-                <w:pPr>
-                  <w:spacing w:after="0" w:line="240" w:lineRule="auto"/>
-                </w:pPr>
-                <w:r>
-                  <w:t>N</w:t>
-                </w:r>
-              </w:p>
-            </w:tc>
-            <w:tc>
-              <w:tcPr>
-                <w:tcW w:w="1234" w:type="dxa"/>
-                <w:tcMar>
-                  <w:top w:w="100" w:type="dxa"/>
-                  <w:left w:w="100" w:type="dxa"/>
-                  <w:bottom w:w="100" w:type="dxa"/>
-                  <w:right w:w="100" w:type="dxa"/>
-                </w:tcMar>
-              </w:tcPr>
-              <w:p>
-                <w:pPr>
-                  <w:widowControl w:val="0"/>
-                  <w:pBdr>
-                    <w:top w:val="nil"/>
-                    <w:left w:val="nil"/>
-                    <w:bottom w:val="nil"/>
-                    <w:right w:val="nil"/>
-                    <w:between w:val="nil"/>
-                  </w:pBdr>
-                  <w:spacing w:after="0" w:line="240" w:lineRule="auto"/>
-                </w:pPr>
-                <w:r>
-                  <w:t>Draft status</w:t>
-                </w:r>
-              </w:p>
-            </w:tc>
-          </w:tr>
-          <w:tr>
-            <w:tc>
-              <w:tcPr>
-                <w:tcW w:w="1234" w:type="dxa"/>
-                <w:tcMar>
-                  <w:top w:w="100" w:type="dxa"/>
-                  <w:left w:w="100" w:type="dxa"/>
-                  <w:bottom w:w="100" w:type="dxa"/>
-                  <w:right w:w="100" w:type="dxa"/>
-                </w:tcMar>
-              </w:tcPr>
-              <w:p>
-                <w:pPr>
-                  <w:widowControl w:val="0"/>
-                  <w:spacing w:after="0" w:line="240" w:lineRule="auto"/>
-                </w:pPr>
-                <w:r>
-                  <w:t>SMMS-F-0008</w:t>
-                </w:r>
-              </w:p>
-            </w:tc>
-            <w:tc>
-              <w:tcPr>
-                <w:tcW w:w="1234" w:type="dxa"/>
-                <w:tcMar>
-                  <w:top w:w="100" w:type="dxa"/>
-                  <w:left w:w="100" w:type="dxa"/>
-                  <w:bottom w:w="100" w:type="dxa"/>
-                  <w:right w:w="100" w:type="dxa"/>
-                </w:tcMar>
-              </w:tcPr>
-              <w:p>
-                <w:pPr>
-                  <w:widowControl w:val="0"/>
-                  <w:pBdr>
-                    <w:top w:val="nil"/>
-                    <w:left w:val="nil"/>
-                    <w:bottom w:val="nil"/>
-                    <w:right w:val="nil"/>
-                    <w:between w:val="nil"/>
-                  </w:pBdr>
-                  <w:spacing w:after="0" w:line="240" w:lineRule="auto"/>
-                </w:pPr>
-                <w:r>
-                  <w:t>Schedule post</w:t>
-                </w:r>
-              </w:p>
-            </w:tc>
-            <w:tc>
-              <w:tcPr>
-                <w:tcW w:w="1234" w:type="dxa"/>
-                <w:tcMar>
-                  <w:top w:w="100" w:type="dxa"/>
-                  <w:left w:w="100" w:type="dxa"/>
-                  <w:bottom w:w="100" w:type="dxa"/>
-                  <w:right w:w="100" w:type="dxa"/>
-                </w:tcMar>
-              </w:tcPr>
-              <w:p>
-                <w:pPr>
-                  <w:widowControl w:val="0"/>
-                  <w:pBdr>
-                    <w:top w:val="nil"/>
-                    <w:left w:val="nil"/>
-                    <w:bottom w:val="nil"/>
-                    <w:right w:val="nil"/>
-                    <w:between w:val="nil"/>
-                  </w:pBdr>
-                  <w:spacing w:after="0" w:line="240" w:lineRule="auto"/>
-                </w:pPr>
-                <w:r>
-                  <w:t>4.3 / DS-Sched-01</w:t>
-                </w:r>
-              </w:p>
-            </w:tc>
-            <w:tc>
-              <w:tcPr>
-                <w:tcW w:w="1234" w:type="dxa"/>
-                <w:tcMar>
-                  <w:top w:w="100" w:type="dxa"/>
-                  <w:left w:w="100" w:type="dxa"/>
-                  <w:bottom w:w="100" w:type="dxa"/>
-                  <w:right w:w="100" w:type="dxa"/>
-                </w:tcMar>
-              </w:tcPr>
-              <w:p>
-                <w:pPr>
-                  <w:widowControl w:val="0"/>
-                  <w:spacing w:after="0" w:line="240" w:lineRule="auto"/>
-                </w:pPr>
-                <w:r>
-                  <w:t>Scheduler</w:t>
-                </w:r>
-              </w:p>
-            </w:tc>
-            <w:tc>
-              <w:tcPr>
-                <w:tcW w:w="1234" w:type="dxa"/>
-                <w:tcMar>
-                  <w:top w:w="100" w:type="dxa"/>
-                  <w:left w:w="100" w:type="dxa"/>
-                  <w:bottom w:w="100" w:type="dxa"/>
-                  <w:right w:w="100" w:type="dxa"/>
-                </w:tcMar>
-              </w:tcPr>
-              <w:p>
-                <w:pPr>
-                  <w:widowControl w:val="0"/>
-                  <w:pBdr>
-                    <w:top w:val="nil"/>
-                    <w:left w:val="nil"/>
-                    <w:bottom w:val="nil"/>
-                    <w:right w:val="nil"/>
-                    <w:between w:val="nil"/>
-                  </w:pBdr>
-                  <w:spacing w:after="0" w:line="240" w:lineRule="auto"/>
-                </w:pPr>
-                <w:r>
-                  <w:t>TC-Sched-01</w:t>
-                </w:r>
-              </w:p>
-            </w:tc>
-            <w:tc>
-              <w:tcPr>
-                <w:tcW w:w="1234" w:type="dxa"/>
-                <w:tcMar>
-                  <w:top w:w="100" w:type="dxa"/>
-                  <w:left w:w="100" w:type="dxa"/>
-                  <w:bottom w:w="100" w:type="dxa"/>
-                  <w:right w:w="100" w:type="dxa"/>
-                </w:tcMar>
-              </w:tcPr>
-              <w:p>
-                <w:pPr>
-                  <w:spacing w:after="0" w:line="240" w:lineRule="auto"/>
-                </w:pPr>
-                <w:r>
-                  <w:t>N</w:t>
-                </w:r>
-              </w:p>
-            </w:tc>
-            <w:tc>
-              <w:tcPr>
-                <w:tcW w:w="1234" w:type="dxa"/>
-                <w:tcMar>
-                  <w:top w:w="100" w:type="dxa"/>
-                  <w:left w:w="100" w:type="dxa"/>
-                  <w:bottom w:w="100" w:type="dxa"/>
-                  <w:right w:w="100" w:type="dxa"/>
-                </w:tcMar>
-              </w:tcPr>
-              <w:p>
-                <w:pPr>
-                  <w:widowControl w:val="0"/>
-                  <w:pBdr>
-                    <w:top w:val="nil"/>
-                    <w:left w:val="nil"/>
-                    <w:bottom w:val="nil"/>
-                    <w:right w:val="nil"/>
-                    <w:between w:val="nil"/>
-                  </w:pBdr>
-                  <w:spacing w:after="0" w:line="240" w:lineRule="auto"/>
-                </w:pPr>
-                <w:r>
-                  <w:t>Needs Timestamp</w:t>
-                </w:r>
-              </w:p>
-            </w:tc>
-          </w:tr>
-          <w:tr>
-            <w:tc>
-              <w:tcPr>
-                <w:tcW w:w="1234" w:type="dxa"/>
-                <w:tcMar>
-                  <w:top w:w="100" w:type="dxa"/>
-                  <w:left w:w="100" w:type="dxa"/>
-                  <w:bottom w:w="100" w:type="dxa"/>
-                  <w:right w:w="100" w:type="dxa"/>
-                </w:tcMar>
-              </w:tcPr>
-              <w:p>
-                <w:pPr>
-                  <w:widowControl w:val="0"/>
-                  <w:spacing w:after="0" w:line="240" w:lineRule="auto"/>
-                </w:pPr>
-                <w:r>
-                  <w:t>SMMS-F-0009</w:t>
-                </w:r>
-              </w:p>
-            </w:tc>
-            <w:tc>
-              <w:tcPr>
-                <w:tcW w:w="1234" w:type="dxa"/>
-                <w:tcMar>
-                  <w:top w:w="100" w:type="dxa"/>
-                  <w:left w:w="100" w:type="dxa"/>
-                  <w:bottom w:w="100" w:type="dxa"/>
-                  <w:right w:w="100" w:type="dxa"/>
-                </w:tcMar>
-              </w:tcPr>
-              <w:p>
-                <w:pPr>
-                  <w:widowControl w:val="0"/>
-                  <w:pBdr>
-                    <w:top w:val="nil"/>
-                    <w:left w:val="nil"/>
-                    <w:bottom w:val="nil"/>
-                    <w:right w:val="nil"/>
-                    <w:between w:val="nil"/>
-                  </w:pBdr>
-                  <w:spacing w:after="0" w:line="240" w:lineRule="auto"/>
-                </w:pPr>
-                <w:r>
-                  <w:t>Auto-publish post</w:t>
-                </w:r>
-              </w:p>
-            </w:tc>
-            <w:tc>
-              <w:tcPr>
-                <w:tcW w:w="1234" w:type="dxa"/>
-                <w:tcMar>
-                  <w:top w:w="100" w:type="dxa"/>
-                  <w:left w:w="100" w:type="dxa"/>
-                  <w:bottom w:w="100" w:type="dxa"/>
-                  <w:right w:w="100" w:type="dxa"/>
-                </w:tcMar>
-              </w:tcPr>
-              <w:p>
-                <w:pPr>
-                  <w:widowControl w:val="0"/>
-                  <w:pBdr>
-                    <w:top w:val="nil"/>
-                    <w:left w:val="nil"/>
-                    <w:bottom w:val="nil"/>
-                    <w:right w:val="nil"/>
-                    <w:between w:val="nil"/>
-                  </w:pBdr>
-                  <w:spacing w:after="0" w:line="240" w:lineRule="auto"/>
-                </w:pPr>
-                <w:r>
-                  <w:t>4.3 / DS-Sched-02</w:t>
-                </w:r>
-              </w:p>
-            </w:tc>
-            <w:tc>
-              <w:tcPr>
-                <w:tcW w:w="1234" w:type="dxa"/>
-                <w:tcMar>
-                  <w:top w:w="100" w:type="dxa"/>
-                  <w:left w:w="100" w:type="dxa"/>
-                  <w:bottom w:w="100" w:type="dxa"/>
-                  <w:right w:w="100" w:type="dxa"/>
-                </w:tcMar>
-              </w:tcPr>
-              <w:p>
-                <w:pPr>
-                  <w:widowControl w:val="0"/>
-                  <w:pBdr>
-                    <w:top w:val="nil"/>
-                    <w:left w:val="nil"/>
-                    <w:bottom w:val="nil"/>
-                    <w:right w:val="nil"/>
-                    <w:between w:val="nil"/>
-                  </w:pBdr>
-                  <w:spacing w:after="0" w:line="240" w:lineRule="auto"/>
-                </w:pPr>
-                <w:r>
-                  <w:t>Scheduler</w:t>
-                </w:r>
-              </w:p>
-            </w:tc>
-            <w:tc>
-              <w:tcPr>
-                <w:tcW w:w="1234" w:type="dxa"/>
-                <w:tcMar>
-                  <w:top w:w="100" w:type="dxa"/>
-                  <w:left w:w="100" w:type="dxa"/>
-                  <w:bottom w:w="100" w:type="dxa"/>
-                  <w:right w:w="100" w:type="dxa"/>
-                </w:tcMar>
-              </w:tcPr>
-              <w:p>
-                <w:pPr>
-                  <w:widowControl w:val="0"/>
-                  <w:pBdr>
-                    <w:top w:val="nil"/>
-                    <w:left w:val="nil"/>
-                    <w:bottom w:val="nil"/>
-                    <w:right w:val="nil"/>
-                    <w:between w:val="nil"/>
-                  </w:pBdr>
-                  <w:spacing w:after="0" w:line="240" w:lineRule="auto"/>
-                </w:pPr>
-                <w:r>
-                  <w:t>TC-Sched-02</w:t>
-                </w:r>
-              </w:p>
-            </w:tc>
-            <w:tc>
-              <w:tcPr>
-                <w:tcW w:w="1234" w:type="dxa"/>
-                <w:tcMar>
-                  <w:top w:w="100" w:type="dxa"/>
-                  <w:left w:w="100" w:type="dxa"/>
-                  <w:bottom w:w="100" w:type="dxa"/>
-                  <w:right w:w="100" w:type="dxa"/>
-                </w:tcMar>
-              </w:tcPr>
-              <w:p>
-                <w:pPr>
-                  <w:spacing w:after="0" w:line="240" w:lineRule="auto"/>
-                </w:pPr>
-                <w:r>
-                  <w:t>N</w:t>
-                </w:r>
-              </w:p>
-            </w:tc>
-            <w:tc>
-              <w:tcPr>
-                <w:tcW w:w="1234" w:type="dxa"/>
-                <w:tcMar>
-                  <w:top w:w="100" w:type="dxa"/>
-                  <w:left w:w="100" w:type="dxa"/>
-                  <w:bottom w:w="100" w:type="dxa"/>
-                  <w:right w:w="100" w:type="dxa"/>
-                </w:tcMar>
-              </w:tcPr>
-              <w:p>
-                <w:pPr>
-                  <w:widowControl w:val="0"/>
-                  <w:pBdr>
-                    <w:top w:val="nil"/>
-                    <w:left w:val="nil"/>
-                    <w:bottom w:val="nil"/>
-                    <w:right w:val="nil"/>
-                    <w:between w:val="nil"/>
-                  </w:pBdr>
-                  <w:spacing w:after="0" w:line="240" w:lineRule="auto"/>
-                </w:pPr>
-                <w:r>
-                  <w:t>Requires cron/background</w:t>
-                </w:r>
-              </w:p>
-            </w:tc>
-          </w:tr>
-          <w:tr>
-            <w:tc>
-              <w:tcPr>
-                <w:tcW w:w="1234" w:type="dxa"/>
-                <w:tcMar>
-                  <w:top w:w="100" w:type="dxa"/>
-                  <w:left w:w="100" w:type="dxa"/>
-                  <w:bottom w:w="100" w:type="dxa"/>
-                  <w:right w:w="100" w:type="dxa"/>
-                </w:tcMar>
-              </w:tcPr>
-              <w:p>
-                <w:pPr>
-                  <w:widowControl w:val="0"/>
-                  <w:spacing w:after="0" w:line="240" w:lineRule="auto"/>
-                </w:pPr>
-                <w:r>
-                  <w:t>SMMS-F-0010</w:t>
-                </w:r>
-              </w:p>
-            </w:tc>
-            <w:tc>
-              <w:tcPr>
-                <w:tcW w:w="1234" w:type="dxa"/>
-                <w:tcMar>
-                  <w:top w:w="100" w:type="dxa"/>
-                  <w:left w:w="100" w:type="dxa"/>
-                  <w:bottom w:w="100" w:type="dxa"/>
-                  <w:right w:w="100" w:type="dxa"/>
-                </w:tcMar>
-              </w:tcPr>
-              <w:p>
-                <w:pPr>
-                  <w:widowControl w:val="0"/>
-                  <w:pBdr>
-                    <w:top w:val="nil"/>
-                    <w:left w:val="nil"/>
-                    <w:bottom w:val="nil"/>
-                    <w:right w:val="nil"/>
-                    <w:between w:val="nil"/>
-                  </w:pBdr>
-                  <w:spacing w:after="0" w:line="240" w:lineRule="auto"/>
-                </w:pPr>
-                <w:r>
-                  <w:t>View scheduled posts</w:t>
-                </w:r>
-              </w:p>
-            </w:tc>
-            <w:tc>
-              <w:tcPr>
-                <w:tcW w:w="1234" w:type="dxa"/>
-                <w:tcMar>
-                  <w:top w:w="100" w:type="dxa"/>
-                  <w:left w:w="100" w:type="dxa"/>
-                  <w:bottom w:w="100" w:type="dxa"/>
-                  <w:right w:w="100" w:type="dxa"/>
-                </w:tcMar>
-              </w:tcPr>
-              <w:p>
-                <w:pPr>
-                  <w:widowControl w:val="0"/>
-                  <w:pBdr>
-                    <w:top w:val="nil"/>
-                    <w:left w:val="nil"/>
-                    <w:bottom w:val="nil"/>
-                    <w:right w:val="nil"/>
-                    <w:between w:val="nil"/>
-                  </w:pBdr>
-                  <w:spacing w:after="0" w:line="240" w:lineRule="auto"/>
-                </w:pPr>
-                <w:r>
-                  <w:t>4.3 / DS-Sched-03</w:t>
-                </w:r>
-              </w:p>
-            </w:tc>
-            <w:tc>
-              <w:tcPr>
-                <w:tcW w:w="1234" w:type="dxa"/>
-                <w:tcMar>
-                  <w:top w:w="100" w:type="dxa"/>
-                  <w:left w:w="100" w:type="dxa"/>
-                  <w:bottom w:w="100" w:type="dxa"/>
-                  <w:right w:w="100" w:type="dxa"/>
-                </w:tcMar>
-              </w:tcPr>
-              <w:p>
-                <w:pPr>
-                  <w:widowControl w:val="0"/>
-                  <w:spacing w:after="0" w:line="240" w:lineRule="auto"/>
-                </w:pPr>
-                <w:r>
-                  <w:t>Post Module</w:t>
-                </w:r>
-              </w:p>
-            </w:tc>
-            <w:tc>
-              <w:tcPr>
-                <w:tcW w:w="1234" w:type="dxa"/>
-                <w:tcMar>
-                  <w:top w:w="100" w:type="dxa"/>
-                  <w:left w:w="100" w:type="dxa"/>
-                  <w:bottom w:w="100" w:type="dxa"/>
-                  <w:right w:w="100" w:type="dxa"/>
-                </w:tcMar>
-              </w:tcPr>
-              <w:p>
-                <w:pPr>
-                  <w:widowControl w:val="0"/>
-                  <w:pBdr>
-                    <w:top w:val="nil"/>
-                    <w:left w:val="nil"/>
-                    <w:bottom w:val="nil"/>
-                    <w:right w:val="nil"/>
-                    <w:between w:val="nil"/>
-                  </w:pBdr>
-                  <w:spacing w:after="0" w:line="240" w:lineRule="auto"/>
-                </w:pPr>
-                <w:r>
-                  <w:t>TC-View-01</w:t>
-                </w:r>
-              </w:p>
-            </w:tc>
-            <w:tc>
-              <w:tcPr>
-                <w:tcW w:w="1234" w:type="dxa"/>
-                <w:tcMar>
-                  <w:top w:w="100" w:type="dxa"/>
-                  <w:left w:w="100" w:type="dxa"/>
-                  <w:bottom w:w="100" w:type="dxa"/>
-                  <w:right w:w="100" w:type="dxa"/>
-                </w:tcMar>
-              </w:tcPr>
-              <w:p>
-                <w:pPr>
-                  <w:spacing w:after="0" w:line="240" w:lineRule="auto"/>
-                </w:pPr>
-                <w:r>
-                  <w:t>N</w:t>
-                </w:r>
-              </w:p>
-            </w:tc>
-            <w:tc>
-              <w:tcPr>
-                <w:tcW w:w="1234" w:type="dxa"/>
-                <w:tcMar>
-                  <w:top w:w="100" w:type="dxa"/>
-                  <w:left w:w="100" w:type="dxa"/>
-                  <w:bottom w:w="100" w:type="dxa"/>
-                  <w:right w:w="100" w:type="dxa"/>
-                </w:tcMar>
-              </w:tcPr>
-              <w:p>
-                <w:pPr>
-                  <w:widowControl w:val="0"/>
-                  <w:pBdr>
-                    <w:top w:val="nil"/>
-                    <w:left w:val="nil"/>
-                    <w:bottom w:val="nil"/>
-                    <w:right w:val="nil"/>
-                    <w:between w:val="nil"/>
-                  </w:pBdr>
-                  <w:spacing w:after="0" w:line="240" w:lineRule="auto"/>
-                </w:pPr>
-                <w:r>
-                  <w:t>List scheduled</w:t>
-                </w:r>
-              </w:p>
-            </w:tc>
-          </w:tr>
-          <w:tr>
-            <w:tc>
-              <w:tcPr>
-                <w:tcW w:w="1234" w:type="dxa"/>
-                <w:tcMar>
-                  <w:top w:w="100" w:type="dxa"/>
-                  <w:left w:w="100" w:type="dxa"/>
-                  <w:bottom w:w="100" w:type="dxa"/>
-                  <w:right w:w="100" w:type="dxa"/>
-                </w:tcMar>
-              </w:tcPr>
-              <w:p>
-                <w:pPr>
-                  <w:widowControl w:val="0"/>
-                  <w:spacing w:after="0" w:line="240" w:lineRule="auto"/>
-                </w:pPr>
-                <w:r>
-                  <w:t>SMMS-F-0011</w:t>
-                </w:r>
-              </w:p>
-            </w:tc>
-            <w:tc>
-              <w:tcPr>
-                <w:tcW w:w="1234" w:type="dxa"/>
-                <w:tcMar>
-                  <w:top w:w="100" w:type="dxa"/>
-                  <w:left w:w="100" w:type="dxa"/>
-                  <w:bottom w:w="100" w:type="dxa"/>
-                  <w:right w:w="100" w:type="dxa"/>
-                </w:tcMar>
-              </w:tcPr>
-              <w:p>
-                <w:pPr>
-                  <w:widowControl w:val="0"/>
-                  <w:pBdr>
-                    <w:top w:val="nil"/>
-                    <w:left w:val="nil"/>
-                    <w:bottom w:val="nil"/>
-                    <w:right w:val="nil"/>
-                    <w:between w:val="nil"/>
-                  </w:pBdr>
-                  <w:spacing w:after="0" w:line="240" w:lineRule="auto"/>
-                </w:pPr>
-                <w:r>
-                  <w:t>View published posts</w:t>
-                </w:r>
-              </w:p>
-            </w:tc>
-            <w:tc>
-              <w:tcPr>
-                <w:tcW w:w="1234" w:type="dxa"/>
-                <w:tcMar>
-                  <w:top w:w="100" w:type="dxa"/>
-                  <w:left w:w="100" w:type="dxa"/>
-                  <w:bottom w:w="100" w:type="dxa"/>
-                  <w:right w:w="100" w:type="dxa"/>
-                </w:tcMar>
-              </w:tcPr>
-              <w:p>
-                <w:pPr>
-                  <w:widowControl w:val="0"/>
-                  <w:pBdr>
-                    <w:top w:val="nil"/>
-                    <w:left w:val="nil"/>
-                    <w:bottom w:val="nil"/>
-                    <w:right w:val="nil"/>
-                    <w:between w:val="nil"/>
-                  </w:pBdr>
-                  <w:spacing w:after="0" w:line="240" w:lineRule="auto"/>
-                </w:pPr>
-                <w:r>
-                  <w:t>4.3 / DS-Sched-04</w:t>
-                </w:r>
-              </w:p>
-            </w:tc>
-            <w:tc>
-              <w:tcPr>
-                <w:tcW w:w="1234" w:type="dxa"/>
-                <w:tcMar>
-                  <w:top w:w="100" w:type="dxa"/>
-                  <w:left w:w="100" w:type="dxa"/>
-                  <w:bottom w:w="100" w:type="dxa"/>
-                  <w:right w:w="100" w:type="dxa"/>
-                </w:tcMar>
-              </w:tcPr>
-              <w:p>
-                <w:pPr>
-                  <w:widowControl w:val="0"/>
-                  <w:spacing w:after="0" w:line="240" w:lineRule="auto"/>
-                </w:pPr>
-                <w:r>
-                  <w:t>Post Module</w:t>
-                </w:r>
-              </w:p>
-            </w:tc>
-            <w:tc>
-              <w:tcPr>
-                <w:tcW w:w="1234" w:type="dxa"/>
-                <w:tcMar>
-                  <w:top w:w="100" w:type="dxa"/>
-                  <w:left w:w="100" w:type="dxa"/>
-                  <w:bottom w:w="100" w:type="dxa"/>
-                  <w:right w:w="100" w:type="dxa"/>
-                </w:tcMar>
-              </w:tcPr>
-              <w:p>
-                <w:pPr>
-                  <w:widowControl w:val="0"/>
-                  <w:pBdr>
-                    <w:top w:val="nil"/>
-                    <w:left w:val="nil"/>
-                    <w:bottom w:val="nil"/>
-                    <w:right w:val="nil"/>
-                    <w:between w:val="nil"/>
-                  </w:pBdr>
-                  <w:spacing w:after="0" w:line="240" w:lineRule="auto"/>
-                </w:pPr>
-                <w:r>
-                  <w:t>TC-View-02</w:t>
-                </w:r>
-              </w:p>
-            </w:tc>
-            <w:tc>
-              <w:tcPr>
-                <w:tcW w:w="1234" w:type="dxa"/>
-                <w:tcMar>
-                  <w:top w:w="100" w:type="dxa"/>
-                  <w:left w:w="100" w:type="dxa"/>
-                  <w:bottom w:w="100" w:type="dxa"/>
-                  <w:right w:w="100" w:type="dxa"/>
-                </w:tcMar>
-              </w:tcPr>
-              <w:p>
-                <w:pPr>
-                  <w:spacing w:after="0" w:line="240" w:lineRule="auto"/>
-                </w:pPr>
-                <w:r>
-                  <w:t>N</w:t>
-                </w:r>
-              </w:p>
-            </w:tc>
-            <w:tc>
-              <w:tcPr>
-                <w:tcW w:w="1234" w:type="dxa"/>
-                <w:tcMar>
-                  <w:top w:w="100" w:type="dxa"/>
-                  <w:left w:w="100" w:type="dxa"/>
-                  <w:bottom w:w="100" w:type="dxa"/>
-                  <w:right w:w="100" w:type="dxa"/>
-                </w:tcMar>
-              </w:tcPr>
-              <w:p>
-                <w:pPr>
-                  <w:widowControl w:val="0"/>
-                  <w:pBdr>
-                    <w:top w:val="nil"/>
-                    <w:left w:val="nil"/>
-                    <w:bottom w:val="nil"/>
-                    <w:right w:val="nil"/>
-                    <w:between w:val="nil"/>
-                  </w:pBdr>
-                  <w:spacing w:after="0" w:line="240" w:lineRule="auto"/>
-                </w:pPr>
-                <w:r>
-                  <w:t>List published</w:t>
-                </w:r>
-              </w:p>
-            </w:tc>
-          </w:tr>
-          <w:tr>
-            <w:tc>
-              <w:tcPr>
-                <w:tcW w:w="1234" w:type="dxa"/>
-                <w:tcMar>
-                  <w:top w:w="100" w:type="dxa"/>
-                  <w:left w:w="100" w:type="dxa"/>
-                  <w:bottom w:w="100" w:type="dxa"/>
-                  <w:right w:w="100" w:type="dxa"/>
-                </w:tcMar>
-              </w:tcPr>
-              <w:p>
-                <w:pPr>
-                  <w:widowControl w:val="0"/>
-                  <w:spacing w:after="0" w:line="240" w:lineRule="auto"/>
-                </w:pPr>
-                <w:r>
-                  <w:t>SMMS-F-0012</w:t>
-                </w:r>
-              </w:p>
-            </w:tc>
-            <w:tc>
-              <w:tcPr>
-                <w:tcW w:w="1234" w:type="dxa"/>
-                <w:tcMar>
-                  <w:top w:w="100" w:type="dxa"/>
-                  <w:left w:w="100" w:type="dxa"/>
-                  <w:bottom w:w="100" w:type="dxa"/>
-                  <w:right w:w="100" w:type="dxa"/>
-                </w:tcMar>
-              </w:tcPr>
-              <w:p>
-                <w:pPr>
-                  <w:widowControl w:val="0"/>
-                  <w:pBdr>
-                    <w:top w:val="nil"/>
-                    <w:left w:val="nil"/>
-                    <w:bottom w:val="nil"/>
-                    <w:right w:val="nil"/>
-                    <w:between w:val="nil"/>
-                  </w:pBdr>
-                  <w:spacing w:after="0" w:line="240" w:lineRule="auto"/>
-                </w:pPr>
-                <w:r>
-                  <w:t>Edit/delete scheduled posts</w:t>
-                </w:r>
-              </w:p>
-            </w:tc>
-            <w:tc>
-              <w:tcPr>
-                <w:tcW w:w="1234" w:type="dxa"/>
-                <w:tcMar>
-                  <w:top w:w="100" w:type="dxa"/>
-                  <w:left w:w="100" w:type="dxa"/>
-                  <w:bottom w:w="100" w:type="dxa"/>
-                  <w:right w:w="100" w:type="dxa"/>
-                </w:tcMar>
-              </w:tcPr>
-              <w:p>
-                <w:pPr>
-                  <w:widowControl w:val="0"/>
-                  <w:pBdr>
-                    <w:top w:val="nil"/>
-                    <w:left w:val="nil"/>
-                    <w:bottom w:val="nil"/>
-                    <w:right w:val="nil"/>
-                    <w:between w:val="nil"/>
-                  </w:pBdr>
-                  <w:spacing w:after="0" w:line="240" w:lineRule="auto"/>
-                </w:pPr>
-                <w:r>
-                  <w:t>4.3 / DS-Sched-05</w:t>
-                </w:r>
-              </w:p>
-            </w:tc>
-            <w:tc>
-              <w:tcPr>
-                <w:tcW w:w="1234" w:type="dxa"/>
-                <w:tcMar>
-                  <w:top w:w="100" w:type="dxa"/>
-                  <w:left w:w="100" w:type="dxa"/>
-                  <w:bottom w:w="100" w:type="dxa"/>
-                  <w:right w:w="100" w:type="dxa"/>
-                </w:tcMar>
-              </w:tcPr>
-              <w:p>
-                <w:pPr>
-                  <w:widowControl w:val="0"/>
-                  <w:spacing w:after="0" w:line="240" w:lineRule="auto"/>
-                </w:pPr>
-                <w:r>
-                  <w:t>Post Module</w:t>
-                </w:r>
-              </w:p>
-            </w:tc>
-            <w:tc>
-              <w:tcPr>
-                <w:tcW w:w="1234" w:type="dxa"/>
-                <w:tcMar>
-                  <w:top w:w="100" w:type="dxa"/>
-                  <w:left w:w="100" w:type="dxa"/>
-                  <w:bottom w:w="100" w:type="dxa"/>
-                  <w:right w:w="100" w:type="dxa"/>
-                </w:tcMar>
-              </w:tcPr>
-              <w:p>
-                <w:pPr>
-                  <w:widowControl w:val="0"/>
-                  <w:pBdr>
-                    <w:top w:val="nil"/>
-                    <w:left w:val="nil"/>
-                    <w:bottom w:val="nil"/>
-                    <w:right w:val="nil"/>
-                    <w:between w:val="nil"/>
-                  </w:pBdr>
-                  <w:spacing w:after="0" w:line="240" w:lineRule="auto"/>
-                </w:pPr>
-                <w:r>
-                  <w:t>TC-Post-04</w:t>
-                </w:r>
-              </w:p>
-            </w:tc>
-            <w:tc>
-              <w:tcPr>
-                <w:tcW w:w="1234" w:type="dxa"/>
-                <w:tcMar>
-                  <w:top w:w="100" w:type="dxa"/>
-                  <w:left w:w="100" w:type="dxa"/>
-                  <w:bottom w:w="100" w:type="dxa"/>
-                  <w:right w:w="100" w:type="dxa"/>
-                </w:tcMar>
-              </w:tcPr>
-              <w:p>
-                <w:pPr>
-                  <w:spacing w:after="0" w:line="240" w:lineRule="auto"/>
-                </w:pPr>
-                <w:r>
-                  <w:t>N</w:t>
-                </w:r>
-              </w:p>
-            </w:tc>
-            <w:tc>
-              <w:tcPr>
-                <w:tcW w:w="1234" w:type="dxa"/>
-                <w:tcMar>
-                  <w:top w:w="100" w:type="dxa"/>
-                  <w:left w:w="100" w:type="dxa"/>
-                  <w:bottom w:w="100" w:type="dxa"/>
-                  <w:right w:w="100" w:type="dxa"/>
-                </w:tcMar>
-              </w:tcPr>
-              <w:p>
-                <w:pPr>
-                  <w:widowControl w:val="0"/>
-                  <w:pBdr>
-                    <w:top w:val="nil"/>
-                    <w:left w:val="nil"/>
-                    <w:bottom w:val="nil"/>
-                    <w:right w:val="nil"/>
-                    <w:between w:val="nil"/>
-                  </w:pBdr>
-                  <w:spacing w:after="0" w:line="240" w:lineRule="auto"/>
-                </w:pPr>
-                <w:r>
-                  <w:t>Editable before publish</w:t>
-                </w:r>
-              </w:p>
-            </w:tc>
-          </w:tr>
-          <w:tr>
-            <w:tc>
-              <w:tcPr>
-                <w:tcW w:w="1234" w:type="dxa"/>
-                <w:tcMar>
-                  <w:top w:w="100" w:type="dxa"/>
-                  <w:left w:w="100" w:type="dxa"/>
-                  <w:bottom w:w="100" w:type="dxa"/>
-                  <w:right w:w="100" w:type="dxa"/>
-                </w:tcMar>
-              </w:tcPr>
-              <w:p>
-                <w:pPr>
-                  <w:widowControl w:val="0"/>
-                  <w:spacing w:after="0" w:line="240" w:lineRule="auto"/>
-                </w:pPr>
-                <w:r>
-                  <w:t>SMMS-F-0013</w:t>
-                </w:r>
-              </w:p>
-            </w:tc>
-            <w:tc>
-              <w:tcPr>
-                <w:tcW w:w="1234" w:type="dxa"/>
-                <w:tcMar>
-                  <w:top w:w="100" w:type="dxa"/>
-                  <w:left w:w="100" w:type="dxa"/>
-                  <w:bottom w:w="100" w:type="dxa"/>
-                  <w:right w:w="100" w:type="dxa"/>
-                </w:tcMar>
-              </w:tcPr>
-              <w:p>
-                <w:pPr>
-                  <w:widowControl w:val="0"/>
-                  <w:pBdr>
-                    <w:top w:val="nil"/>
-                    <w:left w:val="nil"/>
-                    <w:bottom w:val="nil"/>
-                    <w:right w:val="nil"/>
-                    <w:between w:val="nil"/>
-                  </w:pBdr>
-                  <w:spacing w:after="0" w:line="240" w:lineRule="auto"/>
-                </w:pPr>
-                <w:r>
-                  <w:t>Analytics (counts)</w:t>
-                </w:r>
-              </w:p>
-            </w:tc>
-            <w:tc>
-              <w:tcPr>
-                <w:tcW w:w="1234" w:type="dxa"/>
-                <w:tcMar>
-                  <w:top w:w="100" w:type="dxa"/>
-                  <w:left w:w="100" w:type="dxa"/>
-                  <w:bottom w:w="100" w:type="dxa"/>
-                  <w:right w:w="100" w:type="dxa"/>
-                </w:tcMar>
-              </w:tcPr>
-              <w:p>
-                <w:pPr>
-                  <w:widowControl w:val="0"/>
-                  <w:pBdr>
-                    <w:top w:val="nil"/>
-                    <w:left w:val="nil"/>
-                    <w:bottom w:val="nil"/>
-                    <w:right w:val="nil"/>
-                    <w:between w:val="nil"/>
-                  </w:pBdr>
-                  <w:spacing w:after="0" w:line="240" w:lineRule="auto"/>
-                </w:pPr>
-                <w:r>
-                  <w:t>4.4 / DS-Analy-01</w:t>
-                </w:r>
-              </w:p>
-            </w:tc>
-            <w:tc>
-              <w:tcPr>
-                <w:tcW w:w="1234" w:type="dxa"/>
-                <w:tcMar>
-                  <w:top w:w="100" w:type="dxa"/>
-                  <w:left w:w="100" w:type="dxa"/>
-                  <w:bottom w:w="100" w:type="dxa"/>
-                  <w:right w:w="100" w:type="dxa"/>
-                </w:tcMar>
-              </w:tcPr>
-              <w:p>
-                <w:pPr>
-                  <w:widowControl w:val="0"/>
-                  <w:pBdr>
-                    <w:top w:val="nil"/>
-                    <w:left w:val="nil"/>
-                    <w:bottom w:val="nil"/>
-                    <w:right w:val="nil"/>
-                    <w:between w:val="nil"/>
-                  </w:pBdr>
-                  <w:spacing w:after="0" w:line="240" w:lineRule="auto"/>
-                </w:pPr>
-                <w:r>
-                  <w:t>Analytics Module</w:t>
-                </w:r>
-              </w:p>
-            </w:tc>
-            <w:tc>
-              <w:tcPr>
-                <w:tcW w:w="1234" w:type="dxa"/>
-                <w:tcMar>
-                  <w:top w:w="100" w:type="dxa"/>
-                  <w:left w:w="100" w:type="dxa"/>
-                  <w:bottom w:w="100" w:type="dxa"/>
-                  <w:right w:w="100" w:type="dxa"/>
-                </w:tcMar>
-              </w:tcPr>
-              <w:p>
-                <w:pPr>
-                  <w:widowControl w:val="0"/>
-                  <w:pBdr>
-                    <w:top w:val="nil"/>
-                    <w:left w:val="nil"/>
-                    <w:bottom w:val="nil"/>
-                    <w:right w:val="nil"/>
-                    <w:between w:val="nil"/>
-                  </w:pBdr>
-                  <w:spacing w:after="0" w:line="240" w:lineRule="auto"/>
-                </w:pPr>
-                <w:r>
-                  <w:t>TC-Analy-01</w:t>
-                </w:r>
-              </w:p>
-            </w:tc>
-            <w:tc>
-              <w:tcPr>
-                <w:tcW w:w="1234" w:type="dxa"/>
-                <w:tcMar>
-                  <w:top w:w="100" w:type="dxa"/>
-                  <w:left w:w="100" w:type="dxa"/>
-                  <w:bottom w:w="100" w:type="dxa"/>
-                  <w:right w:w="100" w:type="dxa"/>
-                </w:tcMar>
-              </w:tcPr>
-              <w:p>
-                <w:pPr>
-                  <w:spacing w:after="0" w:line="240" w:lineRule="auto"/>
-                </w:pPr>
-                <w:r>
-                  <w:t>N</w:t>
-                </w:r>
-              </w:p>
-            </w:tc>
-            <w:tc>
-              <w:tcPr>
-                <w:tcW w:w="1234" w:type="dxa"/>
-                <w:tcMar>
-                  <w:top w:w="100" w:type="dxa"/>
-                  <w:left w:w="100" w:type="dxa"/>
-                  <w:bottom w:w="100" w:type="dxa"/>
-                  <w:right w:w="100" w:type="dxa"/>
-                </w:tcMar>
-              </w:tcPr>
-              <w:p>
-                <w:pPr>
-                  <w:widowControl w:val="0"/>
-                  <w:pBdr>
-                    <w:top w:val="nil"/>
-                    <w:left w:val="nil"/>
-                    <w:bottom w:val="nil"/>
-                    <w:right w:val="nil"/>
-                    <w:between w:val="nil"/>
-                  </w:pBdr>
-                  <w:spacing w:after="0" w:line="240" w:lineRule="auto"/>
-                </w:pPr>
-                <w:r>
-                  <w:t>Simple counts</w:t>
-                </w:r>
-              </w:p>
-            </w:tc>
-          </w:tr>
-          <w:tr>
-            <w:tc>
-              <w:tcPr>
-                <w:tcW w:w="1234" w:type="dxa"/>
-                <w:tcMar>
-                  <w:top w:w="100" w:type="dxa"/>
-                  <w:left w:w="100" w:type="dxa"/>
-                  <w:bottom w:w="100" w:type="dxa"/>
-                  <w:right w:w="100" w:type="dxa"/>
-                </w:tcMar>
-              </w:tcPr>
-              <w:p>
-                <w:pPr>
-                  <w:widowControl w:val="0"/>
-                  <w:spacing w:after="0" w:line="240" w:lineRule="auto"/>
-                </w:pPr>
-                <w:r>
-                  <w:t>SMMS-F-0014</w:t>
-                </w:r>
-              </w:p>
-            </w:tc>
-            <w:tc>
-              <w:tcPr>
-                <w:tcW w:w="1234" w:type="dxa"/>
-                <w:tcMar>
-                  <w:top w:w="100" w:type="dxa"/>
-                  <w:left w:w="100" w:type="dxa"/>
-                  <w:bottom w:w="100" w:type="dxa"/>
-                  <w:right w:w="100" w:type="dxa"/>
-                </w:tcMar>
-              </w:tcPr>
-              <w:p>
-                <w:pPr>
-                  <w:widowControl w:val="0"/>
-                  <w:pBdr>
-                    <w:top w:val="nil"/>
-                    <w:left w:val="nil"/>
-                    <w:bottom w:val="nil"/>
-                    <w:right w:val="nil"/>
-                    <w:between w:val="nil"/>
-                  </w:pBdr>
-                  <w:spacing w:after="0" w:line="240" w:lineRule="auto"/>
-                </w:pPr>
-                <w:r>
-                  <w:t>Admin manage users</w:t>
-                </w:r>
-              </w:p>
-            </w:tc>
-            <w:tc>
-              <w:tcPr>
-                <w:tcW w:w="1234" w:type="dxa"/>
-                <w:tcMar>
-                  <w:top w:w="100" w:type="dxa"/>
-                  <w:left w:w="100" w:type="dxa"/>
-                  <w:bottom w:w="100" w:type="dxa"/>
-                  <w:right w:w="100" w:type="dxa"/>
-                </w:tcMar>
-              </w:tcPr>
-              <w:p>
-                <w:pPr>
-                  <w:widowControl w:val="0"/>
-                  <w:pBdr>
-                    <w:top w:val="nil"/>
-                    <w:left w:val="nil"/>
-                    <w:bottom w:val="nil"/>
-                    <w:right w:val="nil"/>
-                    <w:between w:val="nil"/>
-                  </w:pBdr>
-                  <w:spacing w:after="0" w:line="240" w:lineRule="auto"/>
-                </w:pPr>
-                <w:r>
-                  <w:t>4.1 / DS-Admin-01</w:t>
-                </w:r>
-              </w:p>
-            </w:tc>
-            <w:tc>
-              <w:tcPr>
-                <w:tcW w:w="1234" w:type="dxa"/>
-                <w:tcMar>
-                  <w:top w:w="100" w:type="dxa"/>
-                  <w:left w:w="100" w:type="dxa"/>
-                  <w:bottom w:w="100" w:type="dxa"/>
-                  <w:right w:w="100" w:type="dxa"/>
-                </w:tcMar>
-              </w:tcPr>
-              <w:p>
-                <w:pPr>
-                  <w:widowControl w:val="0"/>
-                  <w:pBdr>
-                    <w:top w:val="nil"/>
-                    <w:left w:val="nil"/>
-                    <w:bottom w:val="nil"/>
-                    <w:right w:val="nil"/>
-                    <w:between w:val="nil"/>
-                  </w:pBdr>
-                  <w:spacing w:after="0" w:line="240" w:lineRule="auto"/>
-                </w:pPr>
-                <w:r>
-                  <w:t>Admin Module</w:t>
-                </w:r>
-              </w:p>
-            </w:tc>
-            <w:tc>
-              <w:tcPr>
-                <w:tcW w:w="1234" w:type="dxa"/>
-                <w:tcMar>
-                  <w:top w:w="100" w:type="dxa"/>
-                  <w:left w:w="100" w:type="dxa"/>
-                  <w:bottom w:w="100" w:type="dxa"/>
-                  <w:right w:w="100" w:type="dxa"/>
-                </w:tcMar>
-              </w:tcPr>
-              <w:p>
-                <w:pPr>
-                  <w:widowControl w:val="0"/>
-                  <w:pBdr>
-                    <w:top w:val="nil"/>
-                    <w:left w:val="nil"/>
-                    <w:bottom w:val="nil"/>
-                    <w:right w:val="nil"/>
-                    <w:between w:val="nil"/>
-                  </w:pBdr>
-                  <w:spacing w:after="0" w:line="240" w:lineRule="auto"/>
-                </w:pPr>
-                <w:r>
-                  <w:t>TC-Admin-01</w:t>
-                </w:r>
-              </w:p>
-            </w:tc>
-            <w:tc>
-              <w:tcPr>
-                <w:tcW w:w="1234" w:type="dxa"/>
-                <w:tcMar>
-                  <w:top w:w="100" w:type="dxa"/>
-                  <w:left w:w="100" w:type="dxa"/>
-                  <w:bottom w:w="100" w:type="dxa"/>
-                  <w:right w:w="100" w:type="dxa"/>
-                </w:tcMar>
-              </w:tcPr>
-              <w:p>
-                <w:pPr>
-                  <w:spacing w:after="0" w:line="240" w:lineRule="auto"/>
-                </w:pPr>
-                <w:r>
-                  <w:t>N</w:t>
-                </w:r>
-              </w:p>
-            </w:tc>
-            <w:tc>
-              <w:tcPr>
-                <w:tcW w:w="1234" w:type="dxa"/>
-                <w:tcMar>
-                  <w:top w:w="100" w:type="dxa"/>
-                  <w:left w:w="100" w:type="dxa"/>
-                  <w:bottom w:w="100" w:type="dxa"/>
-                  <w:right w:w="100" w:type="dxa"/>
-                </w:tcMar>
-              </w:tcPr>
-              <w:p>
-                <w:pPr>
-                  <w:widowControl w:val="0"/>
-                  <w:pBdr>
-                    <w:top w:val="nil"/>
-                    <w:left w:val="nil"/>
-                    <w:bottom w:val="nil"/>
-                    <w:right w:val="nil"/>
-                    <w:between w:val="nil"/>
-                  </w:pBdr>
-                  <w:spacing w:after="0" w:line="240" w:lineRule="auto"/>
-                </w:pPr>
-                <w:r>
-                  <w:t>View/manage users</w:t>
-                </w:r>
-              </w:p>
-            </w:tc>
-          </w:tr>
-          <w:tr>
-            <w:tc>
-              <w:tcPr>
-                <w:tcW w:w="1234" w:type="dxa"/>
-                <w:tcMar>
-                  <w:top w:w="100" w:type="dxa"/>
-                  <w:left w:w="100" w:type="dxa"/>
-                  <w:bottom w:w="100" w:type="dxa"/>
-                  <w:right w:w="100" w:type="dxa"/>
-                </w:tcMar>
-              </w:tcPr>
-              <w:p>
-                <w:pPr>
-                  <w:widowControl w:val="0"/>
-                  <w:spacing w:after="0" w:line="240" w:lineRule="auto"/>
-                </w:pPr>
-                <w:r>
-                  <w:t>SMMS-F-0015</w:t>
-                </w:r>
-              </w:p>
-            </w:tc>
-            <w:tc>
-              <w:tcPr>
-                <w:tcW w:w="1234" w:type="dxa"/>
-                <w:tcMar>
-                  <w:top w:w="100" w:type="dxa"/>
-                  <w:left w:w="100" w:type="dxa"/>
-                  <w:bottom w:w="100" w:type="dxa"/>
-                  <w:right w:w="100" w:type="dxa"/>
-                </w:tcMar>
-              </w:tcPr>
-              <w:p>
-                <w:pPr>
-                  <w:widowControl w:val="0"/>
-                  <w:pBdr>
-                    <w:top w:val="nil"/>
-                    <w:left w:val="nil"/>
-                    <w:bottom w:val="nil"/>
-                    <w:right w:val="nil"/>
-                    <w:between w:val="nil"/>
-                  </w:pBdr>
-                  <w:spacing w:after="0" w:line="240" w:lineRule="auto"/>
-                </w:pPr>
-                <w:r>
-                  <w:t>Notifications</w:t>
-                </w:r>
-              </w:p>
-            </w:tc>
-            <w:tc>
-              <w:tcPr>
-                <w:tcW w:w="1234" w:type="dxa"/>
-                <w:tcMar>
-                  <w:top w:w="100" w:type="dxa"/>
-                  <w:left w:w="100" w:type="dxa"/>
-                  <w:bottom w:w="100" w:type="dxa"/>
-                  <w:right w:w="100" w:type="dxa"/>
-                </w:tcMar>
-              </w:tcPr>
-              <w:p>
-                <w:pPr>
-                  <w:widowControl w:val="0"/>
-                  <w:pBdr>
-                    <w:top w:val="nil"/>
-                    <w:left w:val="nil"/>
-                    <w:bottom w:val="nil"/>
-                    <w:right w:val="nil"/>
-                    <w:between w:val="nil"/>
-                  </w:pBdr>
-                  <w:spacing w:after="0" w:line="240" w:lineRule="auto"/>
-                </w:pPr>
-                <w:r>
-                  <w:t>4.2 / DS-Notif-01</w:t>
-                </w:r>
-              </w:p>
-            </w:tc>
-            <w:tc>
-              <w:tcPr>
-                <w:tcW w:w="1234" w:type="dxa"/>
-                <w:tcMar>
-                  <w:top w:w="100" w:type="dxa"/>
-                  <w:left w:w="100" w:type="dxa"/>
-                  <w:bottom w:w="100" w:type="dxa"/>
-                  <w:right w:w="100" w:type="dxa"/>
-                </w:tcMar>
-              </w:tcPr>
-              <w:p>
-                <w:pPr>
-                  <w:widowControl w:val="0"/>
-                  <w:pBdr>
-                    <w:top w:val="nil"/>
-                    <w:left w:val="nil"/>
-                    <w:bottom w:val="nil"/>
-                    <w:right w:val="nil"/>
-                    <w:between w:val="nil"/>
-                  </w:pBdr>
-                  <w:spacing w:after="0" w:line="240" w:lineRule="auto"/>
-                </w:pPr>
-                <w:r>
-                  <w:t>Notification Module</w:t>
-                </w:r>
-              </w:p>
-            </w:tc>
-            <w:tc>
-              <w:tcPr>
-                <w:tcW w:w="1234" w:type="dxa"/>
-                <w:tcMar>
-                  <w:top w:w="100" w:type="dxa"/>
-                  <w:left w:w="100" w:type="dxa"/>
-                  <w:bottom w:w="100" w:type="dxa"/>
-                  <w:right w:w="100" w:type="dxa"/>
-                </w:tcMar>
-              </w:tcPr>
-              <w:p>
-                <w:pPr>
-                  <w:widowControl w:val="0"/>
-                  <w:pBdr>
-                    <w:top w:val="nil"/>
-                    <w:left w:val="nil"/>
-                    <w:bottom w:val="nil"/>
-                    <w:right w:val="nil"/>
-                    <w:between w:val="nil"/>
-                  </w:pBdr>
-                  <w:spacing w:after="0" w:line="240" w:lineRule="auto"/>
-                </w:pPr>
-                <w:r>
-                  <w:t>TC-Notif-01</w:t>
-                </w:r>
-              </w:p>
-            </w:tc>
-            <w:tc>
-              <w:tcPr>
-                <w:tcW w:w="1234" w:type="dxa"/>
-                <w:tcMar>
-                  <w:top w:w="100" w:type="dxa"/>
-                  <w:left w:w="100" w:type="dxa"/>
-                  <w:bottom w:w="100" w:type="dxa"/>
-                  <w:right w:w="100" w:type="dxa"/>
-                </w:tcMar>
-              </w:tcPr>
-              <w:p>
-                <w:pPr>
-                  <w:spacing w:after="0" w:line="240" w:lineRule="auto"/>
-                </w:pPr>
-                <w:r>
-                  <w:t>N</w:t>
-                </w:r>
-              </w:p>
-            </w:tc>
-            <w:tc>
-              <w:tcPr>
-                <w:tcW w:w="1234" w:type="dxa"/>
-                <w:tcMar>
-                  <w:top w:w="100" w:type="dxa"/>
-                  <w:left w:w="100" w:type="dxa"/>
-                  <w:bottom w:w="100" w:type="dxa"/>
-                  <w:right w:w="100" w:type="dxa"/>
-                </w:tcMar>
-              </w:tcPr>
-              <w:p>
-                <w:pPr>
-                  <w:widowControl w:val="0"/>
-                  <w:pBdr>
-                    <w:top w:val="nil"/>
-                    <w:left w:val="nil"/>
-                    <w:bottom w:val="nil"/>
-                    <w:right w:val="nil"/>
-                    <w:between w:val="nil"/>
-                  </w:pBdr>
-                  <w:spacing w:after="0" w:line="240" w:lineRule="auto"/>
-                </w:pPr>
-                <w:r>
-                  <w:t>Success/failure alerts</w:t>
-                </w:r>
-              </w:p>
-            </w:tc>
-          </w:tr>
-          <w:tr>
-            <w:tc>
-              <w:tcPr>
-                <w:tcW w:w="1234" w:type="dxa"/>
-                <w:tcMar>
-                  <w:top w:w="100" w:type="dxa"/>
-                  <w:left w:w="100" w:type="dxa"/>
-                  <w:bottom w:w="100" w:type="dxa"/>
-                  <w:right w:w="100" w:type="dxa"/>
-                </w:tcMar>
-              </w:tcPr>
-              <w:p>
-                <w:pPr>
-                  <w:widowControl w:val="0"/>
-                  <w:pBdr>
-                    <w:top w:val="nil"/>
-                    <w:left w:val="nil"/>
-                    <w:bottom w:val="nil"/>
-                    <w:right w:val="nil"/>
-                    <w:between w:val="nil"/>
-                  </w:pBdr>
-                  <w:spacing w:after="0" w:line="240" w:lineRule="auto"/>
-                </w:pPr>
-                <w:r>
-                  <w:t>SMMS-NF-001</w:t>
-                </w:r>
-              </w:p>
-            </w:tc>
-            <w:tc>
-              <w:tcPr>
-                <w:tcW w:w="1234" w:type="dxa"/>
-                <w:tcMar>
-                  <w:top w:w="100" w:type="dxa"/>
-                  <w:left w:w="100" w:type="dxa"/>
-                  <w:bottom w:w="100" w:type="dxa"/>
-                  <w:right w:w="100" w:type="dxa"/>
-                </w:tcMar>
-              </w:tcPr>
-              <w:p>
-                <w:pPr>
-                  <w:widowControl w:val="0"/>
-                  <w:pBdr>
-                    <w:top w:val="nil"/>
-                    <w:left w:val="nil"/>
-                    <w:bottom w:val="nil"/>
-                    <w:right w:val="nil"/>
-                    <w:between w:val="nil"/>
-                  </w:pBdr>
-                  <w:spacing w:after="0" w:line="240" w:lineRule="auto"/>
-                </w:pPr>
-                <w:r>
-                  <w:t>Response ≤2s</w:t>
-                </w:r>
-              </w:p>
-            </w:tc>
-            <w:tc>
-              <w:tcPr>
-                <w:tcW w:w="1234" w:type="dxa"/>
-                <w:tcMar>
-                  <w:top w:w="100" w:type="dxa"/>
-                  <w:left w:w="100" w:type="dxa"/>
-                  <w:bottom w:w="100" w:type="dxa"/>
-                  <w:right w:w="100" w:type="dxa"/>
-                </w:tcMar>
-              </w:tcPr>
-              <w:p>
-                <w:pPr>
-                  <w:widowControl w:val="0"/>
-                  <w:pBdr>
-                    <w:top w:val="nil"/>
-                    <w:left w:val="nil"/>
-                    <w:bottom w:val="nil"/>
-                    <w:right w:val="nil"/>
-                    <w:between w:val="nil"/>
-                  </w:pBdr>
-                  <w:spacing w:after="0" w:line="240" w:lineRule="auto"/>
-                </w:pPr>
-                <w:r>
-                  <w:t>5.0 / Perf-01</w:t>
-                </w:r>
-              </w:p>
-            </w:tc>
-            <w:tc>
-              <w:tcPr>
-                <w:tcW w:w="1234" w:type="dxa"/>
-                <w:tcMar>
-                  <w:top w:w="100" w:type="dxa"/>
-                  <w:left w:w="100" w:type="dxa"/>
-                  <w:bottom w:w="100" w:type="dxa"/>
-                  <w:right w:w="100" w:type="dxa"/>
-                </w:tcMar>
-              </w:tcPr>
-              <w:p>
-                <w:pPr>
-                  <w:widowControl w:val="0"/>
-                  <w:pBdr>
-                    <w:top w:val="nil"/>
-                    <w:left w:val="nil"/>
-                    <w:bottom w:val="nil"/>
-                    <w:right w:val="nil"/>
-                    <w:between w:val="nil"/>
-                  </w:pBdr>
-                  <w:spacing w:after="0" w:line="240" w:lineRule="auto"/>
-                </w:pPr>
-                <w:r>
-                  <w:t>System</w:t>
-                </w:r>
-              </w:p>
-            </w:tc>
-            <w:tc>
-              <w:tcPr>
-                <w:tcW w:w="1234" w:type="dxa"/>
-                <w:tcMar>
-                  <w:top w:w="100" w:type="dxa"/>
-                  <w:left w:w="100" w:type="dxa"/>
-                  <w:bottom w:w="100" w:type="dxa"/>
-                  <w:right w:w="100" w:type="dxa"/>
-                </w:tcMar>
-              </w:tcPr>
-              <w:p>
-                <w:pPr>
-                  <w:widowControl w:val="0"/>
-                  <w:pBdr>
-                    <w:top w:val="nil"/>
-                    <w:left w:val="nil"/>
-                    <w:bottom w:val="nil"/>
-                    <w:right w:val="nil"/>
-                    <w:between w:val="nil"/>
-                  </w:pBdr>
-                  <w:spacing w:after="0" w:line="240" w:lineRule="auto"/>
-                </w:pPr>
-                <w:r>
-                  <w:t>TC-Perf-01</w:t>
-                </w:r>
-              </w:p>
-            </w:tc>
-            <w:tc>
-              <w:tcPr>
-                <w:tcW w:w="1234" w:type="dxa"/>
-                <w:tcMar>
-                  <w:top w:w="100" w:type="dxa"/>
-                  <w:left w:w="100" w:type="dxa"/>
-                  <w:bottom w:w="100" w:type="dxa"/>
-                  <w:right w:w="100" w:type="dxa"/>
-                </w:tcMar>
-              </w:tcPr>
-              <w:p>
-                <w:pPr>
-                  <w:spacing w:after="0" w:line="240" w:lineRule="auto"/>
-                </w:pPr>
-                <w:r>
-                  <w:t>N</w:t>
-                </w:r>
-              </w:p>
-            </w:tc>
-            <w:tc>
-              <w:tcPr>
-                <w:tcW w:w="1234" w:type="dxa"/>
-                <w:tcMar>
-                  <w:top w:w="100" w:type="dxa"/>
-                  <w:left w:w="100" w:type="dxa"/>
-                  <w:bottom w:w="100" w:type="dxa"/>
-                  <w:right w:w="100" w:type="dxa"/>
-                </w:tcMar>
-              </w:tcPr>
-              <w:p>
-                <w:pPr>
-                  <w:widowControl w:val="0"/>
-                  <w:pBdr>
-                    <w:top w:val="nil"/>
-                    <w:left w:val="nil"/>
-                    <w:bottom w:val="nil"/>
-                    <w:right w:val="nil"/>
-                    <w:between w:val="nil"/>
-                  </w:pBdr>
-                  <w:spacing w:after="0" w:line="240" w:lineRule="auto"/>
-                </w:pPr>
-                <w:r>
-                  <w:t>Load testing</w:t>
-                </w:r>
-              </w:p>
-            </w:tc>
-          </w:tr>
-          <w:tr>
-            <w:tc>
-              <w:tcPr>
-                <w:tcW w:w="1234" w:type="dxa"/>
-                <w:tcMar>
-                  <w:top w:w="100" w:type="dxa"/>
-                  <w:left w:w="100" w:type="dxa"/>
-                  <w:bottom w:w="100" w:type="dxa"/>
-                  <w:right w:w="100" w:type="dxa"/>
-                </w:tcMar>
-              </w:tcPr>
-              <w:p>
-                <w:pPr>
-                  <w:widowControl w:val="0"/>
-                  <w:pBdr>
-                    <w:top w:val="nil"/>
-                    <w:left w:val="nil"/>
-                    <w:bottom w:val="nil"/>
-                    <w:right w:val="nil"/>
-                    <w:between w:val="nil"/>
-                  </w:pBdr>
-                  <w:spacing w:after="0" w:line="240" w:lineRule="auto"/>
-                </w:pPr>
-                <w:r>
-                  <w:t>SMMS-NF-002</w:t>
-                </w:r>
-              </w:p>
-            </w:tc>
-            <w:tc>
-              <w:tcPr>
-                <w:tcW w:w="1234" w:type="dxa"/>
-                <w:tcMar>
-                  <w:top w:w="100" w:type="dxa"/>
-                  <w:left w:w="100" w:type="dxa"/>
-                  <w:bottom w:w="100" w:type="dxa"/>
-                  <w:right w:w="100" w:type="dxa"/>
-                </w:tcMar>
-              </w:tcPr>
-              <w:p>
-                <w:pPr>
-                  <w:widowControl w:val="0"/>
-                  <w:pBdr>
-                    <w:top w:val="nil"/>
-                    <w:left w:val="nil"/>
-                    <w:bottom w:val="nil"/>
-                    <w:right w:val="nil"/>
-                    <w:between w:val="nil"/>
-                  </w:pBdr>
-                  <w:spacing w:after="0" w:line="240" w:lineRule="auto"/>
-                </w:pPr>
-                <w:r>
-                  <w:t>Support 50 users</w:t>
-                </w:r>
-              </w:p>
-            </w:tc>
-            <w:tc>
-              <w:tcPr>
-                <w:tcW w:w="1234" w:type="dxa"/>
-                <w:tcMar>
-                  <w:top w:w="100" w:type="dxa"/>
-                  <w:left w:w="100" w:type="dxa"/>
-                  <w:bottom w:w="100" w:type="dxa"/>
-                  <w:right w:w="100" w:type="dxa"/>
-                </w:tcMar>
-              </w:tcPr>
-              <w:p>
-                <w:pPr>
-                  <w:widowControl w:val="0"/>
-                  <w:pBdr>
-                    <w:top w:val="nil"/>
-                    <w:left w:val="nil"/>
-                    <w:bottom w:val="nil"/>
-                    <w:right w:val="nil"/>
-                    <w:between w:val="nil"/>
-                  </w:pBdr>
-                  <w:spacing w:after="0" w:line="240" w:lineRule="auto"/>
-                </w:pPr>
-                <w:r>
-                  <w:t>5.0 / Rel-01</w:t>
-                </w:r>
-              </w:p>
-            </w:tc>
-            <w:tc>
-              <w:tcPr>
-                <w:tcW w:w="1234" w:type="dxa"/>
-                <w:tcMar>
-                  <w:top w:w="100" w:type="dxa"/>
-                  <w:left w:w="100" w:type="dxa"/>
-                  <w:bottom w:w="100" w:type="dxa"/>
-                  <w:right w:w="100" w:type="dxa"/>
-                </w:tcMar>
-              </w:tcPr>
-              <w:p>
-                <w:pPr>
-                  <w:widowControl w:val="0"/>
-                  <w:pBdr>
-                    <w:top w:val="nil"/>
-                    <w:left w:val="nil"/>
-                    <w:bottom w:val="nil"/>
-                    <w:right w:val="nil"/>
-                    <w:between w:val="nil"/>
-                  </w:pBdr>
-                  <w:spacing w:after="0" w:line="240" w:lineRule="auto"/>
-                </w:pPr>
-                <w:r>
-                  <w:t>System</w:t>
-                </w:r>
-              </w:p>
-            </w:tc>
-            <w:tc>
-              <w:tcPr>
-                <w:tcW w:w="1234" w:type="dxa"/>
-                <w:tcMar>
-                  <w:top w:w="100" w:type="dxa"/>
-                  <w:left w:w="100" w:type="dxa"/>
-                  <w:bottom w:w="100" w:type="dxa"/>
-                  <w:right w:w="100" w:type="dxa"/>
-                </w:tcMar>
-              </w:tcPr>
-              <w:p>
-                <w:pPr>
-                  <w:widowControl w:val="0"/>
-                  <w:pBdr>
-                    <w:top w:val="nil"/>
-                    <w:left w:val="nil"/>
-                    <w:bottom w:val="nil"/>
-                    <w:right w:val="nil"/>
-                    <w:between w:val="nil"/>
-                  </w:pBdr>
-                  <w:spacing w:after="0" w:line="240" w:lineRule="auto"/>
-                </w:pPr>
-                <w:r>
-                  <w:t>TC-Load-01</w:t>
-                </w:r>
-              </w:p>
-            </w:tc>
-            <w:tc>
-              <w:tcPr>
-                <w:tcW w:w="1234" w:type="dxa"/>
-                <w:tcMar>
-                  <w:top w:w="100" w:type="dxa"/>
-                  <w:left w:w="100" w:type="dxa"/>
-                  <w:bottom w:w="100" w:type="dxa"/>
-                  <w:right w:w="100" w:type="dxa"/>
-                </w:tcMar>
-              </w:tcPr>
-              <w:p>
-                <w:pPr>
-                  <w:spacing w:after="0" w:line="240" w:lineRule="auto"/>
-                </w:pPr>
-                <w:r>
-                  <w:t>N</w:t>
-                </w:r>
-              </w:p>
-            </w:tc>
-            <w:tc>
-              <w:tcPr>
-                <w:tcW w:w="1234" w:type="dxa"/>
-                <w:tcMar>
-                  <w:top w:w="100" w:type="dxa"/>
-                  <w:left w:w="100" w:type="dxa"/>
-                  <w:bottom w:w="100" w:type="dxa"/>
-                  <w:right w:w="100" w:type="dxa"/>
-                </w:tcMar>
-              </w:tcPr>
-              <w:p>
-                <w:pPr>
-                  <w:widowControl w:val="0"/>
-                  <w:pBdr>
-                    <w:top w:val="nil"/>
-                    <w:left w:val="nil"/>
-                    <w:bottom w:val="nil"/>
-                    <w:right w:val="nil"/>
-                    <w:between w:val="nil"/>
-                  </w:pBdr>
-                  <w:spacing w:after="0" w:line="240" w:lineRule="auto"/>
-                </w:pPr>
-                <w:r>
-                  <w:t>Concurrent test</w:t>
-                </w:r>
-              </w:p>
-            </w:tc>
-          </w:tr>
-          <w:tr>
-            <w:tc>
-              <w:tcPr>
-                <w:tcW w:w="1234" w:type="dxa"/>
-                <w:tcMar>
-                  <w:top w:w="100" w:type="dxa"/>
-                  <w:left w:w="100" w:type="dxa"/>
-                  <w:bottom w:w="100" w:type="dxa"/>
-                  <w:right w:w="100" w:type="dxa"/>
-                </w:tcMar>
-              </w:tcPr>
-              <w:p>
-                <w:pPr>
-                  <w:widowControl w:val="0"/>
-                  <w:pBdr>
-                    <w:top w:val="nil"/>
-                    <w:left w:val="nil"/>
-                    <w:bottom w:val="nil"/>
-                    <w:right w:val="nil"/>
-                    <w:between w:val="nil"/>
-                  </w:pBdr>
-                  <w:spacing w:after="0" w:line="240" w:lineRule="auto"/>
-                </w:pPr>
-                <w:r>
-                  <w:t>SMMS-NF-</w:t>
-                </w:r>
-                <w:r>
-                  <w:lastRenderedPageBreak/>
-                  <w:t>003</w:t>
-                </w:r>
-              </w:p>
-            </w:tc>
-            <w:tc>
-              <w:tcPr>
-                <w:tcW w:w="1234" w:type="dxa"/>
-                <w:tcMar>
-                  <w:top w:w="100" w:type="dxa"/>
-                  <w:left w:w="100" w:type="dxa"/>
-                  <w:bottom w:w="100" w:type="dxa"/>
-                  <w:right w:w="100" w:type="dxa"/>
-                </w:tcMar>
-              </w:tcPr>
-              <w:p>
-                <w:pPr>
-                  <w:widowControl w:val="0"/>
-                  <w:pBdr>
-                    <w:top w:val="nil"/>
-                    <w:left w:val="nil"/>
-                    <w:bottom w:val="nil"/>
-                    <w:right w:val="nil"/>
-                    <w:between w:val="nil"/>
-                  </w:pBdr>
-                  <w:spacing w:after="0" w:line="240" w:lineRule="auto"/>
-                </w:pPr>
-                <w:r>
-                  <w:lastRenderedPageBreak/>
-                  <w:t>Responsiv</w:t>
-                </w:r>
-                <w:r>
-                  <w:lastRenderedPageBreak/>
-                  <w:t>e UI</w:t>
-                </w:r>
-              </w:p>
-            </w:tc>
-            <w:tc>
-              <w:tcPr>
-                <w:tcW w:w="1234" w:type="dxa"/>
-                <w:tcMar>
-                  <w:top w:w="100" w:type="dxa"/>
-                  <w:left w:w="100" w:type="dxa"/>
-                  <w:bottom w:w="100" w:type="dxa"/>
-                  <w:right w:w="100" w:type="dxa"/>
-                </w:tcMar>
-              </w:tcPr>
-              <w:p>
-                <w:pPr>
-                  <w:widowControl w:val="0"/>
-                  <w:pBdr>
-                    <w:top w:val="nil"/>
-                    <w:left w:val="nil"/>
-                    <w:bottom w:val="nil"/>
-                    <w:right w:val="nil"/>
-                    <w:between w:val="nil"/>
-                  </w:pBdr>
-                  <w:spacing w:after="0" w:line="240" w:lineRule="auto"/>
-                </w:pPr>
-                <w:r>
-                  <w:lastRenderedPageBreak/>
-                  <w:t>5.0 / UI-01</w:t>
-                </w:r>
-              </w:p>
-            </w:tc>
-            <w:tc>
-              <w:tcPr>
-                <w:tcW w:w="1234" w:type="dxa"/>
-                <w:tcMar>
-                  <w:top w:w="100" w:type="dxa"/>
-                  <w:left w:w="100" w:type="dxa"/>
-                  <w:bottom w:w="100" w:type="dxa"/>
-                  <w:right w:w="100" w:type="dxa"/>
-                </w:tcMar>
-              </w:tcPr>
-              <w:p>
-                <w:pPr>
-                  <w:widowControl w:val="0"/>
-                  <w:pBdr>
-                    <w:top w:val="nil"/>
-                    <w:left w:val="nil"/>
-                    <w:bottom w:val="nil"/>
-                    <w:right w:val="nil"/>
-                    <w:between w:val="nil"/>
-                  </w:pBdr>
-                  <w:spacing w:after="0" w:line="240" w:lineRule="auto"/>
-                </w:pPr>
-                <w:r>
-                  <w:t>UI Layer</w:t>
-                </w:r>
-              </w:p>
-            </w:tc>
-            <w:tc>
-              <w:tcPr>
-                <w:tcW w:w="1234" w:type="dxa"/>
-                <w:tcMar>
-                  <w:top w:w="100" w:type="dxa"/>
-                  <w:left w:w="100" w:type="dxa"/>
-                  <w:bottom w:w="100" w:type="dxa"/>
-                  <w:right w:w="100" w:type="dxa"/>
-                </w:tcMar>
-              </w:tcPr>
-              <w:p>
-                <w:pPr>
-                  <w:widowControl w:val="0"/>
-                  <w:pBdr>
-                    <w:top w:val="nil"/>
-                    <w:left w:val="nil"/>
-                    <w:bottom w:val="nil"/>
-                    <w:right w:val="nil"/>
-                    <w:between w:val="nil"/>
-                  </w:pBdr>
-                  <w:spacing w:after="0" w:line="240" w:lineRule="auto"/>
-                </w:pPr>
-                <w:r>
-                  <w:t>TC-UI-01</w:t>
-                </w:r>
-              </w:p>
-            </w:tc>
-            <w:tc>
-              <w:tcPr>
-                <w:tcW w:w="1234" w:type="dxa"/>
-                <w:tcMar>
-                  <w:top w:w="100" w:type="dxa"/>
-                  <w:left w:w="100" w:type="dxa"/>
-                  <w:bottom w:w="100" w:type="dxa"/>
-                  <w:right w:w="100" w:type="dxa"/>
-                </w:tcMar>
-              </w:tcPr>
-              <w:p>
-                <w:pPr>
-                  <w:spacing w:after="0" w:line="240" w:lineRule="auto"/>
-                </w:pPr>
-                <w:r>
-                  <w:t>N</w:t>
-                </w:r>
-              </w:p>
-            </w:tc>
-            <w:tc>
-              <w:tcPr>
-                <w:tcW w:w="1234" w:type="dxa"/>
-                <w:tcMar>
-                  <w:top w:w="100" w:type="dxa"/>
-                  <w:left w:w="100" w:type="dxa"/>
-                  <w:bottom w:w="100" w:type="dxa"/>
-                  <w:right w:w="100" w:type="dxa"/>
-                </w:tcMar>
-              </w:tcPr>
-              <w:p>
-                <w:pPr>
-                  <w:widowControl w:val="0"/>
-                  <w:pBdr>
-                    <w:top w:val="nil"/>
-                    <w:left w:val="nil"/>
-                    <w:bottom w:val="nil"/>
-                    <w:right w:val="nil"/>
-                    <w:between w:val="nil"/>
-                  </w:pBdr>
-                  <w:spacing w:after="0" w:line="240" w:lineRule="auto"/>
-                </w:pPr>
-                <w:r>
-                  <w:t xml:space="preserve">Browser </w:t>
-                </w:r>
-                <w:r>
-                  <w:lastRenderedPageBreak/>
-                  <w:t>test</w:t>
-                </w:r>
-              </w:p>
-            </w:tc>
-          </w:tr>
-          <w:tr>
-            <w:tc>
-              <w:tcPr>
-                <w:tcW w:w="1234" w:type="dxa"/>
-                <w:tcMar>
-                  <w:top w:w="100" w:type="dxa"/>
-                  <w:left w:w="100" w:type="dxa"/>
-                  <w:bottom w:w="100" w:type="dxa"/>
-                  <w:right w:w="100" w:type="dxa"/>
-                </w:tcMar>
-              </w:tcPr>
-              <w:p>
-                <w:pPr>
-                  <w:widowControl w:val="0"/>
-                  <w:pBdr>
-                    <w:top w:val="nil"/>
-                    <w:left w:val="nil"/>
-                    <w:bottom w:val="nil"/>
-                    <w:right w:val="nil"/>
-                    <w:between w:val="nil"/>
-                  </w:pBdr>
-                  <w:spacing w:after="0" w:line="240" w:lineRule="auto"/>
-                </w:pPr>
-                <w:r>
-                  <w:lastRenderedPageBreak/>
-                  <w:t>SMMS-NF-004</w:t>
-                </w:r>
-              </w:p>
-            </w:tc>
-            <w:tc>
-              <w:tcPr>
-                <w:tcW w:w="1234" w:type="dxa"/>
-                <w:tcMar>
-                  <w:top w:w="100" w:type="dxa"/>
-                  <w:left w:w="100" w:type="dxa"/>
-                  <w:bottom w:w="100" w:type="dxa"/>
-                  <w:right w:w="100" w:type="dxa"/>
-                </w:tcMar>
-              </w:tcPr>
-              <w:p>
-                <w:pPr>
-                  <w:widowControl w:val="0"/>
-                  <w:pBdr>
-                    <w:top w:val="nil"/>
-                    <w:left w:val="nil"/>
-                    <w:bottom w:val="nil"/>
-                    <w:right w:val="nil"/>
-                    <w:between w:val="nil"/>
-                  </w:pBdr>
-                  <w:spacing w:after="0" w:line="240" w:lineRule="auto"/>
-                </w:pPr>
-                <w:r>
-                  <w:t>1000 posts storage</w:t>
-                </w:r>
-              </w:p>
-            </w:tc>
-            <w:tc>
-              <w:tcPr>
-                <w:tcW w:w="1234" w:type="dxa"/>
-                <w:tcMar>
-                  <w:top w:w="100" w:type="dxa"/>
-                  <w:left w:w="100" w:type="dxa"/>
-                  <w:bottom w:w="100" w:type="dxa"/>
-                  <w:right w:w="100" w:type="dxa"/>
-                </w:tcMar>
-              </w:tcPr>
-              <w:p>
-                <w:pPr>
-                  <w:widowControl w:val="0"/>
-                  <w:pBdr>
-                    <w:top w:val="nil"/>
-                    <w:left w:val="nil"/>
-                    <w:bottom w:val="nil"/>
-                    <w:right w:val="nil"/>
-                    <w:between w:val="nil"/>
-                  </w:pBdr>
-                  <w:spacing w:after="0" w:line="240" w:lineRule="auto"/>
-                </w:pPr>
-                <w:r>
-                  <w:t>5.0 / DB-01</w:t>
-                </w:r>
-              </w:p>
-            </w:tc>
-            <w:tc>
-              <w:tcPr>
-                <w:tcW w:w="1234" w:type="dxa"/>
-                <w:tcMar>
-                  <w:top w:w="100" w:type="dxa"/>
-                  <w:left w:w="100" w:type="dxa"/>
-                  <w:bottom w:w="100" w:type="dxa"/>
-                  <w:right w:w="100" w:type="dxa"/>
-                </w:tcMar>
-              </w:tcPr>
-              <w:p>
-                <w:pPr>
-                  <w:widowControl w:val="0"/>
-                  <w:pBdr>
-                    <w:top w:val="nil"/>
-                    <w:left w:val="nil"/>
-                    <w:bottom w:val="nil"/>
-                    <w:right w:val="nil"/>
-                    <w:between w:val="nil"/>
-                  </w:pBdr>
-                  <w:spacing w:after="0" w:line="240" w:lineRule="auto"/>
-                </w:pPr>
-                <w:r>
-                  <w:t>Database</w:t>
-                </w:r>
-              </w:p>
-            </w:tc>
-            <w:tc>
-              <w:tcPr>
-                <w:tcW w:w="1234" w:type="dxa"/>
-                <w:tcMar>
-                  <w:top w:w="100" w:type="dxa"/>
-                  <w:left w:w="100" w:type="dxa"/>
-                  <w:bottom w:w="100" w:type="dxa"/>
-                  <w:right w:w="100" w:type="dxa"/>
-                </w:tcMar>
-              </w:tcPr>
-              <w:p>
-                <w:pPr>
-                  <w:widowControl w:val="0"/>
-                  <w:pBdr>
-                    <w:top w:val="nil"/>
-                    <w:left w:val="nil"/>
-                    <w:bottom w:val="nil"/>
-                    <w:right w:val="nil"/>
-                    <w:between w:val="nil"/>
-                  </w:pBdr>
-                  <w:spacing w:after="0" w:line="240" w:lineRule="auto"/>
-                </w:pPr>
-                <w:r>
-                  <w:t>TC-DB-01</w:t>
-                </w:r>
-              </w:p>
-            </w:tc>
-            <w:tc>
-              <w:tcPr>
-                <w:tcW w:w="1234" w:type="dxa"/>
-                <w:tcMar>
-                  <w:top w:w="100" w:type="dxa"/>
-                  <w:left w:w="100" w:type="dxa"/>
-                  <w:bottom w:w="100" w:type="dxa"/>
-                  <w:right w:w="100" w:type="dxa"/>
-                </w:tcMar>
-              </w:tcPr>
-              <w:p>
-                <w:pPr>
-                  <w:spacing w:after="0" w:line="240" w:lineRule="auto"/>
-                </w:pPr>
-                <w:r>
-                  <w:t>N</w:t>
-                </w:r>
-              </w:p>
-            </w:tc>
-            <w:tc>
-              <w:tcPr>
-                <w:tcW w:w="1234" w:type="dxa"/>
-                <w:tcMar>
-                  <w:top w:w="100" w:type="dxa"/>
-                  <w:left w:w="100" w:type="dxa"/>
-                  <w:bottom w:w="100" w:type="dxa"/>
-                  <w:right w:w="100" w:type="dxa"/>
-                </w:tcMar>
-              </w:tcPr>
-              <w:p>
-                <w:pPr>
-                  <w:widowControl w:val="0"/>
-                  <w:pBdr>
-                    <w:top w:val="nil"/>
-                    <w:left w:val="nil"/>
-                    <w:bottom w:val="nil"/>
-                    <w:right w:val="nil"/>
-                    <w:between w:val="nil"/>
-                  </w:pBdr>
-                  <w:spacing w:after="0" w:line="240" w:lineRule="auto"/>
-                </w:pPr>
-                <w:r>
-                  <w:t>Stress test</w:t>
-                </w:r>
-              </w:p>
-            </w:tc>
-          </w:tr>
-          <w:tr>
-            <w:tc>
-              <w:tcPr>
-                <w:tcW w:w="1234" w:type="dxa"/>
-                <w:tcMar>
-                  <w:top w:w="100" w:type="dxa"/>
-                  <w:left w:w="100" w:type="dxa"/>
-                  <w:bottom w:w="100" w:type="dxa"/>
-                  <w:right w:w="100" w:type="dxa"/>
-                </w:tcMar>
-              </w:tcPr>
-              <w:p>
-                <w:pPr>
-                  <w:widowControl w:val="0"/>
-                  <w:pBdr>
-                    <w:top w:val="nil"/>
-                    <w:left w:val="nil"/>
-                    <w:bottom w:val="nil"/>
-                    <w:right w:val="nil"/>
-                    <w:between w:val="nil"/>
-                  </w:pBdr>
-                  <w:spacing w:after="0" w:line="240" w:lineRule="auto"/>
-                </w:pPr>
-                <w:r>
-                  <w:t>SMMS-NF-005</w:t>
-                </w:r>
-              </w:p>
-            </w:tc>
-            <w:tc>
-              <w:tcPr>
-                <w:tcW w:w="1234" w:type="dxa"/>
-                <w:tcMar>
-                  <w:top w:w="100" w:type="dxa"/>
-                  <w:left w:w="100" w:type="dxa"/>
-                  <w:bottom w:w="100" w:type="dxa"/>
-                  <w:right w:w="100" w:type="dxa"/>
-                </w:tcMar>
-              </w:tcPr>
-              <w:p>
-                <w:pPr>
-                  <w:widowControl w:val="0"/>
-                  <w:pBdr>
-                    <w:top w:val="nil"/>
-                    <w:left w:val="nil"/>
-                    <w:bottom w:val="nil"/>
-                    <w:right w:val="nil"/>
-                    <w:between w:val="nil"/>
-                  </w:pBdr>
-                  <w:spacing w:after="0" w:line="240" w:lineRule="auto"/>
-                </w:pPr>
-                <w:r>
-                  <w:t>Manual backup</w:t>
-                </w:r>
-              </w:p>
-            </w:tc>
-            <w:tc>
-              <w:tcPr>
-                <w:tcW w:w="1234" w:type="dxa"/>
-                <w:tcMar>
-                  <w:top w:w="100" w:type="dxa"/>
-                  <w:left w:w="100" w:type="dxa"/>
-                  <w:bottom w:w="100" w:type="dxa"/>
-                  <w:right w:w="100" w:type="dxa"/>
-                </w:tcMar>
-              </w:tcPr>
-              <w:p>
-                <w:pPr>
-                  <w:widowControl w:val="0"/>
-                  <w:pBdr>
-                    <w:top w:val="nil"/>
-                    <w:left w:val="nil"/>
-                    <w:bottom w:val="nil"/>
-                    <w:right w:val="nil"/>
-                    <w:between w:val="nil"/>
-                  </w:pBdr>
-                  <w:spacing w:after="0" w:line="240" w:lineRule="auto"/>
-                </w:pPr>
-                <w:r>
-                  <w:t>5.0 / Maint-01</w:t>
-                </w:r>
-              </w:p>
-            </w:tc>
-            <w:tc>
-              <w:tcPr>
-                <w:tcW w:w="1234" w:type="dxa"/>
-                <w:tcMar>
-                  <w:top w:w="100" w:type="dxa"/>
-                  <w:left w:w="100" w:type="dxa"/>
-                  <w:bottom w:w="100" w:type="dxa"/>
-                  <w:right w:w="100" w:type="dxa"/>
-                </w:tcMar>
-              </w:tcPr>
-              <w:p>
-                <w:pPr>
-                  <w:widowControl w:val="0"/>
-                  <w:pBdr>
-                    <w:top w:val="nil"/>
-                    <w:left w:val="nil"/>
-                    <w:bottom w:val="nil"/>
-                    <w:right w:val="nil"/>
-                    <w:between w:val="nil"/>
-                  </w:pBdr>
-                  <w:spacing w:after="0" w:line="240" w:lineRule="auto"/>
-                </w:pPr>
-                <w:r>
-                  <w:t>Admin Module</w:t>
-                </w:r>
-              </w:p>
-            </w:tc>
-            <w:tc>
-              <w:tcPr>
-                <w:tcW w:w="1234" w:type="dxa"/>
-                <w:tcMar>
-                  <w:top w:w="100" w:type="dxa"/>
-                  <w:left w:w="100" w:type="dxa"/>
-                  <w:bottom w:w="100" w:type="dxa"/>
-                  <w:right w:w="100" w:type="dxa"/>
-                </w:tcMar>
-              </w:tcPr>
-              <w:p>
-                <w:pPr>
-                  <w:widowControl w:val="0"/>
-                  <w:pBdr>
-                    <w:top w:val="nil"/>
-                    <w:left w:val="nil"/>
-                    <w:bottom w:val="nil"/>
-                    <w:right w:val="nil"/>
-                    <w:between w:val="nil"/>
-                  </w:pBdr>
-                  <w:spacing w:after="0" w:line="240" w:lineRule="auto"/>
-                </w:pPr>
-                <w:r>
-                  <w:t>TC-Backup-01</w:t>
-                </w:r>
-              </w:p>
-            </w:tc>
-            <w:tc>
-              <w:tcPr>
-                <w:tcW w:w="1234" w:type="dxa"/>
-                <w:tcMar>
-                  <w:top w:w="100" w:type="dxa"/>
-                  <w:left w:w="100" w:type="dxa"/>
-                  <w:bottom w:w="100" w:type="dxa"/>
-                  <w:right w:w="100" w:type="dxa"/>
-                </w:tcMar>
-              </w:tcPr>
-              <w:p>
-                <w:pPr>
-                  <w:spacing w:after="0" w:line="240" w:lineRule="auto"/>
-                </w:pPr>
-                <w:r>
-                  <w:t>N</w:t>
-                </w:r>
-              </w:p>
-            </w:tc>
-            <w:tc>
-              <w:tcPr>
-                <w:tcW w:w="1234" w:type="dxa"/>
-                <w:tcMar>
-                  <w:top w:w="100" w:type="dxa"/>
-                  <w:left w:w="100" w:type="dxa"/>
-                  <w:bottom w:w="100" w:type="dxa"/>
-                  <w:right w:w="100" w:type="dxa"/>
-                </w:tcMar>
-              </w:tcPr>
-              <w:p>
-                <w:pPr>
-                  <w:widowControl w:val="0"/>
-                  <w:pBdr>
-                    <w:top w:val="nil"/>
-                    <w:left w:val="nil"/>
-                    <w:bottom w:val="nil"/>
-                    <w:right w:val="nil"/>
-                    <w:between w:val="nil"/>
-                  </w:pBdr>
-                  <w:spacing w:after="0" w:line="240" w:lineRule="auto"/>
-                </w:pPr>
-                <w:r>
-                  <w:t>DB export</w:t>
-                </w:r>
-              </w:p>
-            </w:tc>
-          </w:tr>
-          <w:tr>
-            <w:tc>
-              <w:tcPr>
-                <w:tcW w:w="1234" w:type="dxa"/>
-                <w:tcMar>
-                  <w:top w:w="100" w:type="dxa"/>
-                  <w:left w:w="100" w:type="dxa"/>
-                  <w:bottom w:w="100" w:type="dxa"/>
-                  <w:right w:w="100" w:type="dxa"/>
-                </w:tcMar>
-              </w:tcPr>
-              <w:p>
-                <w:pPr>
-                  <w:widowControl w:val="0"/>
-                  <w:pBdr>
-                    <w:top w:val="nil"/>
-                    <w:left w:val="nil"/>
-                    <w:bottom w:val="nil"/>
-                    <w:right w:val="nil"/>
-                    <w:between w:val="nil"/>
-                  </w:pBdr>
-                  <w:spacing w:after="0" w:line="240" w:lineRule="auto"/>
-                </w:pPr>
-                <w:r>
-                  <w:t>SMMS-SR-001</w:t>
-                </w:r>
-              </w:p>
-            </w:tc>
-            <w:tc>
-              <w:tcPr>
-                <w:tcW w:w="1234" w:type="dxa"/>
-                <w:tcMar>
-                  <w:top w:w="100" w:type="dxa"/>
-                  <w:left w:w="100" w:type="dxa"/>
-                  <w:bottom w:w="100" w:type="dxa"/>
-                  <w:right w:w="100" w:type="dxa"/>
-                </w:tcMar>
-              </w:tcPr>
-              <w:p>
-                <w:pPr>
-                  <w:widowControl w:val="0"/>
-                  <w:pBdr>
-                    <w:top w:val="nil"/>
-                    <w:left w:val="nil"/>
-                    <w:bottom w:val="nil"/>
-                    <w:right w:val="nil"/>
-                    <w:between w:val="nil"/>
-                  </w:pBdr>
-                  <w:spacing w:after="0" w:line="240" w:lineRule="auto"/>
-                </w:pPr>
-                <w:r>
-                  <w:t>Password hashing</w:t>
-                </w:r>
-              </w:p>
-            </w:tc>
-            <w:tc>
-              <w:tcPr>
-                <w:tcW w:w="1234" w:type="dxa"/>
-                <w:tcMar>
-                  <w:top w:w="100" w:type="dxa"/>
-                  <w:left w:w="100" w:type="dxa"/>
-                  <w:bottom w:w="100" w:type="dxa"/>
-                  <w:right w:w="100" w:type="dxa"/>
-                </w:tcMar>
-              </w:tcPr>
-              <w:p>
-                <w:pPr>
-                  <w:widowControl w:val="0"/>
-                  <w:pBdr>
-                    <w:top w:val="nil"/>
-                    <w:left w:val="nil"/>
-                    <w:bottom w:val="nil"/>
-                    <w:right w:val="nil"/>
-                    <w:between w:val="nil"/>
-                  </w:pBdr>
-                  <w:spacing w:after="0" w:line="240" w:lineRule="auto"/>
-                </w:pPr>
-                <w:r>
-                  <w:t>5.1 / Sec-01</w:t>
-                </w:r>
-              </w:p>
-            </w:tc>
-            <w:tc>
-              <w:tcPr>
-                <w:tcW w:w="1234" w:type="dxa"/>
-                <w:tcMar>
-                  <w:top w:w="100" w:type="dxa"/>
-                  <w:left w:w="100" w:type="dxa"/>
-                  <w:bottom w:w="100" w:type="dxa"/>
-                  <w:right w:w="100" w:type="dxa"/>
-                </w:tcMar>
-              </w:tcPr>
-              <w:p>
-                <w:pPr>
-                  <w:widowControl w:val="0"/>
-                  <w:pBdr>
-                    <w:top w:val="nil"/>
-                    <w:left w:val="nil"/>
-                    <w:bottom w:val="nil"/>
-                    <w:right w:val="nil"/>
-                    <w:between w:val="nil"/>
-                  </w:pBdr>
-                  <w:spacing w:after="0" w:line="240" w:lineRule="auto"/>
-                </w:pPr>
-                <w:r>
-                  <w:t>Security Layer</w:t>
-                </w:r>
-              </w:p>
-            </w:tc>
-            <w:tc>
-              <w:tcPr>
-                <w:tcW w:w="1234" w:type="dxa"/>
-                <w:tcMar>
-                  <w:top w:w="100" w:type="dxa"/>
-                  <w:left w:w="100" w:type="dxa"/>
-                  <w:bottom w:w="100" w:type="dxa"/>
-                  <w:right w:w="100" w:type="dxa"/>
-                </w:tcMar>
-              </w:tcPr>
-              <w:p>
-                <w:pPr>
-                  <w:widowControl w:val="0"/>
-                  <w:pBdr>
-                    <w:top w:val="nil"/>
-                    <w:left w:val="nil"/>
-                    <w:bottom w:val="nil"/>
-                    <w:right w:val="nil"/>
-                    <w:between w:val="nil"/>
-                  </w:pBdr>
-                  <w:spacing w:after="0" w:line="240" w:lineRule="auto"/>
-                </w:pPr>
-                <w:r>
-                  <w:t>TC-Sec-01</w:t>
-                </w:r>
-              </w:p>
-            </w:tc>
-            <w:tc>
-              <w:tcPr>
-                <w:tcW w:w="1234" w:type="dxa"/>
-                <w:tcMar>
-                  <w:top w:w="100" w:type="dxa"/>
-                  <w:left w:w="100" w:type="dxa"/>
-                  <w:bottom w:w="100" w:type="dxa"/>
-                  <w:right w:w="100" w:type="dxa"/>
-                </w:tcMar>
-              </w:tcPr>
-              <w:p>
-                <w:pPr>
-                  <w:spacing w:after="0" w:line="240" w:lineRule="auto"/>
-                </w:pPr>
-                <w:r>
-                  <w:t>N</w:t>
-                </w:r>
-              </w:p>
-            </w:tc>
-            <w:tc>
-              <w:tcPr>
-                <w:tcW w:w="1234" w:type="dxa"/>
-                <w:tcMar>
-                  <w:top w:w="100" w:type="dxa"/>
-                  <w:left w:w="100" w:type="dxa"/>
-                  <w:bottom w:w="100" w:type="dxa"/>
-                  <w:right w:w="100" w:type="dxa"/>
-                </w:tcMar>
-              </w:tcPr>
-              <w:p>
-                <w:pPr>
-                  <w:widowControl w:val="0"/>
-                  <w:pBdr>
-                    <w:top w:val="nil"/>
-                    <w:left w:val="nil"/>
-                    <w:bottom w:val="nil"/>
-                    <w:right w:val="nil"/>
-                    <w:between w:val="nil"/>
-                  </w:pBdr>
-                  <w:spacing w:after="0" w:line="240" w:lineRule="auto"/>
-                </w:pPr>
-                <w:r>
-                  <w:t>Secure storage</w:t>
-                </w:r>
-              </w:p>
-            </w:tc>
-          </w:tr>
-          <w:tr>
-            <w:tc>
-              <w:tcPr>
-                <w:tcW w:w="1234" w:type="dxa"/>
-                <w:tcMar>
-                  <w:top w:w="100" w:type="dxa"/>
-                  <w:left w:w="100" w:type="dxa"/>
-                  <w:bottom w:w="100" w:type="dxa"/>
-                  <w:right w:w="100" w:type="dxa"/>
-                </w:tcMar>
-              </w:tcPr>
-              <w:p>
-                <w:pPr>
-                  <w:widowControl w:val="0"/>
-                  <w:pBdr>
-                    <w:top w:val="nil"/>
-                    <w:left w:val="nil"/>
-                    <w:bottom w:val="nil"/>
-                    <w:right w:val="nil"/>
-                    <w:between w:val="nil"/>
-                  </w:pBdr>
-                  <w:spacing w:after="0" w:line="240" w:lineRule="auto"/>
-                </w:pPr>
-                <w:r>
-                  <w:t>SMMS-SR-002</w:t>
-                </w:r>
-              </w:p>
-            </w:tc>
-            <w:tc>
-              <w:tcPr>
-                <w:tcW w:w="1234" w:type="dxa"/>
-                <w:tcMar>
-                  <w:top w:w="100" w:type="dxa"/>
-                  <w:left w:w="100" w:type="dxa"/>
-                  <w:bottom w:w="100" w:type="dxa"/>
-                  <w:right w:w="100" w:type="dxa"/>
-                </w:tcMar>
-              </w:tcPr>
-              <w:p>
-                <w:pPr>
-                  <w:widowControl w:val="0"/>
-                  <w:pBdr>
-                    <w:top w:val="nil"/>
-                    <w:left w:val="nil"/>
-                    <w:bottom w:val="nil"/>
-                    <w:right w:val="nil"/>
-                    <w:between w:val="nil"/>
-                  </w:pBdr>
-                  <w:spacing w:after="0" w:line="240" w:lineRule="auto"/>
-                </w:pPr>
-                <w:r>
-                  <w:t>Session timeout</w:t>
-                </w:r>
-              </w:p>
-            </w:tc>
-            <w:tc>
-              <w:tcPr>
-                <w:tcW w:w="1234" w:type="dxa"/>
-                <w:tcMar>
-                  <w:top w:w="100" w:type="dxa"/>
-                  <w:left w:w="100" w:type="dxa"/>
-                  <w:bottom w:w="100" w:type="dxa"/>
-                  <w:right w:w="100" w:type="dxa"/>
-                </w:tcMar>
-              </w:tcPr>
-              <w:p>
-                <w:pPr>
-                  <w:widowControl w:val="0"/>
-                  <w:pBdr>
-                    <w:top w:val="nil"/>
-                    <w:left w:val="nil"/>
-                    <w:bottom w:val="nil"/>
-                    <w:right w:val="nil"/>
-                    <w:between w:val="nil"/>
-                  </w:pBdr>
-                  <w:spacing w:after="0" w:line="240" w:lineRule="auto"/>
-                </w:pPr>
-                <w:r>
-                  <w:t>5.1 / Sec-02</w:t>
-                </w:r>
-              </w:p>
-            </w:tc>
-            <w:tc>
-              <w:tcPr>
-                <w:tcW w:w="1234" w:type="dxa"/>
-                <w:tcMar>
-                  <w:top w:w="100" w:type="dxa"/>
-                  <w:left w:w="100" w:type="dxa"/>
-                  <w:bottom w:w="100" w:type="dxa"/>
-                  <w:right w:w="100" w:type="dxa"/>
-                </w:tcMar>
-              </w:tcPr>
-              <w:p>
-                <w:pPr>
-                  <w:widowControl w:val="0"/>
-                  <w:pBdr>
-                    <w:top w:val="nil"/>
-                    <w:left w:val="nil"/>
-                    <w:bottom w:val="nil"/>
-                    <w:right w:val="nil"/>
-                    <w:between w:val="nil"/>
-                  </w:pBdr>
-                  <w:spacing w:after="0" w:line="240" w:lineRule="auto"/>
-                </w:pPr>
-                <w:r>
-                  <w:t>Session Manager</w:t>
-                </w:r>
-              </w:p>
-            </w:tc>
-            <w:tc>
-              <w:tcPr>
-                <w:tcW w:w="1234" w:type="dxa"/>
-                <w:tcMar>
-                  <w:top w:w="100" w:type="dxa"/>
-                  <w:left w:w="100" w:type="dxa"/>
-                  <w:bottom w:w="100" w:type="dxa"/>
-                  <w:right w:w="100" w:type="dxa"/>
-                </w:tcMar>
-              </w:tcPr>
-              <w:p>
-                <w:pPr>
-                  <w:widowControl w:val="0"/>
-                  <w:pBdr>
-                    <w:top w:val="nil"/>
-                    <w:left w:val="nil"/>
-                    <w:bottom w:val="nil"/>
-                    <w:right w:val="nil"/>
-                    <w:between w:val="nil"/>
-                  </w:pBdr>
-                  <w:spacing w:after="0" w:line="240" w:lineRule="auto"/>
-                </w:pPr>
-                <w:r>
-                  <w:t>TC-Sec-02</w:t>
-                </w:r>
-              </w:p>
-            </w:tc>
-            <w:tc>
-              <w:tcPr>
-                <w:tcW w:w="1234" w:type="dxa"/>
-                <w:tcMar>
-                  <w:top w:w="100" w:type="dxa"/>
-                  <w:left w:w="100" w:type="dxa"/>
-                  <w:bottom w:w="100" w:type="dxa"/>
-                  <w:right w:w="100" w:type="dxa"/>
-                </w:tcMar>
-              </w:tcPr>
-              <w:p>
-                <w:pPr>
-                  <w:spacing w:after="0" w:line="240" w:lineRule="auto"/>
-                </w:pPr>
-                <w:r>
-                  <w:t>N</w:t>
-                </w:r>
-              </w:p>
-            </w:tc>
-            <w:tc>
-              <w:tcPr>
-                <w:tcW w:w="1234" w:type="dxa"/>
-                <w:tcMar>
-                  <w:top w:w="100" w:type="dxa"/>
-                  <w:left w:w="100" w:type="dxa"/>
-                  <w:bottom w:w="100" w:type="dxa"/>
-                  <w:right w:w="100" w:type="dxa"/>
-                </w:tcMar>
-              </w:tcPr>
-              <w:p>
-                <w:pPr>
-                  <w:widowControl w:val="0"/>
-                  <w:pBdr>
-                    <w:top w:val="nil"/>
-                    <w:left w:val="nil"/>
-                    <w:bottom w:val="nil"/>
-                    <w:right w:val="nil"/>
-                    <w:between w:val="nil"/>
-                  </w:pBdr>
-                  <w:spacing w:after="0" w:line="240" w:lineRule="auto"/>
-                </w:pPr>
-                <w:r>
-                  <w:t>15-min auto logout</w:t>
-                </w:r>
-              </w:p>
-            </w:tc>
-          </w:tr>
-          <w:tr>
-            <w:tc>
-              <w:tcPr>
-                <w:tcW w:w="1234" w:type="dxa"/>
-                <w:tcMar>
-                  <w:top w:w="100" w:type="dxa"/>
-                  <w:left w:w="100" w:type="dxa"/>
-                  <w:bottom w:w="100" w:type="dxa"/>
-                  <w:right w:w="100" w:type="dxa"/>
-                </w:tcMar>
-              </w:tcPr>
-              <w:p>
-                <w:pPr>
-                  <w:widowControl w:val="0"/>
-                  <w:pBdr>
-                    <w:top w:val="nil"/>
-                    <w:left w:val="nil"/>
-                    <w:bottom w:val="nil"/>
-                    <w:right w:val="nil"/>
-                    <w:between w:val="nil"/>
-                  </w:pBdr>
-                  <w:spacing w:after="0" w:line="240" w:lineRule="auto"/>
-                </w:pPr>
-                <w:r>
-                  <w:t>SMMS-SR-003</w:t>
-                </w:r>
-              </w:p>
-            </w:tc>
-            <w:tc>
-              <w:tcPr>
-                <w:tcW w:w="1234" w:type="dxa"/>
-                <w:tcMar>
-                  <w:top w:w="100" w:type="dxa"/>
-                  <w:left w:w="100" w:type="dxa"/>
-                  <w:bottom w:w="100" w:type="dxa"/>
-                  <w:right w:w="100" w:type="dxa"/>
-                </w:tcMar>
-              </w:tcPr>
-              <w:p>
-                <w:pPr>
-                  <w:widowControl w:val="0"/>
-                  <w:pBdr>
-                    <w:top w:val="nil"/>
-                    <w:left w:val="nil"/>
-                    <w:bottom w:val="nil"/>
-                    <w:right w:val="nil"/>
-                    <w:between w:val="nil"/>
-                  </w:pBdr>
-                  <w:spacing w:after="0" w:line="240" w:lineRule="auto"/>
-                </w:pPr>
-                <w:r>
-                  <w:t>Input validation</w:t>
-                </w:r>
-              </w:p>
-            </w:tc>
-            <w:tc>
-              <w:tcPr>
-                <w:tcW w:w="1234" w:type="dxa"/>
-                <w:tcMar>
-                  <w:top w:w="100" w:type="dxa"/>
-                  <w:left w:w="100" w:type="dxa"/>
-                  <w:bottom w:w="100" w:type="dxa"/>
-                  <w:right w:w="100" w:type="dxa"/>
-                </w:tcMar>
-              </w:tcPr>
-              <w:p>
-                <w:pPr>
-                  <w:widowControl w:val="0"/>
-                  <w:pBdr>
-                    <w:top w:val="nil"/>
-                    <w:left w:val="nil"/>
-                    <w:bottom w:val="nil"/>
-                    <w:right w:val="nil"/>
-                    <w:between w:val="nil"/>
-                  </w:pBdr>
-                  <w:spacing w:after="0" w:line="240" w:lineRule="auto"/>
-                </w:pPr>
-                <w:r>
-                  <w:t>5.1 / Sec-03</w:t>
-                </w:r>
-              </w:p>
-            </w:tc>
-            <w:tc>
-              <w:tcPr>
-                <w:tcW w:w="1234" w:type="dxa"/>
-                <w:tcMar>
-                  <w:top w:w="100" w:type="dxa"/>
-                  <w:left w:w="100" w:type="dxa"/>
-                  <w:bottom w:w="100" w:type="dxa"/>
-                  <w:right w:w="100" w:type="dxa"/>
-                </w:tcMar>
-              </w:tcPr>
-              <w:p>
-                <w:pPr>
-                  <w:widowControl w:val="0"/>
-                  <w:pBdr>
-                    <w:top w:val="nil"/>
-                    <w:left w:val="nil"/>
-                    <w:bottom w:val="nil"/>
-                    <w:right w:val="nil"/>
-                    <w:between w:val="nil"/>
-                  </w:pBdr>
-                  <w:spacing w:after="0" w:line="240" w:lineRule="auto"/>
-                </w:pPr>
-                <w:r>
-                  <w:t>Security Layer</w:t>
-                </w:r>
-              </w:p>
-            </w:tc>
-            <w:tc>
-              <w:tcPr>
-                <w:tcW w:w="1234" w:type="dxa"/>
-                <w:tcMar>
-                  <w:top w:w="100" w:type="dxa"/>
-                  <w:left w:w="100" w:type="dxa"/>
-                  <w:bottom w:w="100" w:type="dxa"/>
-                  <w:right w:w="100" w:type="dxa"/>
-                </w:tcMar>
-              </w:tcPr>
-              <w:p>
-                <w:pPr>
-                  <w:widowControl w:val="0"/>
-                  <w:pBdr>
-                    <w:top w:val="nil"/>
-                    <w:left w:val="nil"/>
-                    <w:bottom w:val="nil"/>
-                    <w:right w:val="nil"/>
-                    <w:between w:val="nil"/>
-                  </w:pBdr>
-                  <w:spacing w:after="0" w:line="240" w:lineRule="auto"/>
-                </w:pPr>
-                <w:r>
-                  <w:t>TC-Sec-03</w:t>
-                </w:r>
-              </w:p>
-            </w:tc>
-            <w:tc>
-              <w:tcPr>
-                <w:tcW w:w="1234" w:type="dxa"/>
-                <w:tcMar>
-                  <w:top w:w="100" w:type="dxa"/>
-                  <w:left w:w="100" w:type="dxa"/>
-                  <w:bottom w:w="100" w:type="dxa"/>
-                  <w:right w:w="100" w:type="dxa"/>
-                </w:tcMar>
-              </w:tcPr>
-              <w:p>
-                <w:pPr>
-                  <w:spacing w:after="0" w:line="240" w:lineRule="auto"/>
-                </w:pPr>
-                <w:r>
-                  <w:t>N</w:t>
-                </w:r>
-              </w:p>
-            </w:tc>
-            <w:tc>
-              <w:tcPr>
-                <w:tcW w:w="1234" w:type="dxa"/>
-                <w:tcMar>
-                  <w:top w:w="100" w:type="dxa"/>
-                  <w:left w:w="100" w:type="dxa"/>
-                  <w:bottom w:w="100" w:type="dxa"/>
-                  <w:right w:w="100" w:type="dxa"/>
-                </w:tcMar>
-              </w:tcPr>
-              <w:p>
-                <w:pPr>
-                  <w:widowControl w:val="0"/>
-                  <w:pBdr>
-                    <w:top w:val="nil"/>
-                    <w:left w:val="nil"/>
-                    <w:bottom w:val="nil"/>
-                    <w:right w:val="nil"/>
-                    <w:between w:val="nil"/>
-                  </w:pBdr>
-                  <w:spacing w:after="0" w:line="240" w:lineRule="auto"/>
-                </w:pPr>
-                <w:r>
-                  <w:t>Prevent SQLi/XSS</w:t>
-                </w:r>
-              </w:p>
-            </w:tc>
-          </w:tr>
-          <w:tr>
-            <w:tc>
-              <w:tcPr>
-                <w:tcW w:w="1234" w:type="dxa"/>
-                <w:tcMar>
-                  <w:top w:w="100" w:type="dxa"/>
-                  <w:left w:w="100" w:type="dxa"/>
-                  <w:bottom w:w="100" w:type="dxa"/>
-                  <w:right w:w="100" w:type="dxa"/>
-                </w:tcMar>
-              </w:tcPr>
-              <w:p>
-                <w:pPr>
-                  <w:widowControl w:val="0"/>
-                  <w:pBdr>
-                    <w:top w:val="nil"/>
-                    <w:left w:val="nil"/>
-                    <w:bottom w:val="nil"/>
-                    <w:right w:val="nil"/>
-                    <w:between w:val="nil"/>
-                  </w:pBdr>
-                  <w:spacing w:after="0" w:line="240" w:lineRule="auto"/>
-                </w:pPr>
-                <w:r>
-                  <w:t>SMMS-SR-004</w:t>
-                </w:r>
-              </w:p>
-            </w:tc>
-            <w:tc>
-              <w:tcPr>
-                <w:tcW w:w="1234" w:type="dxa"/>
-                <w:tcMar>
-                  <w:top w:w="100" w:type="dxa"/>
-                  <w:left w:w="100" w:type="dxa"/>
-                  <w:bottom w:w="100" w:type="dxa"/>
-                  <w:right w:w="100" w:type="dxa"/>
-                </w:tcMar>
-              </w:tcPr>
-              <w:p>
-                <w:pPr>
-                  <w:widowControl w:val="0"/>
-                  <w:pBdr>
-                    <w:top w:val="nil"/>
-                    <w:left w:val="nil"/>
-                    <w:bottom w:val="nil"/>
-                    <w:right w:val="nil"/>
-                    <w:between w:val="nil"/>
-                  </w:pBdr>
-                  <w:spacing w:after="0" w:line="240" w:lineRule="auto"/>
-                </w:pPr>
-                <w:r>
-                  <w:t>Restricted access</w:t>
-                </w:r>
-              </w:p>
-            </w:tc>
-            <w:tc>
-              <w:tcPr>
-                <w:tcW w:w="1234" w:type="dxa"/>
-                <w:tcMar>
-                  <w:top w:w="100" w:type="dxa"/>
-                  <w:left w:w="100" w:type="dxa"/>
-                  <w:bottom w:w="100" w:type="dxa"/>
-                  <w:right w:w="100" w:type="dxa"/>
-                </w:tcMar>
-              </w:tcPr>
-              <w:p>
-                <w:pPr>
-                  <w:widowControl w:val="0"/>
-                  <w:pBdr>
-                    <w:top w:val="nil"/>
-                    <w:left w:val="nil"/>
-                    <w:bottom w:val="nil"/>
-                    <w:right w:val="nil"/>
-                    <w:between w:val="nil"/>
-                  </w:pBdr>
-                  <w:spacing w:after="0" w:line="240" w:lineRule="auto"/>
-                </w:pPr>
-                <w:r>
-                  <w:t>5.1 / Sec-04</w:t>
-                </w:r>
-              </w:p>
-            </w:tc>
-            <w:tc>
-              <w:tcPr>
-                <w:tcW w:w="1234" w:type="dxa"/>
-                <w:tcMar>
-                  <w:top w:w="100" w:type="dxa"/>
-                  <w:left w:w="100" w:type="dxa"/>
-                  <w:bottom w:w="100" w:type="dxa"/>
-                  <w:right w:w="100" w:type="dxa"/>
-                </w:tcMar>
-              </w:tcPr>
-              <w:p>
-                <w:pPr>
-                  <w:widowControl w:val="0"/>
-                  <w:pBdr>
-                    <w:top w:val="nil"/>
-                    <w:left w:val="nil"/>
-                    <w:bottom w:val="nil"/>
-                    <w:right w:val="nil"/>
-                    <w:between w:val="nil"/>
-                  </w:pBdr>
-                  <w:spacing w:after="0" w:line="240" w:lineRule="auto"/>
-                </w:pPr>
-                <w:r>
-                  <w:t>Auth &amp; RBAC</w:t>
-                </w:r>
-              </w:p>
-            </w:tc>
-            <w:tc>
-              <w:tcPr>
-                <w:tcW w:w="1234" w:type="dxa"/>
-                <w:tcMar>
-                  <w:top w:w="100" w:type="dxa"/>
-                  <w:left w:w="100" w:type="dxa"/>
-                  <w:bottom w:w="100" w:type="dxa"/>
-                  <w:right w:w="100" w:type="dxa"/>
-                </w:tcMar>
-              </w:tcPr>
-              <w:p>
-                <w:pPr>
-                  <w:widowControl w:val="0"/>
-                  <w:pBdr>
-                    <w:top w:val="nil"/>
-                    <w:left w:val="nil"/>
-                    <w:bottom w:val="nil"/>
-                    <w:right w:val="nil"/>
-                    <w:between w:val="nil"/>
-                  </w:pBdr>
-                  <w:spacing w:after="0" w:line="240" w:lineRule="auto"/>
-                </w:pPr>
-                <w:r>
-                  <w:t>TC-Sec-04</w:t>
-                </w:r>
-              </w:p>
-            </w:tc>
-            <w:tc>
-              <w:tcPr>
-                <w:tcW w:w="1234" w:type="dxa"/>
-                <w:tcMar>
-                  <w:top w:w="100" w:type="dxa"/>
-                  <w:left w:w="100" w:type="dxa"/>
-                  <w:bottom w:w="100" w:type="dxa"/>
-                  <w:right w:w="100" w:type="dxa"/>
-                </w:tcMar>
-              </w:tcPr>
-              <w:p>
-                <w:pPr>
-                  <w:widowControl w:val="0"/>
-                  <w:pBdr>
-                    <w:top w:val="nil"/>
-                    <w:left w:val="nil"/>
-                    <w:bottom w:val="nil"/>
-                    <w:right w:val="nil"/>
-                    <w:between w:val="nil"/>
-                  </w:pBdr>
-                  <w:spacing w:after="0" w:line="240" w:lineRule="auto"/>
-                </w:pPr>
-                <w:r>
-                  <w:t>N</w:t>
-                </w:r>
-              </w:p>
-            </w:tc>
-            <w:tc>
-              <w:tcPr>
-                <w:tcW w:w="1234" w:type="dxa"/>
-                <w:tcMar>
-                  <w:top w:w="100" w:type="dxa"/>
-                  <w:left w:w="100" w:type="dxa"/>
-                  <w:bottom w:w="100" w:type="dxa"/>
-                  <w:right w:w="100" w:type="dxa"/>
-                </w:tcMar>
-              </w:tcPr>
-              <w:p>
-                <w:pPr>
-                  <w:widowControl w:val="0"/>
-                  <w:pBdr>
-                    <w:top w:val="nil"/>
-                    <w:left w:val="nil"/>
-                    <w:bottom w:val="nil"/>
-                    <w:right w:val="nil"/>
-                    <w:between w:val="nil"/>
-                  </w:pBdr>
-                  <w:spacing w:after="0" w:line="240" w:lineRule="auto"/>
-                </w:pPr>
-                <w:r>
-                  <w:t>Only auth users</w:t>
-                </w:r>
-              </w:p>
-            </w:tc>
-          </w:tr>
-        </w:tbl>
-      </w:sdtContent>
-    </w:sdt>
+    <w:tbl>
+      <w:tblPr>
+        <w:tblStyle w:val="ac"/>
+        <w:tblW w:w="8640" w:type="dxa"/>
+        <w:tblBorders>
+          <w:top w:val="single" w:sz="8" w:space="0" w:color="000000"/>
+          <w:left w:val="single" w:sz="8" w:space="0" w:color="000000"/>
+          <w:bottom w:val="single" w:sz="8" w:space="0" w:color="000000"/>
+          <w:right w:val="single" w:sz="8" w:space="0" w:color="000000"/>
+          <w:insideH w:val="single" w:sz="8" w:space="0" w:color="000000"/>
+          <w:insideV w:val="single" w:sz="8" w:space="0" w:color="000000"/>
+        </w:tblBorders>
+        <w:tblLayout w:type="fixed"/>
+        <w:tblLook w:val="0600" w:firstRow="0" w:lastRow="0" w:firstColumn="0" w:lastColumn="0" w:noHBand="1" w:noVBand="1"/>
+      </w:tblPr>
+      <w:tblGrid>
+        <w:gridCol w:w="1235"/>
+        <w:gridCol w:w="1235"/>
+        <w:gridCol w:w="1234"/>
+        <w:gridCol w:w="1234"/>
+        <w:gridCol w:w="1234"/>
+        <w:gridCol w:w="1234"/>
+        <w:gridCol w:w="1234"/>
+      </w:tblGrid>
+      <w:tr>
+        <w:tc>
+          <w:tcPr>
+            <w:tcW w:w="1234" w:type="dxa"/>
+          </w:tcPr>
+          <w:p>
+            <w:pPr>
+              <w:spacing w:after="0" w:line="240" w:lineRule="auto"/>
+              <w:rPr>
+                <w:rFonts w:ascii="Arial" w:eastAsia="Arial" w:hAnsi="Arial" w:cs="Arial"/>
+                <w:sz w:val="24"/>
+                <w:szCs w:val="24"/>
+              </w:rPr>
+            </w:pPr>
+            <w:r>
+              <w:rPr>
+                <w:rFonts w:ascii="Arial" w:eastAsia="Arial" w:hAnsi="Arial" w:cs="Arial"/>
+                <w:sz w:val="24"/>
+                <w:szCs w:val="24"/>
+              </w:rPr>
+              <w:t>Req ID</w:t>
+            </w:r>
+          </w:p>
+        </w:tc>
+        <w:tc>
+          <w:tcPr>
+            <w:tcW w:w="1234" w:type="dxa"/>
+          </w:tcPr>
+          <w:p>
+            <w:pPr>
+              <w:spacing w:after="0" w:line="240" w:lineRule="auto"/>
+              <w:rPr>
+                <w:rFonts w:ascii="Arial" w:eastAsia="Arial" w:hAnsi="Arial" w:cs="Arial"/>
+                <w:sz w:val="24"/>
+                <w:szCs w:val="24"/>
+              </w:rPr>
+            </w:pPr>
+            <w:r>
+              <w:rPr>
+                <w:rFonts w:ascii="Arial" w:eastAsia="Arial" w:hAnsi="Arial" w:cs="Arial"/>
+                <w:sz w:val="24"/>
+                <w:szCs w:val="24"/>
+              </w:rPr>
+              <w:t>Requirement short</w:t>
+            </w:r>
+          </w:p>
+        </w:tc>
+        <w:tc>
+          <w:tcPr>
+            <w:tcW w:w="1234" w:type="dxa"/>
+          </w:tcPr>
+          <w:p>
+            <w:pPr>
+              <w:spacing w:after="0" w:line="240" w:lineRule="auto"/>
+              <w:rPr>
+                <w:rFonts w:ascii="Arial" w:eastAsia="Arial" w:hAnsi="Arial" w:cs="Arial"/>
+                <w:sz w:val="24"/>
+                <w:szCs w:val="24"/>
+              </w:rPr>
+            </w:pPr>
+            <w:r>
+              <w:rPr>
+                <w:rFonts w:ascii="Arial" w:eastAsia="Arial" w:hAnsi="Arial" w:cs="Arial"/>
+                <w:sz w:val="24"/>
+                <w:szCs w:val="24"/>
+              </w:rPr>
+              <w:t>Section ref / Design Spec</w:t>
+            </w:r>
+          </w:p>
+        </w:tc>
+        <w:tc>
+          <w:tcPr>
+            <w:tcW w:w="1234" w:type="dxa"/>
+          </w:tcPr>
+          <w:p>
+            <w:pPr>
+              <w:spacing w:after="0" w:line="240" w:lineRule="auto"/>
+              <w:rPr>
+                <w:rFonts w:ascii="Arial" w:eastAsia="Arial" w:hAnsi="Arial" w:cs="Arial"/>
+                <w:sz w:val="24"/>
+                <w:szCs w:val="24"/>
+              </w:rPr>
+            </w:pPr>
+            <w:r>
+              <w:rPr>
+                <w:rFonts w:ascii="Arial" w:eastAsia="Arial" w:hAnsi="Arial" w:cs="Arial"/>
+                <w:sz w:val="24"/>
+                <w:szCs w:val="24"/>
+              </w:rPr>
+              <w:t>Module</w:t>
+            </w:r>
+          </w:p>
+        </w:tc>
+        <w:tc>
+          <w:tcPr>
+            <w:tcW w:w="1234" w:type="dxa"/>
+          </w:tcPr>
+          <w:p>
+            <w:pPr>
+              <w:spacing w:after="0" w:line="240" w:lineRule="auto"/>
+              <w:rPr>
+                <w:rFonts w:ascii="Arial" w:eastAsia="Arial" w:hAnsi="Arial" w:cs="Arial"/>
+                <w:sz w:val="24"/>
+                <w:szCs w:val="24"/>
+              </w:rPr>
+            </w:pPr>
+            <w:r>
+              <w:rPr>
+                <w:rFonts w:ascii="Arial" w:eastAsia="Arial" w:hAnsi="Arial" w:cs="Arial"/>
+                <w:sz w:val="24"/>
+                <w:szCs w:val="24"/>
+              </w:rPr>
+              <w:t>Test case(s)</w:t>
+            </w:r>
+          </w:p>
+        </w:tc>
+        <w:tc>
+          <w:tcPr>
+            <w:tcW w:w="1234" w:type="dxa"/>
+          </w:tcPr>
+          <w:p>
+            <w:pPr>
+              <w:spacing w:after="0" w:line="240" w:lineRule="auto"/>
+              <w:rPr>
+                <w:rFonts w:ascii="Arial" w:eastAsia="Arial" w:hAnsi="Arial" w:cs="Arial"/>
+                <w:sz w:val="24"/>
+                <w:szCs w:val="24"/>
+              </w:rPr>
+            </w:pPr>
+            <w:r>
+              <w:rPr>
+                <w:rFonts w:ascii="Arial" w:eastAsia="Arial" w:hAnsi="Arial" w:cs="Arial"/>
+                <w:sz w:val="24"/>
+                <w:szCs w:val="24"/>
+              </w:rPr>
+              <w:t>Status (N/P/A)</w:t>
+            </w:r>
+          </w:p>
+        </w:tc>
+        <w:tc>
+          <w:tcPr>
+            <w:tcW w:w="1234" w:type="dxa"/>
+          </w:tcPr>
+          <w:p>
+            <w:pPr>
+              <w:spacing w:after="0" w:line="240" w:lineRule="auto"/>
+              <w:rPr>
+                <w:rFonts w:ascii="Arial" w:eastAsia="Arial" w:hAnsi="Arial" w:cs="Arial"/>
+                <w:sz w:val="24"/>
+                <w:szCs w:val="24"/>
+              </w:rPr>
+            </w:pPr>
+            <w:r>
+              <w:rPr>
+                <w:rFonts w:ascii="Arial" w:eastAsia="Arial" w:hAnsi="Arial" w:cs="Arial"/>
+                <w:sz w:val="24"/>
+                <w:szCs w:val="24"/>
+              </w:rPr>
+              <w:t>Comments</w:t>
+            </w:r>
+          </w:p>
+        </w:tc>
+      </w:tr>
+      <w:tr>
+        <w:tc>
+          <w:tcPr>
+            <w:tcW w:w="1234" w:type="dxa"/>
+          </w:tcPr>
+          <w:p>
+            <w:pPr>
+              <w:spacing w:after="0" w:line="240" w:lineRule="auto"/>
+            </w:pPr>
+            <w:r>
+              <w:t>SMMS-F-001</w:t>
+            </w:r>
+          </w:p>
+        </w:tc>
+        <w:tc>
+          <w:tcPr>
+            <w:tcW w:w="1234" w:type="dxa"/>
+          </w:tcPr>
+          <w:p>
+            <w:pPr>
+              <w:spacing w:after="0" w:line="240" w:lineRule="auto"/>
+            </w:pPr>
+            <w:r>
+              <w:t>User registration</w:t>
+            </w:r>
+          </w:p>
+        </w:tc>
+        <w:tc>
+          <w:tcPr>
+            <w:tcW w:w="1234" w:type="dxa"/>
+          </w:tcPr>
+          <w:p>
+            <w:pPr>
+              <w:spacing w:after="0" w:line="240" w:lineRule="auto"/>
+            </w:pPr>
+            <w:r>
+              <w:t>4.</w:t>
+            </w:r>
+            <w:r>
+              <w:t>3</w:t>
+            </w:r>
+            <w:r>
+              <w:t xml:space="preserve"> / DS-Auth-01</w:t>
+            </w:r>
+          </w:p>
+        </w:tc>
+        <w:tc>
+          <w:tcPr>
+            <w:tcW w:w="1234" w:type="dxa"/>
+          </w:tcPr>
+          <w:p>
+            <w:pPr>
+              <w:spacing w:after="0" w:line="240" w:lineRule="auto"/>
+            </w:pPr>
+            <w:r>
+              <w:t>Auth Module</w:t>
+            </w:r>
+          </w:p>
+        </w:tc>
+        <w:tc>
+          <w:tcPr>
+            <w:tcW w:w="1234" w:type="dxa"/>
+          </w:tcPr>
+          <w:p>
+            <w:pPr>
+              <w:spacing w:after="0" w:line="240" w:lineRule="auto"/>
+            </w:pPr>
+            <w:r>
+              <w:t>TC-Auth-01</w:t>
+            </w:r>
+          </w:p>
+        </w:tc>
+        <w:tc>
+          <w:tcPr>
+            <w:tcW w:w="1234" w:type="dxa"/>
+          </w:tcPr>
+          <w:p>
+            <w:pPr>
+              <w:spacing w:after="0" w:line="240" w:lineRule="auto"/>
+            </w:pPr>
+            <w:r>
+              <w:t>N</w:t>
+            </w:r>
+          </w:p>
+        </w:tc>
+        <w:tc>
+          <w:tcPr>
+            <w:tcW w:w="1234" w:type="dxa"/>
+          </w:tcPr>
+          <w:p>
+            <w:pPr>
+              <w:spacing w:after="0" w:line="240" w:lineRule="auto"/>
+            </w:pPr>
+            <w:r>
+              <w:t>Requires DB</w:t>
+            </w:r>
+          </w:p>
+        </w:tc>
+      </w:tr>
+      <w:tr>
+        <w:tc>
+          <w:tcPr>
+            <w:tcW w:w="1234" w:type="dxa"/>
+            <w:tcMar>
+              <w:top w:w="100" w:type="dxa"/>
+              <w:left w:w="100" w:type="dxa"/>
+              <w:bottom w:w="100" w:type="dxa"/>
+              <w:right w:w="100" w:type="dxa"/>
+            </w:tcMar>
+          </w:tcPr>
+          <w:p>
+            <w:pPr>
+              <w:widowControl w:val="0"/>
+              <w:pBdr>
+                <w:top w:val="nil"/>
+                <w:left w:val="nil"/>
+                <w:bottom w:val="nil"/>
+                <w:right w:val="nil"/>
+                <w:between w:val="nil"/>
+              </w:pBdr>
+              <w:spacing w:after="0" w:line="240" w:lineRule="auto"/>
+            </w:pPr>
+            <w:r>
+              <w:t>SMMS-F-002</w:t>
+            </w:r>
+          </w:p>
+        </w:tc>
+        <w:tc>
+          <w:tcPr>
+            <w:tcW w:w="1234" w:type="dxa"/>
+            <w:tcMar>
+              <w:top w:w="100" w:type="dxa"/>
+              <w:left w:w="100" w:type="dxa"/>
+              <w:bottom w:w="100" w:type="dxa"/>
+              <w:right w:w="100" w:type="dxa"/>
+            </w:tcMar>
+          </w:tcPr>
+          <w:p>
+            <w:pPr>
+              <w:widowControl w:val="0"/>
+              <w:pBdr>
+                <w:top w:val="nil"/>
+                <w:left w:val="nil"/>
+                <w:bottom w:val="nil"/>
+                <w:right w:val="nil"/>
+                <w:between w:val="nil"/>
+              </w:pBdr>
+              <w:spacing w:after="0" w:line="240" w:lineRule="auto"/>
+            </w:pPr>
+            <w:r>
+              <w:t>User login</w:t>
+            </w:r>
+          </w:p>
+        </w:tc>
+        <w:tc>
+          <w:tcPr>
+            <w:tcW w:w="1234" w:type="dxa"/>
+            <w:tcMar>
+              <w:top w:w="100" w:type="dxa"/>
+              <w:left w:w="100" w:type="dxa"/>
+              <w:bottom w:w="100" w:type="dxa"/>
+              <w:right w:w="100" w:type="dxa"/>
+            </w:tcMar>
+          </w:tcPr>
+          <w:p>
+            <w:pPr>
+              <w:widowControl w:val="0"/>
+              <w:pBdr>
+                <w:top w:val="nil"/>
+                <w:left w:val="nil"/>
+                <w:bottom w:val="nil"/>
+                <w:right w:val="nil"/>
+                <w:between w:val="nil"/>
+              </w:pBdr>
+              <w:spacing w:after="0" w:line="240" w:lineRule="auto"/>
+            </w:pPr>
+            <w:r>
+              <w:t>4.</w:t>
+            </w:r>
+            <w:r>
+              <w:t>3</w:t>
+            </w:r>
+            <w:r>
+              <w:t xml:space="preserve"> / DS-Auth-02</w:t>
+            </w:r>
+          </w:p>
+        </w:tc>
+        <w:tc>
+          <w:tcPr>
+            <w:tcW w:w="1234" w:type="dxa"/>
+            <w:tcMar>
+              <w:top w:w="100" w:type="dxa"/>
+              <w:left w:w="100" w:type="dxa"/>
+              <w:bottom w:w="100" w:type="dxa"/>
+              <w:right w:w="100" w:type="dxa"/>
+            </w:tcMar>
+          </w:tcPr>
+          <w:p>
+            <w:pPr>
+              <w:widowControl w:val="0"/>
+              <w:pBdr>
+                <w:top w:val="nil"/>
+                <w:left w:val="nil"/>
+                <w:bottom w:val="nil"/>
+                <w:right w:val="nil"/>
+                <w:between w:val="nil"/>
+              </w:pBdr>
+              <w:spacing w:after="0" w:line="240" w:lineRule="auto"/>
+            </w:pPr>
+            <w:r>
+              <w:t>Auth Module</w:t>
+            </w:r>
+          </w:p>
+        </w:tc>
+        <w:tc>
+          <w:tcPr>
+            <w:tcW w:w="1234" w:type="dxa"/>
+            <w:tcMar>
+              <w:top w:w="100" w:type="dxa"/>
+              <w:left w:w="100" w:type="dxa"/>
+              <w:bottom w:w="100" w:type="dxa"/>
+              <w:right w:w="100" w:type="dxa"/>
+            </w:tcMar>
+          </w:tcPr>
+          <w:p>
+            <w:pPr>
+              <w:widowControl w:val="0"/>
+              <w:pBdr>
+                <w:top w:val="nil"/>
+                <w:left w:val="nil"/>
+                <w:bottom w:val="nil"/>
+                <w:right w:val="nil"/>
+                <w:between w:val="nil"/>
+              </w:pBdr>
+              <w:spacing w:after="0" w:line="240" w:lineRule="auto"/>
+            </w:pPr>
+            <w:r>
+              <w:t>TC-Auth-02</w:t>
+            </w:r>
+          </w:p>
+        </w:tc>
+        <w:tc>
+          <w:tcPr>
+            <w:tcW w:w="1234" w:type="dxa"/>
+            <w:tcMar>
+              <w:top w:w="100" w:type="dxa"/>
+              <w:left w:w="100" w:type="dxa"/>
+              <w:bottom w:w="100" w:type="dxa"/>
+              <w:right w:w="100" w:type="dxa"/>
+            </w:tcMar>
+          </w:tcPr>
+          <w:p>
+            <w:pPr>
+              <w:spacing w:after="0" w:line="240" w:lineRule="auto"/>
+            </w:pPr>
+            <w:r>
+              <w:t>N</w:t>
+            </w:r>
+          </w:p>
+        </w:tc>
+        <w:tc>
+          <w:tcPr>
+            <w:tcW w:w="1234" w:type="dxa"/>
+            <w:tcMar>
+              <w:top w:w="100" w:type="dxa"/>
+              <w:left w:w="100" w:type="dxa"/>
+              <w:bottom w:w="100" w:type="dxa"/>
+              <w:right w:w="100" w:type="dxa"/>
+            </w:tcMar>
+          </w:tcPr>
+          <w:p>
+            <w:pPr>
+              <w:widowControl w:val="0"/>
+              <w:pBdr>
+                <w:top w:val="nil"/>
+                <w:left w:val="nil"/>
+                <w:bottom w:val="nil"/>
+                <w:right w:val="nil"/>
+                <w:between w:val="nil"/>
+              </w:pBdr>
+              <w:spacing w:after="0" w:line="240" w:lineRule="auto"/>
+            </w:pPr>
+            <w:r>
+              <w:t>Depends on F-001</w:t>
+            </w:r>
+          </w:p>
+        </w:tc>
+      </w:tr>
+      <w:tr>
+        <w:tc>
+          <w:tcPr>
+            <w:tcW w:w="1234" w:type="dxa"/>
+            <w:tcMar>
+              <w:top w:w="100" w:type="dxa"/>
+              <w:left w:w="100" w:type="dxa"/>
+              <w:bottom w:w="100" w:type="dxa"/>
+              <w:right w:w="100" w:type="dxa"/>
+            </w:tcMar>
+          </w:tcPr>
+          <w:p>
+            <w:pPr>
+              <w:widowControl w:val="0"/>
+              <w:spacing w:after="0" w:line="240" w:lineRule="auto"/>
+            </w:pPr>
+            <w:r>
+              <w:t>SMMS-F-003</w:t>
+            </w:r>
+          </w:p>
+        </w:tc>
+        <w:tc>
+          <w:tcPr>
+            <w:tcW w:w="1234" w:type="dxa"/>
+            <w:tcMar>
+              <w:top w:w="100" w:type="dxa"/>
+              <w:left w:w="100" w:type="dxa"/>
+              <w:bottom w:w="100" w:type="dxa"/>
+              <w:right w:w="100" w:type="dxa"/>
+            </w:tcMar>
+          </w:tcPr>
+          <w:p>
+            <w:pPr>
+              <w:widowControl w:val="0"/>
+              <w:pBdr>
+                <w:top w:val="nil"/>
+                <w:left w:val="nil"/>
+                <w:bottom w:val="nil"/>
+                <w:right w:val="nil"/>
+                <w:between w:val="nil"/>
+              </w:pBdr>
+              <w:spacing w:after="0" w:line="240" w:lineRule="auto"/>
+            </w:pPr>
+            <w:r>
+              <w:t>Password hashing</w:t>
+            </w:r>
+          </w:p>
+        </w:tc>
+        <w:tc>
+          <w:tcPr>
+            <w:tcW w:w="1234" w:type="dxa"/>
+            <w:tcMar>
+              <w:top w:w="100" w:type="dxa"/>
+              <w:left w:w="100" w:type="dxa"/>
+              <w:bottom w:w="100" w:type="dxa"/>
+              <w:right w:w="100" w:type="dxa"/>
+            </w:tcMar>
+          </w:tcPr>
+          <w:p>
+            <w:pPr>
+              <w:widowControl w:val="0"/>
+              <w:pBdr>
+                <w:top w:val="nil"/>
+                <w:left w:val="nil"/>
+                <w:bottom w:val="nil"/>
+                <w:right w:val="nil"/>
+                <w:between w:val="nil"/>
+              </w:pBdr>
+              <w:spacing w:after="0" w:line="240" w:lineRule="auto"/>
+            </w:pPr>
+            <w:r>
+              <w:t>4.</w:t>
+            </w:r>
+            <w:r>
+              <w:t>3</w:t>
+            </w:r>
+            <w:r>
+              <w:t xml:space="preserve"> / DS-Auth-03</w:t>
+            </w:r>
+          </w:p>
+        </w:tc>
+        <w:tc>
+          <w:tcPr>
+            <w:tcW w:w="1234" w:type="dxa"/>
+            <w:tcMar>
+              <w:top w:w="100" w:type="dxa"/>
+              <w:left w:w="100" w:type="dxa"/>
+              <w:bottom w:w="100" w:type="dxa"/>
+              <w:right w:w="100" w:type="dxa"/>
+            </w:tcMar>
+          </w:tcPr>
+          <w:p>
+            <w:pPr>
+              <w:widowControl w:val="0"/>
+              <w:pBdr>
+                <w:top w:val="nil"/>
+                <w:left w:val="nil"/>
+                <w:bottom w:val="nil"/>
+                <w:right w:val="nil"/>
+                <w:between w:val="nil"/>
+              </w:pBdr>
+              <w:spacing w:after="0" w:line="240" w:lineRule="auto"/>
+            </w:pPr>
+            <w:r>
+              <w:t>Security Layer</w:t>
+            </w:r>
+          </w:p>
+        </w:tc>
+        <w:tc>
+          <w:tcPr>
+            <w:tcW w:w="1234" w:type="dxa"/>
+            <w:tcMar>
+              <w:top w:w="100" w:type="dxa"/>
+              <w:left w:w="100" w:type="dxa"/>
+              <w:bottom w:w="100" w:type="dxa"/>
+              <w:right w:w="100" w:type="dxa"/>
+            </w:tcMar>
+          </w:tcPr>
+          <w:p>
+            <w:pPr>
+              <w:widowControl w:val="0"/>
+              <w:pBdr>
+                <w:top w:val="nil"/>
+                <w:left w:val="nil"/>
+                <w:bottom w:val="nil"/>
+                <w:right w:val="nil"/>
+                <w:between w:val="nil"/>
+              </w:pBdr>
+              <w:spacing w:after="0" w:line="240" w:lineRule="auto"/>
+            </w:pPr>
+            <w:r>
+              <w:t>TC-Sec-01</w:t>
+            </w:r>
+          </w:p>
+        </w:tc>
+        <w:tc>
+          <w:tcPr>
+            <w:tcW w:w="1234" w:type="dxa"/>
+            <w:tcMar>
+              <w:top w:w="100" w:type="dxa"/>
+              <w:left w:w="100" w:type="dxa"/>
+              <w:bottom w:w="100" w:type="dxa"/>
+              <w:right w:w="100" w:type="dxa"/>
+            </w:tcMar>
+          </w:tcPr>
+          <w:p>
+            <w:pPr>
+              <w:spacing w:after="0" w:line="240" w:lineRule="auto"/>
+            </w:pPr>
+            <w:r>
+              <w:t>N</w:t>
+            </w:r>
+          </w:p>
+        </w:tc>
+        <w:tc>
+          <w:tcPr>
+            <w:tcW w:w="1234" w:type="dxa"/>
+            <w:tcMar>
+              <w:top w:w="100" w:type="dxa"/>
+              <w:left w:w="100" w:type="dxa"/>
+              <w:bottom w:w="100" w:type="dxa"/>
+              <w:right w:w="100" w:type="dxa"/>
+            </w:tcMar>
+          </w:tcPr>
+          <w:p>
+            <w:pPr>
+              <w:widowControl w:val="0"/>
+              <w:pBdr>
+                <w:top w:val="nil"/>
+                <w:left w:val="nil"/>
+                <w:bottom w:val="nil"/>
+                <w:right w:val="nil"/>
+                <w:between w:val="nil"/>
+              </w:pBdr>
+              <w:spacing w:after="0" w:line="240" w:lineRule="auto"/>
+            </w:pPr>
+            <w:r>
+              <w:t>Requires hashing lib</w:t>
+            </w:r>
+          </w:p>
+        </w:tc>
+      </w:tr>
+      <w:tr>
+        <w:tc>
+          <w:tcPr>
+            <w:tcW w:w="1234" w:type="dxa"/>
+            <w:tcMar>
+              <w:top w:w="100" w:type="dxa"/>
+              <w:left w:w="100" w:type="dxa"/>
+              <w:bottom w:w="100" w:type="dxa"/>
+              <w:right w:w="100" w:type="dxa"/>
+            </w:tcMar>
+          </w:tcPr>
+          <w:p>
+            <w:pPr>
+              <w:widowControl w:val="0"/>
+              <w:spacing w:after="0" w:line="240" w:lineRule="auto"/>
+            </w:pPr>
+            <w:r>
+              <w:lastRenderedPageBreak/>
+              <w:t>SMMS-F-004</w:t>
+            </w:r>
+          </w:p>
+        </w:tc>
+        <w:tc>
+          <w:tcPr>
+            <w:tcW w:w="1234" w:type="dxa"/>
+            <w:tcMar>
+              <w:top w:w="100" w:type="dxa"/>
+              <w:left w:w="100" w:type="dxa"/>
+              <w:bottom w:w="100" w:type="dxa"/>
+              <w:right w:w="100" w:type="dxa"/>
+            </w:tcMar>
+          </w:tcPr>
+          <w:p>
+            <w:pPr>
+              <w:widowControl w:val="0"/>
+              <w:pBdr>
+                <w:top w:val="nil"/>
+                <w:left w:val="nil"/>
+                <w:bottom w:val="nil"/>
+                <w:right w:val="nil"/>
+                <w:between w:val="nil"/>
+              </w:pBdr>
+              <w:spacing w:after="0" w:line="240" w:lineRule="auto"/>
+            </w:pPr>
+            <w:r>
+              <w:t>Role-based access</w:t>
+            </w:r>
+          </w:p>
+        </w:tc>
+        <w:tc>
+          <w:tcPr>
+            <w:tcW w:w="1234" w:type="dxa"/>
+            <w:tcMar>
+              <w:top w:w="100" w:type="dxa"/>
+              <w:left w:w="100" w:type="dxa"/>
+              <w:bottom w:w="100" w:type="dxa"/>
+              <w:right w:w="100" w:type="dxa"/>
+            </w:tcMar>
+          </w:tcPr>
+          <w:p>
+            <w:pPr>
+              <w:widowControl w:val="0"/>
+              <w:pBdr>
+                <w:top w:val="nil"/>
+                <w:left w:val="nil"/>
+                <w:bottom w:val="nil"/>
+                <w:right w:val="nil"/>
+                <w:between w:val="nil"/>
+              </w:pBdr>
+              <w:spacing w:after="0" w:line="240" w:lineRule="auto"/>
+            </w:pPr>
+            <w:r>
+              <w:t>4.</w:t>
+            </w:r>
+            <w:r>
+              <w:t>4</w:t>
+            </w:r>
+            <w:r>
+              <w:t xml:space="preserve"> / DS-RBAC-01</w:t>
+            </w:r>
+          </w:p>
+        </w:tc>
+        <w:tc>
+          <w:tcPr>
+            <w:tcW w:w="1234" w:type="dxa"/>
+            <w:tcMar>
+              <w:top w:w="100" w:type="dxa"/>
+              <w:left w:w="100" w:type="dxa"/>
+              <w:bottom w:w="100" w:type="dxa"/>
+              <w:right w:w="100" w:type="dxa"/>
+            </w:tcMar>
+          </w:tcPr>
+          <w:p>
+            <w:pPr>
+              <w:widowControl w:val="0"/>
+              <w:pBdr>
+                <w:top w:val="nil"/>
+                <w:left w:val="nil"/>
+                <w:bottom w:val="nil"/>
+                <w:right w:val="nil"/>
+                <w:between w:val="nil"/>
+              </w:pBdr>
+              <w:spacing w:after="0" w:line="240" w:lineRule="auto"/>
+            </w:pPr>
+            <w:r>
+              <w:t>RBAC Module</w:t>
+            </w:r>
+          </w:p>
+        </w:tc>
+        <w:tc>
+          <w:tcPr>
+            <w:tcW w:w="1234" w:type="dxa"/>
+            <w:tcMar>
+              <w:top w:w="100" w:type="dxa"/>
+              <w:left w:w="100" w:type="dxa"/>
+              <w:bottom w:w="100" w:type="dxa"/>
+              <w:right w:w="100" w:type="dxa"/>
+            </w:tcMar>
+          </w:tcPr>
+          <w:p>
+            <w:pPr>
+              <w:widowControl w:val="0"/>
+              <w:pBdr>
+                <w:top w:val="nil"/>
+                <w:left w:val="nil"/>
+                <w:bottom w:val="nil"/>
+                <w:right w:val="nil"/>
+                <w:between w:val="nil"/>
+              </w:pBdr>
+              <w:spacing w:after="0" w:line="240" w:lineRule="auto"/>
+            </w:pPr>
+            <w:r>
+              <w:t>TC-RBAC-01</w:t>
+            </w:r>
+          </w:p>
+        </w:tc>
+        <w:tc>
+          <w:tcPr>
+            <w:tcW w:w="1234" w:type="dxa"/>
+            <w:tcMar>
+              <w:top w:w="100" w:type="dxa"/>
+              <w:left w:w="100" w:type="dxa"/>
+              <w:bottom w:w="100" w:type="dxa"/>
+              <w:right w:w="100" w:type="dxa"/>
+            </w:tcMar>
+          </w:tcPr>
+          <w:p>
+            <w:pPr>
+              <w:spacing w:after="0" w:line="240" w:lineRule="auto"/>
+            </w:pPr>
+            <w:r>
+              <w:t>N</w:t>
+            </w:r>
+          </w:p>
+        </w:tc>
+        <w:tc>
+          <w:tcPr>
+            <w:tcW w:w="1234" w:type="dxa"/>
+            <w:tcMar>
+              <w:top w:w="100" w:type="dxa"/>
+              <w:left w:w="100" w:type="dxa"/>
+              <w:bottom w:w="100" w:type="dxa"/>
+              <w:right w:w="100" w:type="dxa"/>
+            </w:tcMar>
+          </w:tcPr>
+          <w:p>
+            <w:pPr>
+              <w:widowControl w:val="0"/>
+              <w:pBdr>
+                <w:top w:val="nil"/>
+                <w:left w:val="nil"/>
+                <w:bottom w:val="nil"/>
+                <w:right w:val="nil"/>
+                <w:between w:val="nil"/>
+              </w:pBdr>
+              <w:spacing w:after="0" w:line="240" w:lineRule="auto"/>
+            </w:pPr>
+            <w:r>
+              <w:t>Admin/User roles</w:t>
+            </w:r>
+          </w:p>
+        </w:tc>
+      </w:tr>
+      <w:tr>
+        <w:tc>
+          <w:tcPr>
+            <w:tcW w:w="1234" w:type="dxa"/>
+            <w:tcMar>
+              <w:top w:w="100" w:type="dxa"/>
+              <w:left w:w="100" w:type="dxa"/>
+              <w:bottom w:w="100" w:type="dxa"/>
+              <w:right w:w="100" w:type="dxa"/>
+            </w:tcMar>
+          </w:tcPr>
+          <w:p>
+            <w:pPr>
+              <w:widowControl w:val="0"/>
+              <w:spacing w:after="0" w:line="240" w:lineRule="auto"/>
+            </w:pPr>
+            <w:r>
+              <w:t>SMMS-F-005</w:t>
+            </w:r>
+          </w:p>
+        </w:tc>
+        <w:tc>
+          <w:tcPr>
+            <w:tcW w:w="1234" w:type="dxa"/>
+            <w:tcMar>
+              <w:top w:w="100" w:type="dxa"/>
+              <w:left w:w="100" w:type="dxa"/>
+              <w:bottom w:w="100" w:type="dxa"/>
+              <w:right w:w="100" w:type="dxa"/>
+            </w:tcMar>
+          </w:tcPr>
+          <w:p>
+            <w:pPr>
+              <w:widowControl w:val="0"/>
+              <w:pBdr>
+                <w:top w:val="nil"/>
+                <w:left w:val="nil"/>
+                <w:bottom w:val="nil"/>
+                <w:right w:val="nil"/>
+                <w:between w:val="nil"/>
+              </w:pBdr>
+              <w:spacing w:after="0" w:line="240" w:lineRule="auto"/>
+            </w:pPr>
+            <w:r>
+              <w:t>Create post (text)</w:t>
+            </w:r>
+          </w:p>
+        </w:tc>
+        <w:tc>
+          <w:tcPr>
+            <w:tcW w:w="1234" w:type="dxa"/>
+            <w:tcMar>
+              <w:top w:w="100" w:type="dxa"/>
+              <w:left w:w="100" w:type="dxa"/>
+              <w:bottom w:w="100" w:type="dxa"/>
+              <w:right w:w="100" w:type="dxa"/>
+            </w:tcMar>
+          </w:tcPr>
+          <w:p>
+            <w:pPr>
+              <w:widowControl w:val="0"/>
+              <w:pBdr>
+                <w:top w:val="nil"/>
+                <w:left w:val="nil"/>
+                <w:bottom w:val="nil"/>
+                <w:right w:val="nil"/>
+                <w:between w:val="nil"/>
+              </w:pBdr>
+              <w:spacing w:after="0" w:line="240" w:lineRule="auto"/>
+            </w:pPr>
+            <w:r>
+              <w:t>4.</w:t>
+            </w:r>
+            <w:r>
+              <w:t>5</w:t>
+            </w:r>
+            <w:r>
+              <w:t xml:space="preserve"> / DS-</w:t>
+            </w:r>
+            <w:proofErr w:type="gramStart"/>
+            <w:r>
+              <w:t>Post-01</w:t>
+            </w:r>
+            <w:proofErr w:type="gramEnd"/>
+          </w:p>
+        </w:tc>
+        <w:tc>
+          <w:tcPr>
+            <w:tcW w:w="1234" w:type="dxa"/>
+            <w:tcMar>
+              <w:top w:w="100" w:type="dxa"/>
+              <w:left w:w="100" w:type="dxa"/>
+              <w:bottom w:w="100" w:type="dxa"/>
+              <w:right w:w="100" w:type="dxa"/>
+            </w:tcMar>
+          </w:tcPr>
+          <w:p>
+            <w:pPr>
+              <w:widowControl w:val="0"/>
+              <w:pBdr>
+                <w:top w:val="nil"/>
+                <w:left w:val="nil"/>
+                <w:bottom w:val="nil"/>
+                <w:right w:val="nil"/>
+                <w:between w:val="nil"/>
+              </w:pBdr>
+              <w:spacing w:after="0" w:line="240" w:lineRule="auto"/>
+            </w:pPr>
+            <w:r>
+              <w:t>Post Module</w:t>
+            </w:r>
+          </w:p>
+        </w:tc>
+        <w:tc>
+          <w:tcPr>
+            <w:tcW w:w="1234" w:type="dxa"/>
+            <w:tcMar>
+              <w:top w:w="100" w:type="dxa"/>
+              <w:left w:w="100" w:type="dxa"/>
+              <w:bottom w:w="100" w:type="dxa"/>
+              <w:right w:w="100" w:type="dxa"/>
+            </w:tcMar>
+          </w:tcPr>
+          <w:p>
+            <w:pPr>
+              <w:widowControl w:val="0"/>
+              <w:pBdr>
+                <w:top w:val="nil"/>
+                <w:left w:val="nil"/>
+                <w:bottom w:val="nil"/>
+                <w:right w:val="nil"/>
+                <w:between w:val="nil"/>
+              </w:pBdr>
+              <w:spacing w:after="0" w:line="240" w:lineRule="auto"/>
+            </w:pPr>
+            <w:r>
+              <w:t>TC-</w:t>
+            </w:r>
+            <w:proofErr w:type="gramStart"/>
+            <w:r>
+              <w:t>Post-01</w:t>
+            </w:r>
+            <w:proofErr w:type="gramEnd"/>
+          </w:p>
+        </w:tc>
+        <w:tc>
+          <w:tcPr>
+            <w:tcW w:w="1234" w:type="dxa"/>
+            <w:tcMar>
+              <w:top w:w="100" w:type="dxa"/>
+              <w:left w:w="100" w:type="dxa"/>
+              <w:bottom w:w="100" w:type="dxa"/>
+              <w:right w:w="100" w:type="dxa"/>
+            </w:tcMar>
+          </w:tcPr>
+          <w:p>
+            <w:pPr>
+              <w:spacing w:after="0" w:line="240" w:lineRule="auto"/>
+            </w:pPr>
+            <w:r>
+              <w:t>N</w:t>
+            </w:r>
+          </w:p>
+        </w:tc>
+        <w:tc>
+          <w:tcPr>
+            <w:tcW w:w="1234" w:type="dxa"/>
+            <w:tcMar>
+              <w:top w:w="100" w:type="dxa"/>
+              <w:left w:w="100" w:type="dxa"/>
+              <w:bottom w:w="100" w:type="dxa"/>
+              <w:right w:w="100" w:type="dxa"/>
+            </w:tcMar>
+          </w:tcPr>
+          <w:p>
+            <w:pPr>
+              <w:widowControl w:val="0"/>
+              <w:pBdr>
+                <w:top w:val="nil"/>
+                <w:left w:val="nil"/>
+                <w:bottom w:val="nil"/>
+                <w:right w:val="nil"/>
+                <w:between w:val="nil"/>
+              </w:pBdr>
+              <w:spacing w:after="0" w:line="240" w:lineRule="auto"/>
+            </w:pPr>
+            <w:r>
+              <w:t>Basic CRUD</w:t>
+            </w:r>
+          </w:p>
+        </w:tc>
+      </w:tr>
+      <w:tr>
+        <w:tc>
+          <w:tcPr>
+            <w:tcW w:w="1234" w:type="dxa"/>
+            <w:tcMar>
+              <w:top w:w="100" w:type="dxa"/>
+              <w:left w:w="100" w:type="dxa"/>
+              <w:bottom w:w="100" w:type="dxa"/>
+              <w:right w:w="100" w:type="dxa"/>
+            </w:tcMar>
+          </w:tcPr>
+          <w:p>
+            <w:pPr>
+              <w:widowControl w:val="0"/>
+              <w:spacing w:after="0" w:line="240" w:lineRule="auto"/>
+            </w:pPr>
+            <w:r>
+              <w:t>SMMS-F-006</w:t>
+            </w:r>
+          </w:p>
+        </w:tc>
+        <w:tc>
+          <w:tcPr>
+            <w:tcW w:w="1234" w:type="dxa"/>
+            <w:tcMar>
+              <w:top w:w="100" w:type="dxa"/>
+              <w:left w:w="100" w:type="dxa"/>
+              <w:bottom w:w="100" w:type="dxa"/>
+              <w:right w:w="100" w:type="dxa"/>
+            </w:tcMar>
+          </w:tcPr>
+          <w:p>
+            <w:pPr>
+              <w:widowControl w:val="0"/>
+              <w:pBdr>
+                <w:top w:val="nil"/>
+                <w:left w:val="nil"/>
+                <w:bottom w:val="nil"/>
+                <w:right w:val="nil"/>
+                <w:between w:val="nil"/>
+              </w:pBdr>
+              <w:spacing w:after="0" w:line="240" w:lineRule="auto"/>
+            </w:pPr>
+            <w:r>
+              <w:t>Upload image</w:t>
+            </w:r>
+          </w:p>
+        </w:tc>
+        <w:tc>
+          <w:tcPr>
+            <w:tcW w:w="1234" w:type="dxa"/>
+            <w:tcMar>
+              <w:top w:w="100" w:type="dxa"/>
+              <w:left w:w="100" w:type="dxa"/>
+              <w:bottom w:w="100" w:type="dxa"/>
+              <w:right w:w="100" w:type="dxa"/>
+            </w:tcMar>
+          </w:tcPr>
+          <w:p>
+            <w:pPr>
+              <w:widowControl w:val="0"/>
+              <w:pBdr>
+                <w:top w:val="nil"/>
+                <w:left w:val="nil"/>
+                <w:bottom w:val="nil"/>
+                <w:right w:val="nil"/>
+                <w:between w:val="nil"/>
+              </w:pBdr>
+              <w:spacing w:after="0" w:line="240" w:lineRule="auto"/>
+            </w:pPr>
+            <w:r>
+              <w:t>4.</w:t>
+            </w:r>
+            <w:r>
+              <w:t>5</w:t>
+            </w:r>
+            <w:r>
+              <w:t xml:space="preserve"> / DS-</w:t>
+            </w:r>
+            <w:proofErr w:type="gramStart"/>
+            <w:r>
+              <w:t>Post-02</w:t>
+            </w:r>
+            <w:proofErr w:type="gramEnd"/>
+          </w:p>
+        </w:tc>
+        <w:tc>
+          <w:tcPr>
+            <w:tcW w:w="1234" w:type="dxa"/>
+            <w:tcMar>
+              <w:top w:w="100" w:type="dxa"/>
+              <w:left w:w="100" w:type="dxa"/>
+              <w:bottom w:w="100" w:type="dxa"/>
+              <w:right w:w="100" w:type="dxa"/>
+            </w:tcMar>
+          </w:tcPr>
+          <w:p>
+            <w:pPr>
+              <w:widowControl w:val="0"/>
+              <w:spacing w:after="0" w:line="240" w:lineRule="auto"/>
+            </w:pPr>
+            <w:r>
+              <w:t>Post Module</w:t>
+            </w:r>
+          </w:p>
+        </w:tc>
+        <w:tc>
+          <w:tcPr>
+            <w:tcW w:w="1234" w:type="dxa"/>
+            <w:tcMar>
+              <w:top w:w="100" w:type="dxa"/>
+              <w:left w:w="100" w:type="dxa"/>
+              <w:bottom w:w="100" w:type="dxa"/>
+              <w:right w:w="100" w:type="dxa"/>
+            </w:tcMar>
+          </w:tcPr>
+          <w:p>
+            <w:pPr>
+              <w:widowControl w:val="0"/>
+              <w:pBdr>
+                <w:top w:val="nil"/>
+                <w:left w:val="nil"/>
+                <w:bottom w:val="nil"/>
+                <w:right w:val="nil"/>
+                <w:between w:val="nil"/>
+              </w:pBdr>
+              <w:spacing w:after="0" w:line="240" w:lineRule="auto"/>
+            </w:pPr>
+            <w:r>
+              <w:t>TC-</w:t>
+            </w:r>
+            <w:proofErr w:type="gramStart"/>
+            <w:r>
+              <w:t>Post-02</w:t>
+            </w:r>
+            <w:proofErr w:type="gramEnd"/>
+          </w:p>
+        </w:tc>
+        <w:tc>
+          <w:tcPr>
+            <w:tcW w:w="1234" w:type="dxa"/>
+            <w:tcMar>
+              <w:top w:w="100" w:type="dxa"/>
+              <w:left w:w="100" w:type="dxa"/>
+              <w:bottom w:w="100" w:type="dxa"/>
+              <w:right w:w="100" w:type="dxa"/>
+            </w:tcMar>
+          </w:tcPr>
+          <w:p>
+            <w:pPr>
+              <w:spacing w:after="0" w:line="240" w:lineRule="auto"/>
+            </w:pPr>
+            <w:r>
+              <w:t>N</w:t>
+            </w:r>
+          </w:p>
+        </w:tc>
+        <w:tc>
+          <w:tcPr>
+            <w:tcW w:w="1234" w:type="dxa"/>
+            <w:tcMar>
+              <w:top w:w="100" w:type="dxa"/>
+              <w:left w:w="100" w:type="dxa"/>
+              <w:bottom w:w="100" w:type="dxa"/>
+              <w:right w:w="100" w:type="dxa"/>
+            </w:tcMar>
+          </w:tcPr>
+          <w:p>
+            <w:pPr>
+              <w:widowControl w:val="0"/>
+              <w:pBdr>
+                <w:top w:val="nil"/>
+                <w:left w:val="nil"/>
+                <w:bottom w:val="nil"/>
+                <w:right w:val="nil"/>
+                <w:between w:val="nil"/>
+              </w:pBdr>
+              <w:spacing w:after="0" w:line="240" w:lineRule="auto"/>
+            </w:pPr>
+            <w:r>
+              <w:t>Optional</w:t>
+            </w:r>
+          </w:p>
+        </w:tc>
+      </w:tr>
+      <w:tr>
+        <w:tc>
+          <w:tcPr>
+            <w:tcW w:w="1234" w:type="dxa"/>
+            <w:tcMar>
+              <w:top w:w="100" w:type="dxa"/>
+              <w:left w:w="100" w:type="dxa"/>
+              <w:bottom w:w="100" w:type="dxa"/>
+              <w:right w:w="100" w:type="dxa"/>
+            </w:tcMar>
+          </w:tcPr>
+          <w:p>
+            <w:pPr>
+              <w:widowControl w:val="0"/>
+              <w:spacing w:after="0" w:line="240" w:lineRule="auto"/>
+            </w:pPr>
+            <w:r>
+              <w:t>SMMS-F-007</w:t>
+            </w:r>
+          </w:p>
+        </w:tc>
+        <w:tc>
+          <w:tcPr>
+            <w:tcW w:w="1234" w:type="dxa"/>
+            <w:tcMar>
+              <w:top w:w="100" w:type="dxa"/>
+              <w:left w:w="100" w:type="dxa"/>
+              <w:bottom w:w="100" w:type="dxa"/>
+              <w:right w:w="100" w:type="dxa"/>
+            </w:tcMar>
+          </w:tcPr>
+          <w:p>
+            <w:pPr>
+              <w:widowControl w:val="0"/>
+              <w:pBdr>
+                <w:top w:val="nil"/>
+                <w:left w:val="nil"/>
+                <w:bottom w:val="nil"/>
+                <w:right w:val="nil"/>
+                <w:between w:val="nil"/>
+              </w:pBdr>
+              <w:spacing w:after="0" w:line="240" w:lineRule="auto"/>
+            </w:pPr>
+            <w:r>
+              <w:t>Save draft</w:t>
+            </w:r>
+          </w:p>
+        </w:tc>
+        <w:tc>
+          <w:tcPr>
+            <w:tcW w:w="1234" w:type="dxa"/>
+            <w:tcMar>
+              <w:top w:w="100" w:type="dxa"/>
+              <w:left w:w="100" w:type="dxa"/>
+              <w:bottom w:w="100" w:type="dxa"/>
+              <w:right w:w="100" w:type="dxa"/>
+            </w:tcMar>
+          </w:tcPr>
+          <w:p>
+            <w:pPr>
+              <w:widowControl w:val="0"/>
+              <w:pBdr>
+                <w:top w:val="nil"/>
+                <w:left w:val="nil"/>
+                <w:bottom w:val="nil"/>
+                <w:right w:val="nil"/>
+                <w:between w:val="nil"/>
+              </w:pBdr>
+              <w:spacing w:after="0" w:line="240" w:lineRule="auto"/>
+            </w:pPr>
+            <w:r>
+              <w:t>4.</w:t>
+            </w:r>
+            <w:r>
+              <w:t>5</w:t>
+            </w:r>
+            <w:r>
+              <w:t xml:space="preserve"> / DS-</w:t>
+            </w:r>
+            <w:proofErr w:type="gramStart"/>
+            <w:r>
+              <w:t>Post-03</w:t>
+            </w:r>
+            <w:proofErr w:type="gramEnd"/>
+          </w:p>
+        </w:tc>
+        <w:tc>
+          <w:tcPr>
+            <w:tcW w:w="1234" w:type="dxa"/>
+            <w:tcMar>
+              <w:top w:w="100" w:type="dxa"/>
+              <w:left w:w="100" w:type="dxa"/>
+              <w:bottom w:w="100" w:type="dxa"/>
+              <w:right w:w="100" w:type="dxa"/>
+            </w:tcMar>
+          </w:tcPr>
+          <w:p>
+            <w:pPr>
+              <w:widowControl w:val="0"/>
+              <w:spacing w:after="0" w:line="240" w:lineRule="auto"/>
+            </w:pPr>
+            <w:r>
+              <w:t>Post Module</w:t>
+            </w:r>
+          </w:p>
+        </w:tc>
+        <w:tc>
+          <w:tcPr>
+            <w:tcW w:w="1234" w:type="dxa"/>
+            <w:tcMar>
+              <w:top w:w="100" w:type="dxa"/>
+              <w:left w:w="100" w:type="dxa"/>
+              <w:bottom w:w="100" w:type="dxa"/>
+              <w:right w:w="100" w:type="dxa"/>
+            </w:tcMar>
+          </w:tcPr>
+          <w:p>
+            <w:pPr>
+              <w:widowControl w:val="0"/>
+              <w:pBdr>
+                <w:top w:val="nil"/>
+                <w:left w:val="nil"/>
+                <w:bottom w:val="nil"/>
+                <w:right w:val="nil"/>
+                <w:between w:val="nil"/>
+              </w:pBdr>
+              <w:spacing w:after="0" w:line="240" w:lineRule="auto"/>
+            </w:pPr>
+            <w:r>
+              <w:t>TC-</w:t>
+            </w:r>
+            <w:proofErr w:type="gramStart"/>
+            <w:r>
+              <w:t>Post-03</w:t>
+            </w:r>
+            <w:proofErr w:type="gramEnd"/>
+          </w:p>
+        </w:tc>
+        <w:tc>
+          <w:tcPr>
+            <w:tcW w:w="1234" w:type="dxa"/>
+            <w:tcMar>
+              <w:top w:w="100" w:type="dxa"/>
+              <w:left w:w="100" w:type="dxa"/>
+              <w:bottom w:w="100" w:type="dxa"/>
+              <w:right w:w="100" w:type="dxa"/>
+            </w:tcMar>
+          </w:tcPr>
+          <w:p>
+            <w:pPr>
+              <w:spacing w:after="0" w:line="240" w:lineRule="auto"/>
+            </w:pPr>
+            <w:r>
+              <w:t>N</w:t>
+            </w:r>
+          </w:p>
+        </w:tc>
+        <w:tc>
+          <w:tcPr>
+            <w:tcW w:w="1234" w:type="dxa"/>
+            <w:tcMar>
+              <w:top w:w="100" w:type="dxa"/>
+              <w:left w:w="100" w:type="dxa"/>
+              <w:bottom w:w="100" w:type="dxa"/>
+              <w:right w:w="100" w:type="dxa"/>
+            </w:tcMar>
+          </w:tcPr>
+          <w:p>
+            <w:pPr>
+              <w:widowControl w:val="0"/>
+              <w:pBdr>
+                <w:top w:val="nil"/>
+                <w:left w:val="nil"/>
+                <w:bottom w:val="nil"/>
+                <w:right w:val="nil"/>
+                <w:between w:val="nil"/>
+              </w:pBdr>
+              <w:spacing w:after="0" w:line="240" w:lineRule="auto"/>
+            </w:pPr>
+            <w:r>
+              <w:t>Draft status</w:t>
+            </w:r>
+          </w:p>
+        </w:tc>
+      </w:tr>
+      <w:tr>
+        <w:tc>
+          <w:tcPr>
+            <w:tcW w:w="1234" w:type="dxa"/>
+            <w:tcMar>
+              <w:top w:w="100" w:type="dxa"/>
+              <w:left w:w="100" w:type="dxa"/>
+              <w:bottom w:w="100" w:type="dxa"/>
+              <w:right w:w="100" w:type="dxa"/>
+            </w:tcMar>
+          </w:tcPr>
+          <w:p>
+            <w:pPr>
+              <w:widowControl w:val="0"/>
+              <w:spacing w:after="0" w:line="240" w:lineRule="auto"/>
+            </w:pPr>
+            <w:r>
+              <w:t>SMMS-F-008</w:t>
+            </w:r>
+          </w:p>
+        </w:tc>
+        <w:tc>
+          <w:tcPr>
+            <w:tcW w:w="1234" w:type="dxa"/>
+            <w:tcMar>
+              <w:top w:w="100" w:type="dxa"/>
+              <w:left w:w="100" w:type="dxa"/>
+              <w:bottom w:w="100" w:type="dxa"/>
+              <w:right w:w="100" w:type="dxa"/>
+            </w:tcMar>
+          </w:tcPr>
+          <w:p>
+            <w:pPr>
+              <w:widowControl w:val="0"/>
+              <w:pBdr>
+                <w:top w:val="nil"/>
+                <w:left w:val="nil"/>
+                <w:bottom w:val="nil"/>
+                <w:right w:val="nil"/>
+                <w:between w:val="nil"/>
+              </w:pBdr>
+              <w:spacing w:after="0" w:line="240" w:lineRule="auto"/>
+            </w:pPr>
+            <w:r>
+              <w:t>Schedule post</w:t>
+            </w:r>
+          </w:p>
+        </w:tc>
+        <w:tc>
+          <w:tcPr>
+            <w:tcW w:w="1234" w:type="dxa"/>
+            <w:tcMar>
+              <w:top w:w="100" w:type="dxa"/>
+              <w:left w:w="100" w:type="dxa"/>
+              <w:bottom w:w="100" w:type="dxa"/>
+              <w:right w:w="100" w:type="dxa"/>
+            </w:tcMar>
+          </w:tcPr>
+          <w:p>
+            <w:pPr>
+              <w:widowControl w:val="0"/>
+              <w:pBdr>
+                <w:top w:val="nil"/>
+                <w:left w:val="nil"/>
+                <w:bottom w:val="nil"/>
+                <w:right w:val="nil"/>
+                <w:between w:val="nil"/>
+              </w:pBdr>
+              <w:spacing w:after="0" w:line="240" w:lineRule="auto"/>
+            </w:pPr>
+            <w:r>
+              <w:t>4.</w:t>
+            </w:r>
+            <w:r>
+              <w:t>6</w:t>
+            </w:r>
+            <w:r>
+              <w:t xml:space="preserve"> / DS-Sched-01</w:t>
+            </w:r>
+          </w:p>
+        </w:tc>
+        <w:tc>
+          <w:tcPr>
+            <w:tcW w:w="1234" w:type="dxa"/>
+            <w:tcMar>
+              <w:top w:w="100" w:type="dxa"/>
+              <w:left w:w="100" w:type="dxa"/>
+              <w:bottom w:w="100" w:type="dxa"/>
+              <w:right w:w="100" w:type="dxa"/>
+            </w:tcMar>
+          </w:tcPr>
+          <w:p>
+            <w:pPr>
+              <w:widowControl w:val="0"/>
+              <w:spacing w:after="0" w:line="240" w:lineRule="auto"/>
+            </w:pPr>
+            <w:r>
+              <w:t>Scheduler</w:t>
+            </w:r>
+          </w:p>
+        </w:tc>
+        <w:tc>
+          <w:tcPr>
+            <w:tcW w:w="1234" w:type="dxa"/>
+            <w:tcMar>
+              <w:top w:w="100" w:type="dxa"/>
+              <w:left w:w="100" w:type="dxa"/>
+              <w:bottom w:w="100" w:type="dxa"/>
+              <w:right w:w="100" w:type="dxa"/>
+            </w:tcMar>
+          </w:tcPr>
+          <w:p>
+            <w:pPr>
+              <w:widowControl w:val="0"/>
+              <w:pBdr>
+                <w:top w:val="nil"/>
+                <w:left w:val="nil"/>
+                <w:bottom w:val="nil"/>
+                <w:right w:val="nil"/>
+                <w:between w:val="nil"/>
+              </w:pBdr>
+              <w:spacing w:after="0" w:line="240" w:lineRule="auto"/>
+            </w:pPr>
+            <w:r>
+              <w:t>TC-Sched-01</w:t>
+            </w:r>
+          </w:p>
+        </w:tc>
+        <w:tc>
+          <w:tcPr>
+            <w:tcW w:w="1234" w:type="dxa"/>
+            <w:tcMar>
+              <w:top w:w="100" w:type="dxa"/>
+              <w:left w:w="100" w:type="dxa"/>
+              <w:bottom w:w="100" w:type="dxa"/>
+              <w:right w:w="100" w:type="dxa"/>
+            </w:tcMar>
+          </w:tcPr>
+          <w:p>
+            <w:pPr>
+              <w:spacing w:after="0" w:line="240" w:lineRule="auto"/>
+            </w:pPr>
+            <w:r>
+              <w:t>N</w:t>
+            </w:r>
+          </w:p>
+        </w:tc>
+        <w:tc>
+          <w:tcPr>
+            <w:tcW w:w="1234" w:type="dxa"/>
+            <w:tcMar>
+              <w:top w:w="100" w:type="dxa"/>
+              <w:left w:w="100" w:type="dxa"/>
+              <w:bottom w:w="100" w:type="dxa"/>
+              <w:right w:w="100" w:type="dxa"/>
+            </w:tcMar>
+          </w:tcPr>
+          <w:p>
+            <w:pPr>
+              <w:widowControl w:val="0"/>
+              <w:pBdr>
+                <w:top w:val="nil"/>
+                <w:left w:val="nil"/>
+                <w:bottom w:val="nil"/>
+                <w:right w:val="nil"/>
+                <w:between w:val="nil"/>
+              </w:pBdr>
+              <w:spacing w:after="0" w:line="240" w:lineRule="auto"/>
+            </w:pPr>
+            <w:r>
+              <w:t>Needs Timestamp</w:t>
+            </w:r>
+          </w:p>
+        </w:tc>
+      </w:tr>
+      <w:tr>
+        <w:tc>
+          <w:tcPr>
+            <w:tcW w:w="1234" w:type="dxa"/>
+            <w:tcMar>
+              <w:top w:w="100" w:type="dxa"/>
+              <w:left w:w="100" w:type="dxa"/>
+              <w:bottom w:w="100" w:type="dxa"/>
+              <w:right w:w="100" w:type="dxa"/>
+            </w:tcMar>
+          </w:tcPr>
+          <w:p>
+            <w:pPr>
+              <w:widowControl w:val="0"/>
+              <w:spacing w:after="0" w:line="240" w:lineRule="auto"/>
+            </w:pPr>
+            <w:r>
+              <w:t>SMMS-F-009</w:t>
+            </w:r>
+          </w:p>
+        </w:tc>
+        <w:tc>
+          <w:tcPr>
+            <w:tcW w:w="1234" w:type="dxa"/>
+            <w:tcMar>
+              <w:top w:w="100" w:type="dxa"/>
+              <w:left w:w="100" w:type="dxa"/>
+              <w:bottom w:w="100" w:type="dxa"/>
+              <w:right w:w="100" w:type="dxa"/>
+            </w:tcMar>
+          </w:tcPr>
+          <w:p>
+            <w:pPr>
+              <w:widowControl w:val="0"/>
+              <w:pBdr>
+                <w:top w:val="nil"/>
+                <w:left w:val="nil"/>
+                <w:bottom w:val="nil"/>
+                <w:right w:val="nil"/>
+                <w:between w:val="nil"/>
+              </w:pBdr>
+              <w:spacing w:after="0" w:line="240" w:lineRule="auto"/>
+            </w:pPr>
+            <w:r>
+              <w:t>Auto-publish post</w:t>
+            </w:r>
+          </w:p>
+        </w:tc>
+        <w:tc>
+          <w:tcPr>
+            <w:tcW w:w="1234" w:type="dxa"/>
+            <w:tcMar>
+              <w:top w:w="100" w:type="dxa"/>
+              <w:left w:w="100" w:type="dxa"/>
+              <w:bottom w:w="100" w:type="dxa"/>
+              <w:right w:w="100" w:type="dxa"/>
+            </w:tcMar>
+          </w:tcPr>
+          <w:p>
+            <w:pPr>
+              <w:widowControl w:val="0"/>
+              <w:pBdr>
+                <w:top w:val="nil"/>
+                <w:left w:val="nil"/>
+                <w:bottom w:val="nil"/>
+                <w:right w:val="nil"/>
+                <w:between w:val="nil"/>
+              </w:pBdr>
+              <w:spacing w:after="0" w:line="240" w:lineRule="auto"/>
+            </w:pPr>
+            <w:r>
+              <w:t>4.</w:t>
+            </w:r>
+            <w:r>
+              <w:t>6</w:t>
+            </w:r>
+            <w:r>
+              <w:t xml:space="preserve"> / DS-Sched-02</w:t>
+            </w:r>
+          </w:p>
+        </w:tc>
+        <w:tc>
+          <w:tcPr>
+            <w:tcW w:w="1234" w:type="dxa"/>
+            <w:tcMar>
+              <w:top w:w="100" w:type="dxa"/>
+              <w:left w:w="100" w:type="dxa"/>
+              <w:bottom w:w="100" w:type="dxa"/>
+              <w:right w:w="100" w:type="dxa"/>
+            </w:tcMar>
+          </w:tcPr>
+          <w:p>
+            <w:pPr>
+              <w:widowControl w:val="0"/>
+              <w:pBdr>
+                <w:top w:val="nil"/>
+                <w:left w:val="nil"/>
+                <w:bottom w:val="nil"/>
+                <w:right w:val="nil"/>
+                <w:between w:val="nil"/>
+              </w:pBdr>
+              <w:spacing w:after="0" w:line="240" w:lineRule="auto"/>
+            </w:pPr>
+            <w:r>
+              <w:t>Scheduler</w:t>
+            </w:r>
+          </w:p>
+        </w:tc>
+        <w:tc>
+          <w:tcPr>
+            <w:tcW w:w="1234" w:type="dxa"/>
+            <w:tcMar>
+              <w:top w:w="100" w:type="dxa"/>
+              <w:left w:w="100" w:type="dxa"/>
+              <w:bottom w:w="100" w:type="dxa"/>
+              <w:right w:w="100" w:type="dxa"/>
+            </w:tcMar>
+          </w:tcPr>
+          <w:p>
+            <w:pPr>
+              <w:widowControl w:val="0"/>
+              <w:pBdr>
+                <w:top w:val="nil"/>
+                <w:left w:val="nil"/>
+                <w:bottom w:val="nil"/>
+                <w:right w:val="nil"/>
+                <w:between w:val="nil"/>
+              </w:pBdr>
+              <w:spacing w:after="0" w:line="240" w:lineRule="auto"/>
+            </w:pPr>
+            <w:r>
+              <w:t>TC-Sched-02</w:t>
+            </w:r>
+          </w:p>
+        </w:tc>
+        <w:tc>
+          <w:tcPr>
+            <w:tcW w:w="1234" w:type="dxa"/>
+            <w:tcMar>
+              <w:top w:w="100" w:type="dxa"/>
+              <w:left w:w="100" w:type="dxa"/>
+              <w:bottom w:w="100" w:type="dxa"/>
+              <w:right w:w="100" w:type="dxa"/>
+            </w:tcMar>
+          </w:tcPr>
+          <w:p>
+            <w:pPr>
+              <w:spacing w:after="0" w:line="240" w:lineRule="auto"/>
+            </w:pPr>
+            <w:r>
+              <w:t>N</w:t>
+            </w:r>
+          </w:p>
+        </w:tc>
+        <w:tc>
+          <w:tcPr>
+            <w:tcW w:w="1234" w:type="dxa"/>
+            <w:tcMar>
+              <w:top w:w="100" w:type="dxa"/>
+              <w:left w:w="100" w:type="dxa"/>
+              <w:bottom w:w="100" w:type="dxa"/>
+              <w:right w:w="100" w:type="dxa"/>
+            </w:tcMar>
+          </w:tcPr>
+          <w:p>
+            <w:pPr>
+              <w:widowControl w:val="0"/>
+              <w:pBdr>
+                <w:top w:val="nil"/>
+                <w:left w:val="nil"/>
+                <w:bottom w:val="nil"/>
+                <w:right w:val="nil"/>
+                <w:between w:val="nil"/>
+              </w:pBdr>
+              <w:spacing w:after="0" w:line="240" w:lineRule="auto"/>
+            </w:pPr>
+            <w:r>
+              <w:t xml:space="preserve">Requires </w:t>
+            </w:r>
+            <w:proofErr w:type="spellStart"/>
+            <w:r>
+              <w:t>cron</w:t>
+            </w:r>
+            <w:proofErr w:type="spellEnd"/>
+            <w:r>
+              <w:t>/background</w:t>
+            </w:r>
+          </w:p>
+        </w:tc>
+      </w:tr>
+      <w:tr>
+        <w:tc>
+          <w:tcPr>
+            <w:tcW w:w="1234" w:type="dxa"/>
+            <w:tcMar>
+              <w:top w:w="100" w:type="dxa"/>
+              <w:left w:w="100" w:type="dxa"/>
+              <w:bottom w:w="100" w:type="dxa"/>
+              <w:right w:w="100" w:type="dxa"/>
+            </w:tcMar>
+          </w:tcPr>
+          <w:p>
+            <w:pPr>
+              <w:widowControl w:val="0"/>
+              <w:spacing w:after="0" w:line="240" w:lineRule="auto"/>
+            </w:pPr>
+            <w:r>
+              <w:t>SMMS-F-010</w:t>
+            </w:r>
+          </w:p>
+        </w:tc>
+        <w:tc>
+          <w:tcPr>
+            <w:tcW w:w="1234" w:type="dxa"/>
+            <w:tcMar>
+              <w:top w:w="100" w:type="dxa"/>
+              <w:left w:w="100" w:type="dxa"/>
+              <w:bottom w:w="100" w:type="dxa"/>
+              <w:right w:w="100" w:type="dxa"/>
+            </w:tcMar>
+          </w:tcPr>
+          <w:p>
+            <w:pPr>
+              <w:widowControl w:val="0"/>
+              <w:pBdr>
+                <w:top w:val="nil"/>
+                <w:left w:val="nil"/>
+                <w:bottom w:val="nil"/>
+                <w:right w:val="nil"/>
+                <w:between w:val="nil"/>
+              </w:pBdr>
+              <w:spacing w:after="0" w:line="240" w:lineRule="auto"/>
+            </w:pPr>
+            <w:r>
+              <w:t>View scheduled posts</w:t>
+            </w:r>
+          </w:p>
+        </w:tc>
+        <w:tc>
+          <w:tcPr>
+            <w:tcW w:w="1234" w:type="dxa"/>
+            <w:tcMar>
+              <w:top w:w="100" w:type="dxa"/>
+              <w:left w:w="100" w:type="dxa"/>
+              <w:bottom w:w="100" w:type="dxa"/>
+              <w:right w:w="100" w:type="dxa"/>
+            </w:tcMar>
+          </w:tcPr>
+          <w:p>
+            <w:pPr>
+              <w:widowControl w:val="0"/>
+              <w:pBdr>
+                <w:top w:val="nil"/>
+                <w:left w:val="nil"/>
+                <w:bottom w:val="nil"/>
+                <w:right w:val="nil"/>
+                <w:between w:val="nil"/>
+              </w:pBdr>
+              <w:spacing w:after="0" w:line="240" w:lineRule="auto"/>
+            </w:pPr>
+            <w:r>
+              <w:t>4.</w:t>
+            </w:r>
+            <w:r>
+              <w:t>6</w:t>
+            </w:r>
+            <w:r>
+              <w:t xml:space="preserve"> / DS-Sched-03</w:t>
+            </w:r>
+          </w:p>
+        </w:tc>
+        <w:tc>
+          <w:tcPr>
+            <w:tcW w:w="1234" w:type="dxa"/>
+            <w:tcMar>
+              <w:top w:w="100" w:type="dxa"/>
+              <w:left w:w="100" w:type="dxa"/>
+              <w:bottom w:w="100" w:type="dxa"/>
+              <w:right w:w="100" w:type="dxa"/>
+            </w:tcMar>
+          </w:tcPr>
+          <w:p>
+            <w:pPr>
+              <w:widowControl w:val="0"/>
+              <w:spacing w:after="0" w:line="240" w:lineRule="auto"/>
+            </w:pPr>
+            <w:r>
+              <w:t>Post Module</w:t>
+            </w:r>
+          </w:p>
+        </w:tc>
+        <w:tc>
+          <w:tcPr>
+            <w:tcW w:w="1234" w:type="dxa"/>
+            <w:tcMar>
+              <w:top w:w="100" w:type="dxa"/>
+              <w:left w:w="100" w:type="dxa"/>
+              <w:bottom w:w="100" w:type="dxa"/>
+              <w:right w:w="100" w:type="dxa"/>
+            </w:tcMar>
+          </w:tcPr>
+          <w:p>
+            <w:pPr>
+              <w:widowControl w:val="0"/>
+              <w:pBdr>
+                <w:top w:val="nil"/>
+                <w:left w:val="nil"/>
+                <w:bottom w:val="nil"/>
+                <w:right w:val="nil"/>
+                <w:between w:val="nil"/>
+              </w:pBdr>
+              <w:spacing w:after="0" w:line="240" w:lineRule="auto"/>
+            </w:pPr>
+            <w:r>
+              <w:t>TC-View-01</w:t>
+            </w:r>
+          </w:p>
+        </w:tc>
+        <w:tc>
+          <w:tcPr>
+            <w:tcW w:w="1234" w:type="dxa"/>
+            <w:tcMar>
+              <w:top w:w="100" w:type="dxa"/>
+              <w:left w:w="100" w:type="dxa"/>
+              <w:bottom w:w="100" w:type="dxa"/>
+              <w:right w:w="100" w:type="dxa"/>
+            </w:tcMar>
+          </w:tcPr>
+          <w:p>
+            <w:pPr>
+              <w:spacing w:after="0" w:line="240" w:lineRule="auto"/>
+            </w:pPr>
+            <w:r>
+              <w:t>N</w:t>
+            </w:r>
+          </w:p>
+        </w:tc>
+        <w:tc>
+          <w:tcPr>
+            <w:tcW w:w="1234" w:type="dxa"/>
+            <w:tcMar>
+              <w:top w:w="100" w:type="dxa"/>
+              <w:left w:w="100" w:type="dxa"/>
+              <w:bottom w:w="100" w:type="dxa"/>
+              <w:right w:w="100" w:type="dxa"/>
+            </w:tcMar>
+          </w:tcPr>
+          <w:p>
+            <w:pPr>
+              <w:widowControl w:val="0"/>
+              <w:pBdr>
+                <w:top w:val="nil"/>
+                <w:left w:val="nil"/>
+                <w:bottom w:val="nil"/>
+                <w:right w:val="nil"/>
+                <w:between w:val="nil"/>
+              </w:pBdr>
+              <w:spacing w:after="0" w:line="240" w:lineRule="auto"/>
+            </w:pPr>
+            <w:r>
+              <w:t>List scheduled</w:t>
+            </w:r>
+          </w:p>
+        </w:tc>
+      </w:tr>
+      <w:tr>
+        <w:tc>
+          <w:tcPr>
+            <w:tcW w:w="1234" w:type="dxa"/>
+            <w:tcMar>
+              <w:top w:w="100" w:type="dxa"/>
+              <w:left w:w="100" w:type="dxa"/>
+              <w:bottom w:w="100" w:type="dxa"/>
+              <w:right w:w="100" w:type="dxa"/>
+            </w:tcMar>
+          </w:tcPr>
+          <w:p>
+            <w:pPr>
+              <w:widowControl w:val="0"/>
+              <w:spacing w:after="0" w:line="240" w:lineRule="auto"/>
+            </w:pPr>
+            <w:r>
+              <w:t>SMMS-F-011</w:t>
+            </w:r>
+          </w:p>
+        </w:tc>
+        <w:tc>
+          <w:tcPr>
+            <w:tcW w:w="1234" w:type="dxa"/>
+            <w:tcMar>
+              <w:top w:w="100" w:type="dxa"/>
+              <w:left w:w="100" w:type="dxa"/>
+              <w:bottom w:w="100" w:type="dxa"/>
+              <w:right w:w="100" w:type="dxa"/>
+            </w:tcMar>
+          </w:tcPr>
+          <w:p>
+            <w:pPr>
+              <w:widowControl w:val="0"/>
+              <w:pBdr>
+                <w:top w:val="nil"/>
+                <w:left w:val="nil"/>
+                <w:bottom w:val="nil"/>
+                <w:right w:val="nil"/>
+                <w:between w:val="nil"/>
+              </w:pBdr>
+              <w:spacing w:after="0" w:line="240" w:lineRule="auto"/>
+            </w:pPr>
+            <w:r>
+              <w:t>View published posts</w:t>
+            </w:r>
+          </w:p>
+        </w:tc>
+        <w:tc>
+          <w:tcPr>
+            <w:tcW w:w="1234" w:type="dxa"/>
+            <w:tcMar>
+              <w:top w:w="100" w:type="dxa"/>
+              <w:left w:w="100" w:type="dxa"/>
+              <w:bottom w:w="100" w:type="dxa"/>
+              <w:right w:w="100" w:type="dxa"/>
+            </w:tcMar>
+          </w:tcPr>
+          <w:p>
+            <w:pPr>
+              <w:widowControl w:val="0"/>
+              <w:pBdr>
+                <w:top w:val="nil"/>
+                <w:left w:val="nil"/>
+                <w:bottom w:val="nil"/>
+                <w:right w:val="nil"/>
+                <w:between w:val="nil"/>
+              </w:pBdr>
+              <w:spacing w:after="0" w:line="240" w:lineRule="auto"/>
+            </w:pPr>
+            <w:r>
+              <w:t>4.</w:t>
+            </w:r>
+            <w:r>
+              <w:t>6</w:t>
+            </w:r>
+            <w:r>
+              <w:t xml:space="preserve"> / DS-Sched-04</w:t>
+            </w:r>
+          </w:p>
+        </w:tc>
+        <w:tc>
+          <w:tcPr>
+            <w:tcW w:w="1234" w:type="dxa"/>
+            <w:tcMar>
+              <w:top w:w="100" w:type="dxa"/>
+              <w:left w:w="100" w:type="dxa"/>
+              <w:bottom w:w="100" w:type="dxa"/>
+              <w:right w:w="100" w:type="dxa"/>
+            </w:tcMar>
+          </w:tcPr>
+          <w:p>
+            <w:pPr>
+              <w:widowControl w:val="0"/>
+              <w:spacing w:after="0" w:line="240" w:lineRule="auto"/>
+            </w:pPr>
+            <w:r>
+              <w:t>Post Module</w:t>
+            </w:r>
+          </w:p>
+        </w:tc>
+        <w:tc>
+          <w:tcPr>
+            <w:tcW w:w="1234" w:type="dxa"/>
+            <w:tcMar>
+              <w:top w:w="100" w:type="dxa"/>
+              <w:left w:w="100" w:type="dxa"/>
+              <w:bottom w:w="100" w:type="dxa"/>
+              <w:right w:w="100" w:type="dxa"/>
+            </w:tcMar>
+          </w:tcPr>
+          <w:p>
+            <w:pPr>
+              <w:widowControl w:val="0"/>
+              <w:pBdr>
+                <w:top w:val="nil"/>
+                <w:left w:val="nil"/>
+                <w:bottom w:val="nil"/>
+                <w:right w:val="nil"/>
+                <w:between w:val="nil"/>
+              </w:pBdr>
+              <w:spacing w:after="0" w:line="240" w:lineRule="auto"/>
+            </w:pPr>
+            <w:r>
+              <w:t>TC-View-02</w:t>
+            </w:r>
+          </w:p>
+        </w:tc>
+        <w:tc>
+          <w:tcPr>
+            <w:tcW w:w="1234" w:type="dxa"/>
+            <w:tcMar>
+              <w:top w:w="100" w:type="dxa"/>
+              <w:left w:w="100" w:type="dxa"/>
+              <w:bottom w:w="100" w:type="dxa"/>
+              <w:right w:w="100" w:type="dxa"/>
+            </w:tcMar>
+          </w:tcPr>
+          <w:p>
+            <w:pPr>
+              <w:spacing w:after="0" w:line="240" w:lineRule="auto"/>
+            </w:pPr>
+            <w:r>
+              <w:t>N</w:t>
+            </w:r>
+          </w:p>
+        </w:tc>
+        <w:tc>
+          <w:tcPr>
+            <w:tcW w:w="1234" w:type="dxa"/>
+            <w:tcMar>
+              <w:top w:w="100" w:type="dxa"/>
+              <w:left w:w="100" w:type="dxa"/>
+              <w:bottom w:w="100" w:type="dxa"/>
+              <w:right w:w="100" w:type="dxa"/>
+            </w:tcMar>
+          </w:tcPr>
+          <w:p>
+            <w:pPr>
+              <w:widowControl w:val="0"/>
+              <w:pBdr>
+                <w:top w:val="nil"/>
+                <w:left w:val="nil"/>
+                <w:bottom w:val="nil"/>
+                <w:right w:val="nil"/>
+                <w:between w:val="nil"/>
+              </w:pBdr>
+              <w:spacing w:after="0" w:line="240" w:lineRule="auto"/>
+            </w:pPr>
+            <w:r>
+              <w:t>List published</w:t>
+            </w:r>
+          </w:p>
+        </w:tc>
+      </w:tr>
+      <w:tr>
+        <w:tc>
+          <w:tcPr>
+            <w:tcW w:w="1234" w:type="dxa"/>
+            <w:tcMar>
+              <w:top w:w="100" w:type="dxa"/>
+              <w:left w:w="100" w:type="dxa"/>
+              <w:bottom w:w="100" w:type="dxa"/>
+              <w:right w:w="100" w:type="dxa"/>
+            </w:tcMar>
+          </w:tcPr>
+          <w:p>
+            <w:pPr>
+              <w:widowControl w:val="0"/>
+              <w:spacing w:after="0" w:line="240" w:lineRule="auto"/>
+            </w:pPr>
+            <w:r>
+              <w:t>SMMS-F-012</w:t>
+            </w:r>
+          </w:p>
+        </w:tc>
+        <w:tc>
+          <w:tcPr>
+            <w:tcW w:w="1234" w:type="dxa"/>
+            <w:tcMar>
+              <w:top w:w="100" w:type="dxa"/>
+              <w:left w:w="100" w:type="dxa"/>
+              <w:bottom w:w="100" w:type="dxa"/>
+              <w:right w:w="100" w:type="dxa"/>
+            </w:tcMar>
+          </w:tcPr>
+          <w:p>
+            <w:pPr>
+              <w:widowControl w:val="0"/>
+              <w:pBdr>
+                <w:top w:val="nil"/>
+                <w:left w:val="nil"/>
+                <w:bottom w:val="nil"/>
+                <w:right w:val="nil"/>
+                <w:between w:val="nil"/>
+              </w:pBdr>
+              <w:spacing w:after="0" w:line="240" w:lineRule="auto"/>
+            </w:pPr>
+            <w:r>
+              <w:t>Edit/delete scheduled posts</w:t>
+            </w:r>
+          </w:p>
+        </w:tc>
+        <w:tc>
+          <w:tcPr>
+            <w:tcW w:w="1234" w:type="dxa"/>
+            <w:tcMar>
+              <w:top w:w="100" w:type="dxa"/>
+              <w:left w:w="100" w:type="dxa"/>
+              <w:bottom w:w="100" w:type="dxa"/>
+              <w:right w:w="100" w:type="dxa"/>
+            </w:tcMar>
+          </w:tcPr>
+          <w:p>
+            <w:pPr>
+              <w:widowControl w:val="0"/>
+              <w:pBdr>
+                <w:top w:val="nil"/>
+                <w:left w:val="nil"/>
+                <w:bottom w:val="nil"/>
+                <w:right w:val="nil"/>
+                <w:between w:val="nil"/>
+              </w:pBdr>
+              <w:spacing w:after="0" w:line="240" w:lineRule="auto"/>
+            </w:pPr>
+            <w:r>
+              <w:t>4.</w:t>
+            </w:r>
+            <w:r>
+              <w:t>5</w:t>
+            </w:r>
+            <w:r>
+              <w:t xml:space="preserve"> / DS-Sched-05</w:t>
+            </w:r>
+          </w:p>
+        </w:tc>
+        <w:tc>
+          <w:tcPr>
+            <w:tcW w:w="1234" w:type="dxa"/>
+            <w:tcMar>
+              <w:top w:w="100" w:type="dxa"/>
+              <w:left w:w="100" w:type="dxa"/>
+              <w:bottom w:w="100" w:type="dxa"/>
+              <w:right w:w="100" w:type="dxa"/>
+            </w:tcMar>
+          </w:tcPr>
+          <w:p>
+            <w:pPr>
+              <w:widowControl w:val="0"/>
+              <w:spacing w:after="0" w:line="240" w:lineRule="auto"/>
+            </w:pPr>
+            <w:r>
+              <w:t>Post Module</w:t>
+            </w:r>
+          </w:p>
+        </w:tc>
+        <w:tc>
+          <w:tcPr>
+            <w:tcW w:w="1234" w:type="dxa"/>
+            <w:tcMar>
+              <w:top w:w="100" w:type="dxa"/>
+              <w:left w:w="100" w:type="dxa"/>
+              <w:bottom w:w="100" w:type="dxa"/>
+              <w:right w:w="100" w:type="dxa"/>
+            </w:tcMar>
+          </w:tcPr>
+          <w:p>
+            <w:pPr>
+              <w:widowControl w:val="0"/>
+              <w:pBdr>
+                <w:top w:val="nil"/>
+                <w:left w:val="nil"/>
+                <w:bottom w:val="nil"/>
+                <w:right w:val="nil"/>
+                <w:between w:val="nil"/>
+              </w:pBdr>
+              <w:spacing w:after="0" w:line="240" w:lineRule="auto"/>
+            </w:pPr>
+            <w:r>
+              <w:t>TC-</w:t>
+            </w:r>
+            <w:proofErr w:type="gramStart"/>
+            <w:r>
+              <w:t>Post-04</w:t>
+            </w:r>
+            <w:proofErr w:type="gramEnd"/>
+          </w:p>
+        </w:tc>
+        <w:tc>
+          <w:tcPr>
+            <w:tcW w:w="1234" w:type="dxa"/>
+            <w:tcMar>
+              <w:top w:w="100" w:type="dxa"/>
+              <w:left w:w="100" w:type="dxa"/>
+              <w:bottom w:w="100" w:type="dxa"/>
+              <w:right w:w="100" w:type="dxa"/>
+            </w:tcMar>
+          </w:tcPr>
+          <w:p>
+            <w:pPr>
+              <w:spacing w:after="0" w:line="240" w:lineRule="auto"/>
+            </w:pPr>
+            <w:r>
+              <w:t>N</w:t>
+            </w:r>
+          </w:p>
+        </w:tc>
+        <w:tc>
+          <w:tcPr>
+            <w:tcW w:w="1234" w:type="dxa"/>
+            <w:tcMar>
+              <w:top w:w="100" w:type="dxa"/>
+              <w:left w:w="100" w:type="dxa"/>
+              <w:bottom w:w="100" w:type="dxa"/>
+              <w:right w:w="100" w:type="dxa"/>
+            </w:tcMar>
+          </w:tcPr>
+          <w:p>
+            <w:pPr>
+              <w:widowControl w:val="0"/>
+              <w:pBdr>
+                <w:top w:val="nil"/>
+                <w:left w:val="nil"/>
+                <w:bottom w:val="nil"/>
+                <w:right w:val="nil"/>
+                <w:between w:val="nil"/>
+              </w:pBdr>
+              <w:spacing w:after="0" w:line="240" w:lineRule="auto"/>
+            </w:pPr>
+            <w:r>
+              <w:t>Editable before publish</w:t>
+            </w:r>
+          </w:p>
+        </w:tc>
+      </w:tr>
+      <w:tr>
+        <w:tc>
+          <w:tcPr>
+            <w:tcW w:w="1234" w:type="dxa"/>
+            <w:tcMar>
+              <w:top w:w="100" w:type="dxa"/>
+              <w:left w:w="100" w:type="dxa"/>
+              <w:bottom w:w="100" w:type="dxa"/>
+              <w:right w:w="100" w:type="dxa"/>
+            </w:tcMar>
+          </w:tcPr>
+          <w:p>
+            <w:pPr>
+              <w:widowControl w:val="0"/>
+              <w:spacing w:after="0" w:line="240" w:lineRule="auto"/>
+            </w:pPr>
+            <w:r>
+              <w:t>SMMS-F-013</w:t>
+            </w:r>
+          </w:p>
+        </w:tc>
+        <w:tc>
+          <w:tcPr>
+            <w:tcW w:w="1234" w:type="dxa"/>
+            <w:tcMar>
+              <w:top w:w="100" w:type="dxa"/>
+              <w:left w:w="100" w:type="dxa"/>
+              <w:bottom w:w="100" w:type="dxa"/>
+              <w:right w:w="100" w:type="dxa"/>
+            </w:tcMar>
+          </w:tcPr>
+          <w:p>
+            <w:pPr>
+              <w:widowControl w:val="0"/>
+              <w:pBdr>
+                <w:top w:val="nil"/>
+                <w:left w:val="nil"/>
+                <w:bottom w:val="nil"/>
+                <w:right w:val="nil"/>
+                <w:between w:val="nil"/>
+              </w:pBdr>
+              <w:spacing w:after="0" w:line="240" w:lineRule="auto"/>
+            </w:pPr>
+            <w:r>
+              <w:t>Analytics (counts)</w:t>
+            </w:r>
+          </w:p>
+        </w:tc>
+        <w:tc>
+          <w:tcPr>
+            <w:tcW w:w="1234" w:type="dxa"/>
+            <w:tcMar>
+              <w:top w:w="100" w:type="dxa"/>
+              <w:left w:w="100" w:type="dxa"/>
+              <w:bottom w:w="100" w:type="dxa"/>
+              <w:right w:w="100" w:type="dxa"/>
+            </w:tcMar>
+          </w:tcPr>
+          <w:p>
+            <w:pPr>
+              <w:widowControl w:val="0"/>
+              <w:pBdr>
+                <w:top w:val="nil"/>
+                <w:left w:val="nil"/>
+                <w:bottom w:val="nil"/>
+                <w:right w:val="nil"/>
+                <w:between w:val="nil"/>
+              </w:pBdr>
+              <w:spacing w:after="0" w:line="240" w:lineRule="auto"/>
+            </w:pPr>
+            <w:r>
+              <w:t>4.</w:t>
+            </w:r>
+            <w:r>
+              <w:t>7</w:t>
+            </w:r>
+            <w:r>
+              <w:t xml:space="preserve"> / DS-Analy-01</w:t>
+            </w:r>
+          </w:p>
+        </w:tc>
+        <w:tc>
+          <w:tcPr>
+            <w:tcW w:w="1234" w:type="dxa"/>
+            <w:tcMar>
+              <w:top w:w="100" w:type="dxa"/>
+              <w:left w:w="100" w:type="dxa"/>
+              <w:bottom w:w="100" w:type="dxa"/>
+              <w:right w:w="100" w:type="dxa"/>
+            </w:tcMar>
+          </w:tcPr>
+          <w:p>
+            <w:pPr>
+              <w:widowControl w:val="0"/>
+              <w:pBdr>
+                <w:top w:val="nil"/>
+                <w:left w:val="nil"/>
+                <w:bottom w:val="nil"/>
+                <w:right w:val="nil"/>
+                <w:between w:val="nil"/>
+              </w:pBdr>
+              <w:spacing w:after="0" w:line="240" w:lineRule="auto"/>
+            </w:pPr>
+            <w:r>
+              <w:t>Analytics Module</w:t>
+            </w:r>
+          </w:p>
+        </w:tc>
+        <w:tc>
+          <w:tcPr>
+            <w:tcW w:w="1234" w:type="dxa"/>
+            <w:tcMar>
+              <w:top w:w="100" w:type="dxa"/>
+              <w:left w:w="100" w:type="dxa"/>
+              <w:bottom w:w="100" w:type="dxa"/>
+              <w:right w:w="100" w:type="dxa"/>
+            </w:tcMar>
+          </w:tcPr>
+          <w:p>
+            <w:pPr>
+              <w:widowControl w:val="0"/>
+              <w:pBdr>
+                <w:top w:val="nil"/>
+                <w:left w:val="nil"/>
+                <w:bottom w:val="nil"/>
+                <w:right w:val="nil"/>
+                <w:between w:val="nil"/>
+              </w:pBdr>
+              <w:spacing w:after="0" w:line="240" w:lineRule="auto"/>
+            </w:pPr>
+            <w:r>
+              <w:t>TC-Analy-01</w:t>
+            </w:r>
+          </w:p>
+        </w:tc>
+        <w:tc>
+          <w:tcPr>
+            <w:tcW w:w="1234" w:type="dxa"/>
+            <w:tcMar>
+              <w:top w:w="100" w:type="dxa"/>
+              <w:left w:w="100" w:type="dxa"/>
+              <w:bottom w:w="100" w:type="dxa"/>
+              <w:right w:w="100" w:type="dxa"/>
+            </w:tcMar>
+          </w:tcPr>
+          <w:p>
+            <w:pPr>
+              <w:spacing w:after="0" w:line="240" w:lineRule="auto"/>
+            </w:pPr>
+            <w:r>
+              <w:t>N</w:t>
+            </w:r>
+          </w:p>
+        </w:tc>
+        <w:tc>
+          <w:tcPr>
+            <w:tcW w:w="1234" w:type="dxa"/>
+            <w:tcMar>
+              <w:top w:w="100" w:type="dxa"/>
+              <w:left w:w="100" w:type="dxa"/>
+              <w:bottom w:w="100" w:type="dxa"/>
+              <w:right w:w="100" w:type="dxa"/>
+            </w:tcMar>
+          </w:tcPr>
+          <w:p>
+            <w:pPr>
+              <w:widowControl w:val="0"/>
+              <w:pBdr>
+                <w:top w:val="nil"/>
+                <w:left w:val="nil"/>
+                <w:bottom w:val="nil"/>
+                <w:right w:val="nil"/>
+                <w:between w:val="nil"/>
+              </w:pBdr>
+              <w:spacing w:after="0" w:line="240" w:lineRule="auto"/>
+            </w:pPr>
+            <w:r>
+              <w:t>Simple counts</w:t>
+            </w:r>
+          </w:p>
+        </w:tc>
+      </w:tr>
+      <w:tr>
+        <w:tc>
+          <w:tcPr>
+            <w:tcW w:w="1234" w:type="dxa"/>
+            <w:tcMar>
+              <w:top w:w="100" w:type="dxa"/>
+              <w:left w:w="100" w:type="dxa"/>
+              <w:bottom w:w="100" w:type="dxa"/>
+              <w:right w:w="100" w:type="dxa"/>
+            </w:tcMar>
+          </w:tcPr>
+          <w:p>
+            <w:pPr>
+              <w:widowControl w:val="0"/>
+              <w:spacing w:after="0" w:line="240" w:lineRule="auto"/>
+            </w:pPr>
+            <w:r>
+              <w:t>SMMS-F-014</w:t>
+            </w:r>
+          </w:p>
+        </w:tc>
+        <w:tc>
+          <w:tcPr>
+            <w:tcW w:w="1234" w:type="dxa"/>
+            <w:tcMar>
+              <w:top w:w="100" w:type="dxa"/>
+              <w:left w:w="100" w:type="dxa"/>
+              <w:bottom w:w="100" w:type="dxa"/>
+              <w:right w:w="100" w:type="dxa"/>
+            </w:tcMar>
+          </w:tcPr>
+          <w:p>
+            <w:pPr>
+              <w:widowControl w:val="0"/>
+              <w:pBdr>
+                <w:top w:val="nil"/>
+                <w:left w:val="nil"/>
+                <w:bottom w:val="nil"/>
+                <w:right w:val="nil"/>
+                <w:between w:val="nil"/>
+              </w:pBdr>
+              <w:spacing w:after="0" w:line="240" w:lineRule="auto"/>
+            </w:pPr>
+            <w:r>
+              <w:t>Admin manage users</w:t>
+            </w:r>
+          </w:p>
+        </w:tc>
+        <w:tc>
+          <w:tcPr>
+            <w:tcW w:w="1234" w:type="dxa"/>
+            <w:tcMar>
+              <w:top w:w="100" w:type="dxa"/>
+              <w:left w:w="100" w:type="dxa"/>
+              <w:bottom w:w="100" w:type="dxa"/>
+              <w:right w:w="100" w:type="dxa"/>
+            </w:tcMar>
+          </w:tcPr>
+          <w:p>
+            <w:pPr>
+              <w:widowControl w:val="0"/>
+              <w:pBdr>
+                <w:top w:val="nil"/>
+                <w:left w:val="nil"/>
+                <w:bottom w:val="nil"/>
+                <w:right w:val="nil"/>
+                <w:between w:val="nil"/>
+              </w:pBdr>
+              <w:spacing w:after="0" w:line="240" w:lineRule="auto"/>
+            </w:pPr>
+            <w:r>
+              <w:t>4.</w:t>
+            </w:r>
+            <w:r>
+              <w:t>8</w:t>
+            </w:r>
+            <w:r>
+              <w:t xml:space="preserve"> / DS-Admin-01</w:t>
+            </w:r>
+          </w:p>
+        </w:tc>
+        <w:tc>
+          <w:tcPr>
+            <w:tcW w:w="1234" w:type="dxa"/>
+            <w:tcMar>
+              <w:top w:w="100" w:type="dxa"/>
+              <w:left w:w="100" w:type="dxa"/>
+              <w:bottom w:w="100" w:type="dxa"/>
+              <w:right w:w="100" w:type="dxa"/>
+            </w:tcMar>
+          </w:tcPr>
+          <w:p>
+            <w:pPr>
+              <w:widowControl w:val="0"/>
+              <w:pBdr>
+                <w:top w:val="nil"/>
+                <w:left w:val="nil"/>
+                <w:bottom w:val="nil"/>
+                <w:right w:val="nil"/>
+                <w:between w:val="nil"/>
+              </w:pBdr>
+              <w:spacing w:after="0" w:line="240" w:lineRule="auto"/>
+            </w:pPr>
+            <w:r>
+              <w:t>Admin Module</w:t>
+            </w:r>
+          </w:p>
+        </w:tc>
+        <w:tc>
+          <w:tcPr>
+            <w:tcW w:w="1234" w:type="dxa"/>
+            <w:tcMar>
+              <w:top w:w="100" w:type="dxa"/>
+              <w:left w:w="100" w:type="dxa"/>
+              <w:bottom w:w="100" w:type="dxa"/>
+              <w:right w:w="100" w:type="dxa"/>
+            </w:tcMar>
+          </w:tcPr>
+          <w:p>
+            <w:pPr>
+              <w:widowControl w:val="0"/>
+              <w:pBdr>
+                <w:top w:val="nil"/>
+                <w:left w:val="nil"/>
+                <w:bottom w:val="nil"/>
+                <w:right w:val="nil"/>
+                <w:between w:val="nil"/>
+              </w:pBdr>
+              <w:spacing w:after="0" w:line="240" w:lineRule="auto"/>
+            </w:pPr>
+            <w:r>
+              <w:t>TC-Admin-01</w:t>
+            </w:r>
+          </w:p>
+        </w:tc>
+        <w:tc>
+          <w:tcPr>
+            <w:tcW w:w="1234" w:type="dxa"/>
+            <w:tcMar>
+              <w:top w:w="100" w:type="dxa"/>
+              <w:left w:w="100" w:type="dxa"/>
+              <w:bottom w:w="100" w:type="dxa"/>
+              <w:right w:w="100" w:type="dxa"/>
+            </w:tcMar>
+          </w:tcPr>
+          <w:p>
+            <w:pPr>
+              <w:spacing w:after="0" w:line="240" w:lineRule="auto"/>
+            </w:pPr>
+            <w:r>
+              <w:t>N</w:t>
+            </w:r>
+          </w:p>
+        </w:tc>
+        <w:tc>
+          <w:tcPr>
+            <w:tcW w:w="1234" w:type="dxa"/>
+            <w:tcMar>
+              <w:top w:w="100" w:type="dxa"/>
+              <w:left w:w="100" w:type="dxa"/>
+              <w:bottom w:w="100" w:type="dxa"/>
+              <w:right w:w="100" w:type="dxa"/>
+            </w:tcMar>
+          </w:tcPr>
+          <w:p>
+            <w:pPr>
+              <w:widowControl w:val="0"/>
+              <w:pBdr>
+                <w:top w:val="nil"/>
+                <w:left w:val="nil"/>
+                <w:bottom w:val="nil"/>
+                <w:right w:val="nil"/>
+                <w:between w:val="nil"/>
+              </w:pBdr>
+              <w:spacing w:after="0" w:line="240" w:lineRule="auto"/>
+            </w:pPr>
+            <w:r>
+              <w:t>View/manage users</w:t>
+            </w:r>
+          </w:p>
+        </w:tc>
+      </w:tr>
+      <w:tr>
+        <w:tc>
+          <w:tcPr>
+            <w:tcW w:w="1234" w:type="dxa"/>
+            <w:tcMar>
+              <w:top w:w="100" w:type="dxa"/>
+              <w:left w:w="100" w:type="dxa"/>
+              <w:bottom w:w="100" w:type="dxa"/>
+              <w:right w:w="100" w:type="dxa"/>
+            </w:tcMar>
+          </w:tcPr>
+          <w:p>
+            <w:pPr>
+              <w:widowControl w:val="0"/>
+              <w:spacing w:after="0" w:line="240" w:lineRule="auto"/>
+            </w:pPr>
+            <w:r>
+              <w:t>SMMS-F-015</w:t>
+            </w:r>
+          </w:p>
+        </w:tc>
+        <w:tc>
+          <w:tcPr>
+            <w:tcW w:w="1234" w:type="dxa"/>
+            <w:tcMar>
+              <w:top w:w="100" w:type="dxa"/>
+              <w:left w:w="100" w:type="dxa"/>
+              <w:bottom w:w="100" w:type="dxa"/>
+              <w:right w:w="100" w:type="dxa"/>
+            </w:tcMar>
+          </w:tcPr>
+          <w:p>
+            <w:pPr>
+              <w:widowControl w:val="0"/>
+              <w:pBdr>
+                <w:top w:val="nil"/>
+                <w:left w:val="nil"/>
+                <w:bottom w:val="nil"/>
+                <w:right w:val="nil"/>
+                <w:between w:val="nil"/>
+              </w:pBdr>
+              <w:spacing w:after="0" w:line="240" w:lineRule="auto"/>
+            </w:pPr>
+            <w:r>
+              <w:t>Notifications</w:t>
+            </w:r>
+          </w:p>
+        </w:tc>
+        <w:tc>
+          <w:tcPr>
+            <w:tcW w:w="1234" w:type="dxa"/>
+            <w:tcMar>
+              <w:top w:w="100" w:type="dxa"/>
+              <w:left w:w="100" w:type="dxa"/>
+              <w:bottom w:w="100" w:type="dxa"/>
+              <w:right w:w="100" w:type="dxa"/>
+            </w:tcMar>
+          </w:tcPr>
+          <w:p>
+            <w:pPr>
+              <w:widowControl w:val="0"/>
+              <w:pBdr>
+                <w:top w:val="nil"/>
+                <w:left w:val="nil"/>
+                <w:bottom w:val="nil"/>
+                <w:right w:val="nil"/>
+                <w:between w:val="nil"/>
+              </w:pBdr>
+              <w:spacing w:after="0" w:line="240" w:lineRule="auto"/>
+            </w:pPr>
+            <w:r>
+              <w:t>4.</w:t>
+            </w:r>
+            <w:r>
+              <w:t>9</w:t>
+            </w:r>
+            <w:r>
+              <w:t xml:space="preserve"> / DS-Notif-01</w:t>
+            </w:r>
+          </w:p>
+        </w:tc>
+        <w:tc>
+          <w:tcPr>
+            <w:tcW w:w="1234" w:type="dxa"/>
+            <w:tcMar>
+              <w:top w:w="100" w:type="dxa"/>
+              <w:left w:w="100" w:type="dxa"/>
+              <w:bottom w:w="100" w:type="dxa"/>
+              <w:right w:w="100" w:type="dxa"/>
+            </w:tcMar>
+          </w:tcPr>
+          <w:p>
+            <w:pPr>
+              <w:widowControl w:val="0"/>
+              <w:pBdr>
+                <w:top w:val="nil"/>
+                <w:left w:val="nil"/>
+                <w:bottom w:val="nil"/>
+                <w:right w:val="nil"/>
+                <w:between w:val="nil"/>
+              </w:pBdr>
+              <w:spacing w:after="0" w:line="240" w:lineRule="auto"/>
+            </w:pPr>
+            <w:r>
+              <w:t>Notification Module</w:t>
+            </w:r>
+          </w:p>
+        </w:tc>
+        <w:tc>
+          <w:tcPr>
+            <w:tcW w:w="1234" w:type="dxa"/>
+            <w:tcMar>
+              <w:top w:w="100" w:type="dxa"/>
+              <w:left w:w="100" w:type="dxa"/>
+              <w:bottom w:w="100" w:type="dxa"/>
+              <w:right w:w="100" w:type="dxa"/>
+            </w:tcMar>
+          </w:tcPr>
+          <w:p>
+            <w:pPr>
+              <w:widowControl w:val="0"/>
+              <w:pBdr>
+                <w:top w:val="nil"/>
+                <w:left w:val="nil"/>
+                <w:bottom w:val="nil"/>
+                <w:right w:val="nil"/>
+                <w:between w:val="nil"/>
+              </w:pBdr>
+              <w:spacing w:after="0" w:line="240" w:lineRule="auto"/>
+            </w:pPr>
+            <w:r>
+              <w:t>TC-Notif-01</w:t>
+            </w:r>
+          </w:p>
+        </w:tc>
+        <w:tc>
+          <w:tcPr>
+            <w:tcW w:w="1234" w:type="dxa"/>
+            <w:tcMar>
+              <w:top w:w="100" w:type="dxa"/>
+              <w:left w:w="100" w:type="dxa"/>
+              <w:bottom w:w="100" w:type="dxa"/>
+              <w:right w:w="100" w:type="dxa"/>
+            </w:tcMar>
+          </w:tcPr>
+          <w:p>
+            <w:pPr>
+              <w:spacing w:after="0" w:line="240" w:lineRule="auto"/>
+            </w:pPr>
+            <w:r>
+              <w:t>N</w:t>
+            </w:r>
+          </w:p>
+        </w:tc>
+        <w:tc>
+          <w:tcPr>
+            <w:tcW w:w="1234" w:type="dxa"/>
+            <w:tcMar>
+              <w:top w:w="100" w:type="dxa"/>
+              <w:left w:w="100" w:type="dxa"/>
+              <w:bottom w:w="100" w:type="dxa"/>
+              <w:right w:w="100" w:type="dxa"/>
+            </w:tcMar>
+          </w:tcPr>
+          <w:p>
+            <w:pPr>
+              <w:widowControl w:val="0"/>
+              <w:pBdr>
+                <w:top w:val="nil"/>
+                <w:left w:val="nil"/>
+                <w:bottom w:val="nil"/>
+                <w:right w:val="nil"/>
+                <w:between w:val="nil"/>
+              </w:pBdr>
+              <w:spacing w:after="0" w:line="240" w:lineRule="auto"/>
+            </w:pPr>
+            <w:r>
+              <w:t>Success/failure alerts</w:t>
+            </w:r>
+          </w:p>
+        </w:tc>
+      </w:tr>
+      <w:tr>
+        <w:tc>
+          <w:tcPr>
+            <w:tcW w:w="1234" w:type="dxa"/>
+            <w:tcMar>
+              <w:top w:w="100" w:type="dxa"/>
+              <w:left w:w="100" w:type="dxa"/>
+              <w:bottom w:w="100" w:type="dxa"/>
+              <w:right w:w="100" w:type="dxa"/>
+            </w:tcMar>
+          </w:tcPr>
+          <w:p>
+            <w:pPr>
+              <w:widowControl w:val="0"/>
+              <w:pBdr>
+                <w:top w:val="nil"/>
+                <w:left w:val="nil"/>
+                <w:bottom w:val="nil"/>
+                <w:right w:val="nil"/>
+                <w:between w:val="nil"/>
+              </w:pBdr>
+              <w:spacing w:after="0" w:line="240" w:lineRule="auto"/>
+            </w:pPr>
+            <w:r>
+              <w:t>SMMS-NF-</w:t>
+            </w:r>
+            <w:r>
+              <w:t>0</w:t>
+            </w:r>
+            <w:r>
+              <w:t>01</w:t>
+            </w:r>
+          </w:p>
+        </w:tc>
+        <w:tc>
+          <w:tcPr>
+            <w:tcW w:w="1234" w:type="dxa"/>
+            <w:tcMar>
+              <w:top w:w="100" w:type="dxa"/>
+              <w:left w:w="100" w:type="dxa"/>
+              <w:bottom w:w="100" w:type="dxa"/>
+              <w:right w:w="100" w:type="dxa"/>
+            </w:tcMar>
+          </w:tcPr>
+          <w:p>
+            <w:pPr>
+              <w:widowControl w:val="0"/>
+              <w:pBdr>
+                <w:top w:val="nil"/>
+                <w:left w:val="nil"/>
+                <w:bottom w:val="nil"/>
+                <w:right w:val="nil"/>
+                <w:between w:val="nil"/>
+              </w:pBdr>
+              <w:spacing w:after="0" w:line="240" w:lineRule="auto"/>
+            </w:pPr>
+            <w:r>
+              <w:t>Response ≤2s</w:t>
+            </w:r>
+          </w:p>
+        </w:tc>
+        <w:tc>
+          <w:tcPr>
+            <w:tcW w:w="1234" w:type="dxa"/>
+            <w:tcMar>
+              <w:top w:w="100" w:type="dxa"/>
+              <w:left w:w="100" w:type="dxa"/>
+              <w:bottom w:w="100" w:type="dxa"/>
+              <w:right w:w="100" w:type="dxa"/>
+            </w:tcMar>
+          </w:tcPr>
+          <w:p>
+            <w:pPr>
+              <w:widowControl w:val="0"/>
+              <w:pBdr>
+                <w:top w:val="nil"/>
+                <w:left w:val="nil"/>
+                <w:bottom w:val="nil"/>
+                <w:right w:val="nil"/>
+                <w:between w:val="nil"/>
+              </w:pBdr>
+              <w:spacing w:after="0" w:line="240" w:lineRule="auto"/>
+            </w:pPr>
+            <w:r>
+              <w:t xml:space="preserve">4.13 / </w:t>
+            </w:r>
+            <w:r>
+              <w:t>DS-</w:t>
+            </w:r>
+            <w:r>
+              <w:t>Perf-01</w:t>
+            </w:r>
+          </w:p>
+        </w:tc>
+        <w:tc>
+          <w:tcPr>
+            <w:tcW w:w="1234" w:type="dxa"/>
+            <w:tcMar>
+              <w:top w:w="100" w:type="dxa"/>
+              <w:left w:w="100" w:type="dxa"/>
+              <w:bottom w:w="100" w:type="dxa"/>
+              <w:right w:w="100" w:type="dxa"/>
+            </w:tcMar>
+          </w:tcPr>
+          <w:p>
+            <w:pPr>
+              <w:widowControl w:val="0"/>
+              <w:pBdr>
+                <w:top w:val="nil"/>
+                <w:left w:val="nil"/>
+                <w:bottom w:val="nil"/>
+                <w:right w:val="nil"/>
+                <w:between w:val="nil"/>
+              </w:pBdr>
+              <w:spacing w:after="0" w:line="240" w:lineRule="auto"/>
+            </w:pPr>
+            <w:r>
+              <w:t>System</w:t>
+            </w:r>
+          </w:p>
+        </w:tc>
+        <w:tc>
+          <w:tcPr>
+            <w:tcW w:w="1234" w:type="dxa"/>
+            <w:tcMar>
+              <w:top w:w="100" w:type="dxa"/>
+              <w:left w:w="100" w:type="dxa"/>
+              <w:bottom w:w="100" w:type="dxa"/>
+              <w:right w:w="100" w:type="dxa"/>
+            </w:tcMar>
+          </w:tcPr>
+          <w:p>
+            <w:pPr>
+              <w:widowControl w:val="0"/>
+              <w:pBdr>
+                <w:top w:val="nil"/>
+                <w:left w:val="nil"/>
+                <w:bottom w:val="nil"/>
+                <w:right w:val="nil"/>
+                <w:between w:val="nil"/>
+              </w:pBdr>
+              <w:spacing w:after="0" w:line="240" w:lineRule="auto"/>
+            </w:pPr>
+            <w:r>
+              <w:t>TC-Perf-01</w:t>
+            </w:r>
+          </w:p>
+        </w:tc>
+        <w:tc>
+          <w:tcPr>
+            <w:tcW w:w="1234" w:type="dxa"/>
+            <w:tcMar>
+              <w:top w:w="100" w:type="dxa"/>
+              <w:left w:w="100" w:type="dxa"/>
+              <w:bottom w:w="100" w:type="dxa"/>
+              <w:right w:w="100" w:type="dxa"/>
+            </w:tcMar>
+          </w:tcPr>
+          <w:p>
+            <w:pPr>
+              <w:spacing w:after="0" w:line="240" w:lineRule="auto"/>
+            </w:pPr>
+            <w:r>
+              <w:t>N</w:t>
+            </w:r>
+          </w:p>
+        </w:tc>
+        <w:tc>
+          <w:tcPr>
+            <w:tcW w:w="1234" w:type="dxa"/>
+            <w:tcMar>
+              <w:top w:w="100" w:type="dxa"/>
+              <w:left w:w="100" w:type="dxa"/>
+              <w:bottom w:w="100" w:type="dxa"/>
+              <w:right w:w="100" w:type="dxa"/>
+            </w:tcMar>
+          </w:tcPr>
+          <w:p>
+            <w:pPr>
+              <w:widowControl w:val="0"/>
+              <w:pBdr>
+                <w:top w:val="nil"/>
+                <w:left w:val="nil"/>
+                <w:bottom w:val="nil"/>
+                <w:right w:val="nil"/>
+                <w:between w:val="nil"/>
+              </w:pBdr>
+              <w:spacing w:after="0" w:line="240" w:lineRule="auto"/>
+            </w:pPr>
+            <w:r>
+              <w:t>Load testing</w:t>
+            </w:r>
+          </w:p>
+        </w:tc>
+      </w:tr>
+      <w:tr>
+        <w:tc>
+          <w:tcPr>
+            <w:tcW w:w="1234" w:type="dxa"/>
+            <w:tcMar>
+              <w:top w:w="100" w:type="dxa"/>
+              <w:left w:w="100" w:type="dxa"/>
+              <w:bottom w:w="100" w:type="dxa"/>
+              <w:right w:w="100" w:type="dxa"/>
+            </w:tcMar>
+          </w:tcPr>
+          <w:p>
+            <w:pPr>
+              <w:widowControl w:val="0"/>
+              <w:pBdr>
+                <w:top w:val="nil"/>
+                <w:left w:val="nil"/>
+                <w:bottom w:val="nil"/>
+                <w:right w:val="nil"/>
+                <w:between w:val="nil"/>
+              </w:pBdr>
+              <w:spacing w:after="0" w:line="240" w:lineRule="auto"/>
+            </w:pPr>
+            <w:r>
+              <w:t>SMMS-NF-002</w:t>
+            </w:r>
+          </w:p>
+        </w:tc>
+        <w:tc>
+          <w:tcPr>
+            <w:tcW w:w="1234" w:type="dxa"/>
+            <w:tcMar>
+              <w:top w:w="100" w:type="dxa"/>
+              <w:left w:w="100" w:type="dxa"/>
+              <w:bottom w:w="100" w:type="dxa"/>
+              <w:right w:w="100" w:type="dxa"/>
+            </w:tcMar>
+          </w:tcPr>
+          <w:p>
+            <w:pPr>
+              <w:widowControl w:val="0"/>
+              <w:pBdr>
+                <w:top w:val="nil"/>
+                <w:left w:val="nil"/>
+                <w:bottom w:val="nil"/>
+                <w:right w:val="nil"/>
+                <w:between w:val="nil"/>
+              </w:pBdr>
+              <w:spacing w:after="0" w:line="240" w:lineRule="auto"/>
+            </w:pPr>
+            <w:r>
+              <w:t>Support 50 users</w:t>
+            </w:r>
+          </w:p>
+        </w:tc>
+        <w:tc>
+          <w:tcPr>
+            <w:tcW w:w="1234" w:type="dxa"/>
+            <w:tcMar>
+              <w:top w:w="100" w:type="dxa"/>
+              <w:left w:w="100" w:type="dxa"/>
+              <w:bottom w:w="100" w:type="dxa"/>
+              <w:right w:w="100" w:type="dxa"/>
+            </w:tcMar>
+          </w:tcPr>
+          <w:p>
+            <w:pPr>
+              <w:widowControl w:val="0"/>
+              <w:pBdr>
+                <w:top w:val="nil"/>
+                <w:left w:val="nil"/>
+                <w:bottom w:val="nil"/>
+                <w:right w:val="nil"/>
+                <w:between w:val="nil"/>
+              </w:pBdr>
+              <w:spacing w:after="0" w:line="240" w:lineRule="auto"/>
+            </w:pPr>
+            <w:r>
+              <w:t xml:space="preserve">4.14 / </w:t>
+            </w:r>
+            <w:r>
+              <w:t>DS-</w:t>
+            </w:r>
+            <w:r>
+              <w:t>Rel-01</w:t>
+            </w:r>
+          </w:p>
+        </w:tc>
+        <w:tc>
+          <w:tcPr>
+            <w:tcW w:w="1234" w:type="dxa"/>
+            <w:tcMar>
+              <w:top w:w="100" w:type="dxa"/>
+              <w:left w:w="100" w:type="dxa"/>
+              <w:bottom w:w="100" w:type="dxa"/>
+              <w:right w:w="100" w:type="dxa"/>
+            </w:tcMar>
+          </w:tcPr>
+          <w:p>
+            <w:pPr>
+              <w:widowControl w:val="0"/>
+              <w:pBdr>
+                <w:top w:val="nil"/>
+                <w:left w:val="nil"/>
+                <w:bottom w:val="nil"/>
+                <w:right w:val="nil"/>
+                <w:between w:val="nil"/>
+              </w:pBdr>
+              <w:spacing w:after="0" w:line="240" w:lineRule="auto"/>
+            </w:pPr>
+            <w:r>
+              <w:t>System</w:t>
+            </w:r>
+          </w:p>
+        </w:tc>
+        <w:tc>
+          <w:tcPr>
+            <w:tcW w:w="1234" w:type="dxa"/>
+            <w:tcMar>
+              <w:top w:w="100" w:type="dxa"/>
+              <w:left w:w="100" w:type="dxa"/>
+              <w:bottom w:w="100" w:type="dxa"/>
+              <w:right w:w="100" w:type="dxa"/>
+            </w:tcMar>
+          </w:tcPr>
+          <w:p>
+            <w:pPr>
+              <w:widowControl w:val="0"/>
+              <w:pBdr>
+                <w:top w:val="nil"/>
+                <w:left w:val="nil"/>
+                <w:bottom w:val="nil"/>
+                <w:right w:val="nil"/>
+                <w:between w:val="nil"/>
+              </w:pBdr>
+              <w:spacing w:after="0" w:line="240" w:lineRule="auto"/>
+            </w:pPr>
+            <w:r>
+              <w:t>TC-Load-01</w:t>
+            </w:r>
+          </w:p>
+        </w:tc>
+        <w:tc>
+          <w:tcPr>
+            <w:tcW w:w="1234" w:type="dxa"/>
+            <w:tcMar>
+              <w:top w:w="100" w:type="dxa"/>
+              <w:left w:w="100" w:type="dxa"/>
+              <w:bottom w:w="100" w:type="dxa"/>
+              <w:right w:w="100" w:type="dxa"/>
+            </w:tcMar>
+          </w:tcPr>
+          <w:p>
+            <w:pPr>
+              <w:spacing w:after="0" w:line="240" w:lineRule="auto"/>
+            </w:pPr>
+            <w:r>
+              <w:t>N</w:t>
+            </w:r>
+          </w:p>
+        </w:tc>
+        <w:tc>
+          <w:tcPr>
+            <w:tcW w:w="1234" w:type="dxa"/>
+            <w:tcMar>
+              <w:top w:w="100" w:type="dxa"/>
+              <w:left w:w="100" w:type="dxa"/>
+              <w:bottom w:w="100" w:type="dxa"/>
+              <w:right w:w="100" w:type="dxa"/>
+            </w:tcMar>
+          </w:tcPr>
+          <w:p>
+            <w:pPr>
+              <w:widowControl w:val="0"/>
+              <w:pBdr>
+                <w:top w:val="nil"/>
+                <w:left w:val="nil"/>
+                <w:bottom w:val="nil"/>
+                <w:right w:val="nil"/>
+                <w:between w:val="nil"/>
+              </w:pBdr>
+              <w:spacing w:after="0" w:line="240" w:lineRule="auto"/>
+            </w:pPr>
+            <w:r>
+              <w:t>Concurrent test</w:t>
+            </w:r>
+          </w:p>
+        </w:tc>
+      </w:tr>
+      <w:tr>
+        <w:tc>
+          <w:tcPr>
+            <w:tcW w:w="1234" w:type="dxa"/>
+            <w:tcMar>
+              <w:top w:w="100" w:type="dxa"/>
+              <w:left w:w="100" w:type="dxa"/>
+              <w:bottom w:w="100" w:type="dxa"/>
+              <w:right w:w="100" w:type="dxa"/>
+            </w:tcMar>
+          </w:tcPr>
+          <w:p>
+            <w:pPr>
+              <w:widowControl w:val="0"/>
+              <w:pBdr>
+                <w:top w:val="nil"/>
+                <w:left w:val="nil"/>
+                <w:bottom w:val="nil"/>
+                <w:right w:val="nil"/>
+                <w:between w:val="nil"/>
+              </w:pBdr>
+              <w:spacing w:after="0" w:line="240" w:lineRule="auto"/>
+            </w:pPr>
+            <w:r>
+              <w:t>SMMS-NF-</w:t>
+            </w:r>
+            <w:r>
+              <w:lastRenderedPageBreak/>
+              <w:t>003</w:t>
+            </w:r>
+          </w:p>
+        </w:tc>
+        <w:tc>
+          <w:tcPr>
+            <w:tcW w:w="1234" w:type="dxa"/>
+            <w:tcMar>
+              <w:top w:w="100" w:type="dxa"/>
+              <w:left w:w="100" w:type="dxa"/>
+              <w:bottom w:w="100" w:type="dxa"/>
+              <w:right w:w="100" w:type="dxa"/>
+            </w:tcMar>
+          </w:tcPr>
+          <w:p>
+            <w:pPr>
+              <w:widowControl w:val="0"/>
+              <w:pBdr>
+                <w:top w:val="nil"/>
+                <w:left w:val="nil"/>
+                <w:bottom w:val="nil"/>
+                <w:right w:val="nil"/>
+                <w:between w:val="nil"/>
+              </w:pBdr>
+              <w:spacing w:after="0" w:line="240" w:lineRule="auto"/>
+            </w:pPr>
+            <w:r>
+              <w:lastRenderedPageBreak/>
+              <w:t>Responsiv</w:t>
+            </w:r>
+            <w:r>
+              <w:lastRenderedPageBreak/>
+              <w:t>e UI</w:t>
+            </w:r>
+          </w:p>
+        </w:tc>
+        <w:tc>
+          <w:tcPr>
+            <w:tcW w:w="1234" w:type="dxa"/>
+            <w:tcMar>
+              <w:top w:w="100" w:type="dxa"/>
+              <w:left w:w="100" w:type="dxa"/>
+              <w:bottom w:w="100" w:type="dxa"/>
+              <w:right w:w="100" w:type="dxa"/>
+            </w:tcMar>
+          </w:tcPr>
+          <w:p>
+            <w:pPr>
+              <w:widowControl w:val="0"/>
+              <w:pBdr>
+                <w:top w:val="nil"/>
+                <w:left w:val="nil"/>
+                <w:bottom w:val="nil"/>
+                <w:right w:val="nil"/>
+                <w:between w:val="nil"/>
+              </w:pBdr>
+              <w:spacing w:after="0" w:line="240" w:lineRule="auto"/>
+            </w:pPr>
+            <w:r>
+              <w:lastRenderedPageBreak/>
+              <w:t xml:space="preserve">4.15 / </w:t>
+            </w:r>
+            <w:r>
+              <w:t>DS-</w:t>
+            </w:r>
+            <w:r>
+              <w:lastRenderedPageBreak/>
+              <w:t>UI-01</w:t>
+            </w:r>
+          </w:p>
+        </w:tc>
+        <w:tc>
+          <w:tcPr>
+            <w:tcW w:w="1234" w:type="dxa"/>
+            <w:tcMar>
+              <w:top w:w="100" w:type="dxa"/>
+              <w:left w:w="100" w:type="dxa"/>
+              <w:bottom w:w="100" w:type="dxa"/>
+              <w:right w:w="100" w:type="dxa"/>
+            </w:tcMar>
+          </w:tcPr>
+          <w:p>
+            <w:pPr>
+              <w:widowControl w:val="0"/>
+              <w:pBdr>
+                <w:top w:val="nil"/>
+                <w:left w:val="nil"/>
+                <w:bottom w:val="nil"/>
+                <w:right w:val="nil"/>
+                <w:between w:val="nil"/>
+              </w:pBdr>
+              <w:spacing w:after="0" w:line="240" w:lineRule="auto"/>
+            </w:pPr>
+            <w:r>
+              <w:lastRenderedPageBreak/>
+              <w:t>UI Layer</w:t>
+            </w:r>
+          </w:p>
+        </w:tc>
+        <w:tc>
+          <w:tcPr>
+            <w:tcW w:w="1234" w:type="dxa"/>
+            <w:tcMar>
+              <w:top w:w="100" w:type="dxa"/>
+              <w:left w:w="100" w:type="dxa"/>
+              <w:bottom w:w="100" w:type="dxa"/>
+              <w:right w:w="100" w:type="dxa"/>
+            </w:tcMar>
+          </w:tcPr>
+          <w:p>
+            <w:pPr>
+              <w:widowControl w:val="0"/>
+              <w:pBdr>
+                <w:top w:val="nil"/>
+                <w:left w:val="nil"/>
+                <w:bottom w:val="nil"/>
+                <w:right w:val="nil"/>
+                <w:between w:val="nil"/>
+              </w:pBdr>
+              <w:spacing w:after="0" w:line="240" w:lineRule="auto"/>
+            </w:pPr>
+            <w:r>
+              <w:t>TC-UI-01</w:t>
+            </w:r>
+          </w:p>
+        </w:tc>
+        <w:tc>
+          <w:tcPr>
+            <w:tcW w:w="1234" w:type="dxa"/>
+            <w:tcMar>
+              <w:top w:w="100" w:type="dxa"/>
+              <w:left w:w="100" w:type="dxa"/>
+              <w:bottom w:w="100" w:type="dxa"/>
+              <w:right w:w="100" w:type="dxa"/>
+            </w:tcMar>
+          </w:tcPr>
+          <w:p>
+            <w:pPr>
+              <w:spacing w:after="0" w:line="240" w:lineRule="auto"/>
+            </w:pPr>
+            <w:r>
+              <w:t>N</w:t>
+            </w:r>
+          </w:p>
+        </w:tc>
+        <w:tc>
+          <w:tcPr>
+            <w:tcW w:w="1234" w:type="dxa"/>
+            <w:tcMar>
+              <w:top w:w="100" w:type="dxa"/>
+              <w:left w:w="100" w:type="dxa"/>
+              <w:bottom w:w="100" w:type="dxa"/>
+              <w:right w:w="100" w:type="dxa"/>
+            </w:tcMar>
+          </w:tcPr>
+          <w:p>
+            <w:pPr>
+              <w:widowControl w:val="0"/>
+              <w:pBdr>
+                <w:top w:val="nil"/>
+                <w:left w:val="nil"/>
+                <w:bottom w:val="nil"/>
+                <w:right w:val="nil"/>
+                <w:between w:val="nil"/>
+              </w:pBdr>
+              <w:spacing w:after="0" w:line="240" w:lineRule="auto"/>
+            </w:pPr>
+            <w:r>
+              <w:t xml:space="preserve">Browser </w:t>
+            </w:r>
+            <w:r>
+              <w:lastRenderedPageBreak/>
+              <w:t>test</w:t>
+            </w:r>
+          </w:p>
+        </w:tc>
+      </w:tr>
+      <w:tr>
+        <w:tc>
+          <w:tcPr>
+            <w:tcW w:w="1234" w:type="dxa"/>
+            <w:tcMar>
+              <w:top w:w="100" w:type="dxa"/>
+              <w:left w:w="100" w:type="dxa"/>
+              <w:bottom w:w="100" w:type="dxa"/>
+              <w:right w:w="100" w:type="dxa"/>
+            </w:tcMar>
+          </w:tcPr>
+          <w:p>
+            <w:pPr>
+              <w:widowControl w:val="0"/>
+              <w:pBdr>
+                <w:top w:val="nil"/>
+                <w:left w:val="nil"/>
+                <w:bottom w:val="nil"/>
+                <w:right w:val="nil"/>
+                <w:between w:val="nil"/>
+              </w:pBdr>
+              <w:spacing w:after="0" w:line="240" w:lineRule="auto"/>
+            </w:pPr>
+            <w:r>
+              <w:lastRenderedPageBreak/>
+              <w:t>SMMS-NF-004</w:t>
+            </w:r>
+          </w:p>
+        </w:tc>
+        <w:tc>
+          <w:tcPr>
+            <w:tcW w:w="1234" w:type="dxa"/>
+            <w:tcMar>
+              <w:top w:w="100" w:type="dxa"/>
+              <w:left w:w="100" w:type="dxa"/>
+              <w:bottom w:w="100" w:type="dxa"/>
+              <w:right w:w="100" w:type="dxa"/>
+            </w:tcMar>
+          </w:tcPr>
+          <w:p>
+            <w:pPr>
+              <w:widowControl w:val="0"/>
+              <w:pBdr>
+                <w:top w:val="nil"/>
+                <w:left w:val="nil"/>
+                <w:bottom w:val="nil"/>
+                <w:right w:val="nil"/>
+                <w:between w:val="nil"/>
+              </w:pBdr>
+              <w:spacing w:after="0" w:line="240" w:lineRule="auto"/>
+            </w:pPr>
+            <w:r>
+              <w:t>1000 posts storage</w:t>
+            </w:r>
+          </w:p>
+        </w:tc>
+        <w:tc>
+          <w:tcPr>
+            <w:tcW w:w="1234" w:type="dxa"/>
+            <w:tcMar>
+              <w:top w:w="100" w:type="dxa"/>
+              <w:left w:w="100" w:type="dxa"/>
+              <w:bottom w:w="100" w:type="dxa"/>
+              <w:right w:w="100" w:type="dxa"/>
+            </w:tcMar>
+          </w:tcPr>
+          <w:p>
+            <w:pPr>
+              <w:widowControl w:val="0"/>
+              <w:pBdr>
+                <w:top w:val="nil"/>
+                <w:left w:val="nil"/>
+                <w:bottom w:val="nil"/>
+                <w:right w:val="nil"/>
+                <w:between w:val="nil"/>
+              </w:pBdr>
+              <w:spacing w:after="0" w:line="240" w:lineRule="auto"/>
+            </w:pPr>
+            <w:r>
+              <w:t xml:space="preserve">4.16 / </w:t>
+            </w:r>
+            <w:r>
+              <w:t>DS-</w:t>
+            </w:r>
+            <w:r>
+              <w:t>DB-01</w:t>
+            </w:r>
+          </w:p>
+        </w:tc>
+        <w:tc>
+          <w:tcPr>
+            <w:tcW w:w="1234" w:type="dxa"/>
+            <w:tcMar>
+              <w:top w:w="100" w:type="dxa"/>
+              <w:left w:w="100" w:type="dxa"/>
+              <w:bottom w:w="100" w:type="dxa"/>
+              <w:right w:w="100" w:type="dxa"/>
+            </w:tcMar>
+          </w:tcPr>
+          <w:p>
+            <w:pPr>
+              <w:widowControl w:val="0"/>
+              <w:pBdr>
+                <w:top w:val="nil"/>
+                <w:left w:val="nil"/>
+                <w:bottom w:val="nil"/>
+                <w:right w:val="nil"/>
+                <w:between w:val="nil"/>
+              </w:pBdr>
+              <w:spacing w:after="0" w:line="240" w:lineRule="auto"/>
+            </w:pPr>
+            <w:r>
+              <w:t>Database</w:t>
+            </w:r>
+          </w:p>
+        </w:tc>
+        <w:tc>
+          <w:tcPr>
+            <w:tcW w:w="1234" w:type="dxa"/>
+            <w:tcMar>
+              <w:top w:w="100" w:type="dxa"/>
+              <w:left w:w="100" w:type="dxa"/>
+              <w:bottom w:w="100" w:type="dxa"/>
+              <w:right w:w="100" w:type="dxa"/>
+            </w:tcMar>
+          </w:tcPr>
+          <w:p>
+            <w:pPr>
+              <w:widowControl w:val="0"/>
+              <w:pBdr>
+                <w:top w:val="nil"/>
+                <w:left w:val="nil"/>
+                <w:bottom w:val="nil"/>
+                <w:right w:val="nil"/>
+                <w:between w:val="nil"/>
+              </w:pBdr>
+              <w:spacing w:after="0" w:line="240" w:lineRule="auto"/>
+            </w:pPr>
+            <w:r>
+              <w:t>TC-DB-01</w:t>
+            </w:r>
+          </w:p>
+        </w:tc>
+        <w:tc>
+          <w:tcPr>
+            <w:tcW w:w="1234" w:type="dxa"/>
+            <w:tcMar>
+              <w:top w:w="100" w:type="dxa"/>
+              <w:left w:w="100" w:type="dxa"/>
+              <w:bottom w:w="100" w:type="dxa"/>
+              <w:right w:w="100" w:type="dxa"/>
+            </w:tcMar>
+          </w:tcPr>
+          <w:p>
+            <w:pPr>
+              <w:spacing w:after="0" w:line="240" w:lineRule="auto"/>
+            </w:pPr>
+            <w:r>
+              <w:t>N</w:t>
+            </w:r>
+          </w:p>
+        </w:tc>
+        <w:tc>
+          <w:tcPr>
+            <w:tcW w:w="1234" w:type="dxa"/>
+            <w:tcMar>
+              <w:top w:w="100" w:type="dxa"/>
+              <w:left w:w="100" w:type="dxa"/>
+              <w:bottom w:w="100" w:type="dxa"/>
+              <w:right w:w="100" w:type="dxa"/>
+            </w:tcMar>
+          </w:tcPr>
+          <w:p>
+            <w:pPr>
+              <w:widowControl w:val="0"/>
+              <w:pBdr>
+                <w:top w:val="nil"/>
+                <w:left w:val="nil"/>
+                <w:bottom w:val="nil"/>
+                <w:right w:val="nil"/>
+                <w:between w:val="nil"/>
+              </w:pBdr>
+              <w:spacing w:after="0" w:line="240" w:lineRule="auto"/>
+            </w:pPr>
+            <w:r>
+              <w:t>Stress test</w:t>
+            </w:r>
+          </w:p>
+        </w:tc>
+      </w:tr>
+      <w:tr>
+        <w:tc>
+          <w:tcPr>
+            <w:tcW w:w="1234" w:type="dxa"/>
+            <w:tcMar>
+              <w:top w:w="100" w:type="dxa"/>
+              <w:left w:w="100" w:type="dxa"/>
+              <w:bottom w:w="100" w:type="dxa"/>
+              <w:right w:w="100" w:type="dxa"/>
+            </w:tcMar>
+          </w:tcPr>
+          <w:p>
+            <w:pPr>
+              <w:widowControl w:val="0"/>
+              <w:pBdr>
+                <w:top w:val="nil"/>
+                <w:left w:val="nil"/>
+                <w:bottom w:val="nil"/>
+                <w:right w:val="nil"/>
+                <w:between w:val="nil"/>
+              </w:pBdr>
+              <w:spacing w:after="0" w:line="240" w:lineRule="auto"/>
+            </w:pPr>
+            <w:r>
+              <w:t>SMMS-NF-005</w:t>
+            </w:r>
+          </w:p>
+        </w:tc>
+        <w:tc>
+          <w:tcPr>
+            <w:tcW w:w="1234" w:type="dxa"/>
+            <w:tcMar>
+              <w:top w:w="100" w:type="dxa"/>
+              <w:left w:w="100" w:type="dxa"/>
+              <w:bottom w:w="100" w:type="dxa"/>
+              <w:right w:w="100" w:type="dxa"/>
+            </w:tcMar>
+          </w:tcPr>
+          <w:p>
+            <w:pPr>
+              <w:widowControl w:val="0"/>
+              <w:pBdr>
+                <w:top w:val="nil"/>
+                <w:left w:val="nil"/>
+                <w:bottom w:val="nil"/>
+                <w:right w:val="nil"/>
+                <w:between w:val="nil"/>
+              </w:pBdr>
+              <w:spacing w:after="0" w:line="240" w:lineRule="auto"/>
+            </w:pPr>
+            <w:r>
+              <w:t>Manual backup</w:t>
+            </w:r>
+          </w:p>
+        </w:tc>
+        <w:tc>
+          <w:tcPr>
+            <w:tcW w:w="1234" w:type="dxa"/>
+            <w:tcMar>
+              <w:top w:w="100" w:type="dxa"/>
+              <w:left w:w="100" w:type="dxa"/>
+              <w:bottom w:w="100" w:type="dxa"/>
+              <w:right w:w="100" w:type="dxa"/>
+            </w:tcMar>
+          </w:tcPr>
+          <w:p>
+            <w:pPr>
+              <w:widowControl w:val="0"/>
+              <w:pBdr>
+                <w:top w:val="nil"/>
+                <w:left w:val="nil"/>
+                <w:bottom w:val="nil"/>
+                <w:right w:val="nil"/>
+                <w:between w:val="nil"/>
+              </w:pBdr>
+              <w:spacing w:after="0" w:line="240" w:lineRule="auto"/>
+            </w:pPr>
+            <w:r>
+              <w:t xml:space="preserve">4.17 / </w:t>
+            </w:r>
+            <w:r>
+              <w:t>DS-</w:t>
+            </w:r>
+            <w:r>
+              <w:t>Maint-01</w:t>
+            </w:r>
+          </w:p>
+        </w:tc>
+        <w:tc>
+          <w:tcPr>
+            <w:tcW w:w="1234" w:type="dxa"/>
+            <w:tcMar>
+              <w:top w:w="100" w:type="dxa"/>
+              <w:left w:w="100" w:type="dxa"/>
+              <w:bottom w:w="100" w:type="dxa"/>
+              <w:right w:w="100" w:type="dxa"/>
+            </w:tcMar>
+          </w:tcPr>
+          <w:p>
+            <w:pPr>
+              <w:widowControl w:val="0"/>
+              <w:pBdr>
+                <w:top w:val="nil"/>
+                <w:left w:val="nil"/>
+                <w:bottom w:val="nil"/>
+                <w:right w:val="nil"/>
+                <w:between w:val="nil"/>
+              </w:pBdr>
+              <w:spacing w:after="0" w:line="240" w:lineRule="auto"/>
+            </w:pPr>
+            <w:r>
+              <w:t>Admin Module</w:t>
+            </w:r>
+          </w:p>
+        </w:tc>
+        <w:tc>
+          <w:tcPr>
+            <w:tcW w:w="1234" w:type="dxa"/>
+            <w:tcMar>
+              <w:top w:w="100" w:type="dxa"/>
+              <w:left w:w="100" w:type="dxa"/>
+              <w:bottom w:w="100" w:type="dxa"/>
+              <w:right w:w="100" w:type="dxa"/>
+            </w:tcMar>
+          </w:tcPr>
+          <w:p>
+            <w:pPr>
+              <w:widowControl w:val="0"/>
+              <w:pBdr>
+                <w:top w:val="nil"/>
+                <w:left w:val="nil"/>
+                <w:bottom w:val="nil"/>
+                <w:right w:val="nil"/>
+                <w:between w:val="nil"/>
+              </w:pBdr>
+              <w:spacing w:after="0" w:line="240" w:lineRule="auto"/>
+            </w:pPr>
+            <w:r>
+              <w:t>TC-Backup-01</w:t>
+            </w:r>
+          </w:p>
+        </w:tc>
+        <w:tc>
+          <w:tcPr>
+            <w:tcW w:w="1234" w:type="dxa"/>
+            <w:tcMar>
+              <w:top w:w="100" w:type="dxa"/>
+              <w:left w:w="100" w:type="dxa"/>
+              <w:bottom w:w="100" w:type="dxa"/>
+              <w:right w:w="100" w:type="dxa"/>
+            </w:tcMar>
+          </w:tcPr>
+          <w:p>
+            <w:pPr>
+              <w:spacing w:after="0" w:line="240" w:lineRule="auto"/>
+            </w:pPr>
+            <w:r>
+              <w:t>N</w:t>
+            </w:r>
+          </w:p>
+        </w:tc>
+        <w:tc>
+          <w:tcPr>
+            <w:tcW w:w="1234" w:type="dxa"/>
+            <w:tcMar>
+              <w:top w:w="100" w:type="dxa"/>
+              <w:left w:w="100" w:type="dxa"/>
+              <w:bottom w:w="100" w:type="dxa"/>
+              <w:right w:w="100" w:type="dxa"/>
+            </w:tcMar>
+          </w:tcPr>
+          <w:p>
+            <w:pPr>
+              <w:widowControl w:val="0"/>
+              <w:pBdr>
+                <w:top w:val="nil"/>
+                <w:left w:val="nil"/>
+                <w:bottom w:val="nil"/>
+                <w:right w:val="nil"/>
+                <w:between w:val="nil"/>
+              </w:pBdr>
+              <w:spacing w:after="0" w:line="240" w:lineRule="auto"/>
+            </w:pPr>
+            <w:r>
+              <w:t>DB export</w:t>
+            </w:r>
+          </w:p>
+        </w:tc>
+      </w:tr>
+      <w:tr>
+        <w:tc>
+          <w:tcPr>
+            <w:tcW w:w="1234" w:type="dxa"/>
+            <w:tcMar>
+              <w:top w:w="100" w:type="dxa"/>
+              <w:left w:w="100" w:type="dxa"/>
+              <w:bottom w:w="100" w:type="dxa"/>
+              <w:right w:w="100" w:type="dxa"/>
+            </w:tcMar>
+          </w:tcPr>
+          <w:p>
+            <w:pPr>
+              <w:widowControl w:val="0"/>
+              <w:pBdr>
+                <w:top w:val="nil"/>
+                <w:left w:val="nil"/>
+                <w:bottom w:val="nil"/>
+                <w:right w:val="nil"/>
+                <w:between w:val="nil"/>
+              </w:pBdr>
+              <w:spacing w:after="0" w:line="240" w:lineRule="auto"/>
+            </w:pPr>
+            <w:r>
+              <w:t>SMMS-SR-001</w:t>
+            </w:r>
+          </w:p>
+        </w:tc>
+        <w:tc>
+          <w:tcPr>
+            <w:tcW w:w="1234" w:type="dxa"/>
+            <w:tcMar>
+              <w:top w:w="100" w:type="dxa"/>
+              <w:left w:w="100" w:type="dxa"/>
+              <w:bottom w:w="100" w:type="dxa"/>
+              <w:right w:w="100" w:type="dxa"/>
+            </w:tcMar>
+          </w:tcPr>
+          <w:p>
+            <w:pPr>
+              <w:widowControl w:val="0"/>
+              <w:pBdr>
+                <w:top w:val="nil"/>
+                <w:left w:val="nil"/>
+                <w:bottom w:val="nil"/>
+                <w:right w:val="nil"/>
+                <w:between w:val="nil"/>
+              </w:pBdr>
+              <w:spacing w:after="0" w:line="240" w:lineRule="auto"/>
+            </w:pPr>
+            <w:r>
+              <w:t>Password hashing</w:t>
+            </w:r>
+          </w:p>
+        </w:tc>
+        <w:tc>
+          <w:tcPr>
+            <w:tcW w:w="1234" w:type="dxa"/>
+            <w:tcMar>
+              <w:top w:w="100" w:type="dxa"/>
+              <w:left w:w="100" w:type="dxa"/>
+              <w:bottom w:w="100" w:type="dxa"/>
+              <w:right w:w="100" w:type="dxa"/>
+            </w:tcMar>
+          </w:tcPr>
+          <w:p>
+            <w:pPr>
+              <w:widowControl w:val="0"/>
+              <w:pBdr>
+                <w:top w:val="nil"/>
+                <w:left w:val="nil"/>
+                <w:bottom w:val="nil"/>
+                <w:right w:val="nil"/>
+                <w:between w:val="nil"/>
+              </w:pBdr>
+              <w:spacing w:after="0" w:line="240" w:lineRule="auto"/>
+            </w:pPr>
+            <w:r>
+              <w:t xml:space="preserve">4.10 / </w:t>
+            </w:r>
+            <w:r>
+              <w:t>DS-</w:t>
+            </w:r>
+            <w:r>
+              <w:t>Sec-01</w:t>
+            </w:r>
+          </w:p>
+        </w:tc>
+        <w:tc>
+          <w:tcPr>
+            <w:tcW w:w="1234" w:type="dxa"/>
+            <w:tcMar>
+              <w:top w:w="100" w:type="dxa"/>
+              <w:left w:w="100" w:type="dxa"/>
+              <w:bottom w:w="100" w:type="dxa"/>
+              <w:right w:w="100" w:type="dxa"/>
+            </w:tcMar>
+          </w:tcPr>
+          <w:p>
+            <w:pPr>
+              <w:widowControl w:val="0"/>
+              <w:pBdr>
+                <w:top w:val="nil"/>
+                <w:left w:val="nil"/>
+                <w:bottom w:val="nil"/>
+                <w:right w:val="nil"/>
+                <w:between w:val="nil"/>
+              </w:pBdr>
+              <w:spacing w:after="0" w:line="240" w:lineRule="auto"/>
+            </w:pPr>
+            <w:r>
+              <w:t>Security Layer</w:t>
+            </w:r>
+          </w:p>
+        </w:tc>
+        <w:tc>
+          <w:tcPr>
+            <w:tcW w:w="1234" w:type="dxa"/>
+            <w:tcMar>
+              <w:top w:w="100" w:type="dxa"/>
+              <w:left w:w="100" w:type="dxa"/>
+              <w:bottom w:w="100" w:type="dxa"/>
+              <w:right w:w="100" w:type="dxa"/>
+            </w:tcMar>
+          </w:tcPr>
+          <w:p>
+            <w:pPr>
+              <w:widowControl w:val="0"/>
+              <w:pBdr>
+                <w:top w:val="nil"/>
+                <w:left w:val="nil"/>
+                <w:bottom w:val="nil"/>
+                <w:right w:val="nil"/>
+                <w:between w:val="nil"/>
+              </w:pBdr>
+              <w:spacing w:after="0" w:line="240" w:lineRule="auto"/>
+            </w:pPr>
+            <w:r>
+              <w:t>TC-Sec-01</w:t>
+            </w:r>
+          </w:p>
+        </w:tc>
+        <w:tc>
+          <w:tcPr>
+            <w:tcW w:w="1234" w:type="dxa"/>
+            <w:tcMar>
+              <w:top w:w="100" w:type="dxa"/>
+              <w:left w:w="100" w:type="dxa"/>
+              <w:bottom w:w="100" w:type="dxa"/>
+              <w:right w:w="100" w:type="dxa"/>
+            </w:tcMar>
+          </w:tcPr>
+          <w:p>
+            <w:pPr>
+              <w:spacing w:after="0" w:line="240" w:lineRule="auto"/>
+            </w:pPr>
+            <w:r>
+              <w:t>N</w:t>
+            </w:r>
+          </w:p>
+        </w:tc>
+        <w:tc>
+          <w:tcPr>
+            <w:tcW w:w="1234" w:type="dxa"/>
+            <w:tcMar>
+              <w:top w:w="100" w:type="dxa"/>
+              <w:left w:w="100" w:type="dxa"/>
+              <w:bottom w:w="100" w:type="dxa"/>
+              <w:right w:w="100" w:type="dxa"/>
+            </w:tcMar>
+          </w:tcPr>
+          <w:p>
+            <w:pPr>
+              <w:widowControl w:val="0"/>
+              <w:pBdr>
+                <w:top w:val="nil"/>
+                <w:left w:val="nil"/>
+                <w:bottom w:val="nil"/>
+                <w:right w:val="nil"/>
+                <w:between w:val="nil"/>
+              </w:pBdr>
+              <w:spacing w:after="0" w:line="240" w:lineRule="auto"/>
+            </w:pPr>
+            <w:r>
+              <w:t>Secure storage</w:t>
+            </w:r>
+          </w:p>
+        </w:tc>
+      </w:tr>
+      <w:tr>
+        <w:tc>
+          <w:tcPr>
+            <w:tcW w:w="1234" w:type="dxa"/>
+            <w:tcMar>
+              <w:top w:w="100" w:type="dxa"/>
+              <w:left w:w="100" w:type="dxa"/>
+              <w:bottom w:w="100" w:type="dxa"/>
+              <w:right w:w="100" w:type="dxa"/>
+            </w:tcMar>
+          </w:tcPr>
+          <w:p>
+            <w:pPr>
+              <w:widowControl w:val="0"/>
+              <w:pBdr>
+                <w:top w:val="nil"/>
+                <w:left w:val="nil"/>
+                <w:bottom w:val="nil"/>
+                <w:right w:val="nil"/>
+                <w:between w:val="nil"/>
+              </w:pBdr>
+              <w:spacing w:after="0" w:line="240" w:lineRule="auto"/>
+            </w:pPr>
+            <w:r>
+              <w:t>SMMS-SR-002</w:t>
+            </w:r>
+          </w:p>
+        </w:tc>
+        <w:tc>
+          <w:tcPr>
+            <w:tcW w:w="1234" w:type="dxa"/>
+            <w:tcMar>
+              <w:top w:w="100" w:type="dxa"/>
+              <w:left w:w="100" w:type="dxa"/>
+              <w:bottom w:w="100" w:type="dxa"/>
+              <w:right w:w="100" w:type="dxa"/>
+            </w:tcMar>
+          </w:tcPr>
+          <w:p>
+            <w:pPr>
+              <w:widowControl w:val="0"/>
+              <w:pBdr>
+                <w:top w:val="nil"/>
+                <w:left w:val="nil"/>
+                <w:bottom w:val="nil"/>
+                <w:right w:val="nil"/>
+                <w:between w:val="nil"/>
+              </w:pBdr>
+              <w:spacing w:after="0" w:line="240" w:lineRule="auto"/>
+            </w:pPr>
+            <w:r>
+              <w:t>Session timeout</w:t>
+            </w:r>
+          </w:p>
+        </w:tc>
+        <w:tc>
+          <w:tcPr>
+            <w:tcW w:w="1234" w:type="dxa"/>
+            <w:tcMar>
+              <w:top w:w="100" w:type="dxa"/>
+              <w:left w:w="100" w:type="dxa"/>
+              <w:bottom w:w="100" w:type="dxa"/>
+              <w:right w:w="100" w:type="dxa"/>
+            </w:tcMar>
+          </w:tcPr>
+          <w:p>
+            <w:pPr>
+              <w:widowControl w:val="0"/>
+              <w:pBdr>
+                <w:top w:val="nil"/>
+                <w:left w:val="nil"/>
+                <w:bottom w:val="nil"/>
+                <w:right w:val="nil"/>
+                <w:between w:val="nil"/>
+              </w:pBdr>
+              <w:spacing w:after="0" w:line="240" w:lineRule="auto"/>
+            </w:pPr>
+            <w:r>
+              <w:t xml:space="preserve">4.10 / </w:t>
+            </w:r>
+            <w:r>
+              <w:t>DS-</w:t>
+            </w:r>
+            <w:r>
+              <w:t>Sec-0</w:t>
+            </w:r>
+            <w:r>
+              <w:t>1</w:t>
+            </w:r>
+          </w:p>
+        </w:tc>
+        <w:tc>
+          <w:tcPr>
+            <w:tcW w:w="1234" w:type="dxa"/>
+            <w:tcMar>
+              <w:top w:w="100" w:type="dxa"/>
+              <w:left w:w="100" w:type="dxa"/>
+              <w:bottom w:w="100" w:type="dxa"/>
+              <w:right w:w="100" w:type="dxa"/>
+            </w:tcMar>
+          </w:tcPr>
+          <w:p>
+            <w:pPr>
+              <w:widowControl w:val="0"/>
+              <w:pBdr>
+                <w:top w:val="nil"/>
+                <w:left w:val="nil"/>
+                <w:bottom w:val="nil"/>
+                <w:right w:val="nil"/>
+                <w:between w:val="nil"/>
+              </w:pBdr>
+              <w:spacing w:after="0" w:line="240" w:lineRule="auto"/>
+            </w:pPr>
+            <w:r>
+              <w:t>Session Manager</w:t>
+            </w:r>
+          </w:p>
+        </w:tc>
+        <w:tc>
+          <w:tcPr>
+            <w:tcW w:w="1234" w:type="dxa"/>
+            <w:tcMar>
+              <w:top w:w="100" w:type="dxa"/>
+              <w:left w:w="100" w:type="dxa"/>
+              <w:bottom w:w="100" w:type="dxa"/>
+              <w:right w:w="100" w:type="dxa"/>
+            </w:tcMar>
+          </w:tcPr>
+          <w:p>
+            <w:pPr>
+              <w:widowControl w:val="0"/>
+              <w:pBdr>
+                <w:top w:val="nil"/>
+                <w:left w:val="nil"/>
+                <w:bottom w:val="nil"/>
+                <w:right w:val="nil"/>
+                <w:between w:val="nil"/>
+              </w:pBdr>
+              <w:spacing w:after="0" w:line="240" w:lineRule="auto"/>
+            </w:pPr>
+            <w:r>
+              <w:t>TC-Sec-02</w:t>
+            </w:r>
+          </w:p>
+        </w:tc>
+        <w:tc>
+          <w:tcPr>
+            <w:tcW w:w="1234" w:type="dxa"/>
+            <w:tcMar>
+              <w:top w:w="100" w:type="dxa"/>
+              <w:left w:w="100" w:type="dxa"/>
+              <w:bottom w:w="100" w:type="dxa"/>
+              <w:right w:w="100" w:type="dxa"/>
+            </w:tcMar>
+          </w:tcPr>
+          <w:p>
+            <w:pPr>
+              <w:spacing w:after="0" w:line="240" w:lineRule="auto"/>
+            </w:pPr>
+            <w:r>
+              <w:t>N</w:t>
+            </w:r>
+          </w:p>
+        </w:tc>
+        <w:tc>
+          <w:tcPr>
+            <w:tcW w:w="1234" w:type="dxa"/>
+            <w:tcMar>
+              <w:top w:w="100" w:type="dxa"/>
+              <w:left w:w="100" w:type="dxa"/>
+              <w:bottom w:w="100" w:type="dxa"/>
+              <w:right w:w="100" w:type="dxa"/>
+            </w:tcMar>
+          </w:tcPr>
+          <w:p>
+            <w:pPr>
+              <w:widowControl w:val="0"/>
+              <w:pBdr>
+                <w:top w:val="nil"/>
+                <w:left w:val="nil"/>
+                <w:bottom w:val="nil"/>
+                <w:right w:val="nil"/>
+                <w:between w:val="nil"/>
+              </w:pBdr>
+              <w:spacing w:after="0" w:line="240" w:lineRule="auto"/>
+            </w:pPr>
+            <w:r>
+              <w:t>15-min auto logout</w:t>
+            </w:r>
+          </w:p>
+        </w:tc>
+      </w:tr>
+      <w:tr>
+        <w:tc>
+          <w:tcPr>
+            <w:tcW w:w="1234" w:type="dxa"/>
+            <w:tcMar>
+              <w:top w:w="100" w:type="dxa"/>
+              <w:left w:w="100" w:type="dxa"/>
+              <w:bottom w:w="100" w:type="dxa"/>
+              <w:right w:w="100" w:type="dxa"/>
+            </w:tcMar>
+          </w:tcPr>
+          <w:p>
+            <w:pPr>
+              <w:widowControl w:val="0"/>
+              <w:pBdr>
+                <w:top w:val="nil"/>
+                <w:left w:val="nil"/>
+                <w:bottom w:val="nil"/>
+                <w:right w:val="nil"/>
+                <w:between w:val="nil"/>
+              </w:pBdr>
+              <w:spacing w:after="0" w:line="240" w:lineRule="auto"/>
+            </w:pPr>
+            <w:r>
+              <w:t>SMMS-SR-003</w:t>
+            </w:r>
+          </w:p>
+        </w:tc>
+        <w:tc>
+          <w:tcPr>
+            <w:tcW w:w="1234" w:type="dxa"/>
+            <w:tcMar>
+              <w:top w:w="100" w:type="dxa"/>
+              <w:left w:w="100" w:type="dxa"/>
+              <w:bottom w:w="100" w:type="dxa"/>
+              <w:right w:w="100" w:type="dxa"/>
+            </w:tcMar>
+          </w:tcPr>
+          <w:p>
+            <w:pPr>
+              <w:widowControl w:val="0"/>
+              <w:pBdr>
+                <w:top w:val="nil"/>
+                <w:left w:val="nil"/>
+                <w:bottom w:val="nil"/>
+                <w:right w:val="nil"/>
+                <w:between w:val="nil"/>
+              </w:pBdr>
+              <w:spacing w:after="0" w:line="240" w:lineRule="auto"/>
+            </w:pPr>
+            <w:r>
+              <w:t>Input validation</w:t>
+            </w:r>
+          </w:p>
+        </w:tc>
+        <w:tc>
+          <w:tcPr>
+            <w:tcW w:w="1234" w:type="dxa"/>
+            <w:tcMar>
+              <w:top w:w="100" w:type="dxa"/>
+              <w:left w:w="100" w:type="dxa"/>
+              <w:bottom w:w="100" w:type="dxa"/>
+              <w:right w:w="100" w:type="dxa"/>
+            </w:tcMar>
+          </w:tcPr>
+          <w:p>
+            <w:pPr>
+              <w:widowControl w:val="0"/>
+              <w:pBdr>
+                <w:top w:val="nil"/>
+                <w:left w:val="nil"/>
+                <w:bottom w:val="nil"/>
+                <w:right w:val="nil"/>
+                <w:between w:val="nil"/>
+              </w:pBdr>
+              <w:spacing w:after="0" w:line="240" w:lineRule="auto"/>
+            </w:pPr>
+            <w:r>
+              <w:t xml:space="preserve">4.10 / </w:t>
+            </w:r>
+            <w:r>
+              <w:t>DS-</w:t>
+            </w:r>
+            <w:r>
+              <w:t>Sec-0</w:t>
+            </w:r>
+            <w:r>
+              <w:t>1</w:t>
+            </w:r>
+          </w:p>
+        </w:tc>
+        <w:tc>
+          <w:tcPr>
+            <w:tcW w:w="1234" w:type="dxa"/>
+            <w:tcMar>
+              <w:top w:w="100" w:type="dxa"/>
+              <w:left w:w="100" w:type="dxa"/>
+              <w:bottom w:w="100" w:type="dxa"/>
+              <w:right w:w="100" w:type="dxa"/>
+            </w:tcMar>
+          </w:tcPr>
+          <w:p>
+            <w:pPr>
+              <w:widowControl w:val="0"/>
+              <w:pBdr>
+                <w:top w:val="nil"/>
+                <w:left w:val="nil"/>
+                <w:bottom w:val="nil"/>
+                <w:right w:val="nil"/>
+                <w:between w:val="nil"/>
+              </w:pBdr>
+              <w:spacing w:after="0" w:line="240" w:lineRule="auto"/>
+            </w:pPr>
+            <w:r>
+              <w:t>Security Layer</w:t>
+            </w:r>
+          </w:p>
+        </w:tc>
+        <w:tc>
+          <w:tcPr>
+            <w:tcW w:w="1234" w:type="dxa"/>
+            <w:tcMar>
+              <w:top w:w="100" w:type="dxa"/>
+              <w:left w:w="100" w:type="dxa"/>
+              <w:bottom w:w="100" w:type="dxa"/>
+              <w:right w:w="100" w:type="dxa"/>
+            </w:tcMar>
+          </w:tcPr>
+          <w:p>
+            <w:pPr>
+              <w:widowControl w:val="0"/>
+              <w:pBdr>
+                <w:top w:val="nil"/>
+                <w:left w:val="nil"/>
+                <w:bottom w:val="nil"/>
+                <w:right w:val="nil"/>
+                <w:between w:val="nil"/>
+              </w:pBdr>
+              <w:spacing w:after="0" w:line="240" w:lineRule="auto"/>
+            </w:pPr>
+            <w:r>
+              <w:t>TC-Sec-03</w:t>
+            </w:r>
+          </w:p>
+        </w:tc>
+        <w:tc>
+          <w:tcPr>
+            <w:tcW w:w="1234" w:type="dxa"/>
+            <w:tcMar>
+              <w:top w:w="100" w:type="dxa"/>
+              <w:left w:w="100" w:type="dxa"/>
+              <w:bottom w:w="100" w:type="dxa"/>
+              <w:right w:w="100" w:type="dxa"/>
+            </w:tcMar>
+          </w:tcPr>
+          <w:p>
+            <w:pPr>
+              <w:spacing w:after="0" w:line="240" w:lineRule="auto"/>
+            </w:pPr>
+            <w:r>
+              <w:t>N</w:t>
+            </w:r>
+          </w:p>
+        </w:tc>
+        <w:tc>
+          <w:tcPr>
+            <w:tcW w:w="1234" w:type="dxa"/>
+            <w:tcMar>
+              <w:top w:w="100" w:type="dxa"/>
+              <w:left w:w="100" w:type="dxa"/>
+              <w:bottom w:w="100" w:type="dxa"/>
+              <w:right w:w="100" w:type="dxa"/>
+            </w:tcMar>
+          </w:tcPr>
+          <w:p>
+            <w:pPr>
+              <w:widowControl w:val="0"/>
+              <w:pBdr>
+                <w:top w:val="nil"/>
+                <w:left w:val="nil"/>
+                <w:bottom w:val="nil"/>
+                <w:right w:val="nil"/>
+                <w:between w:val="nil"/>
+              </w:pBdr>
+              <w:spacing w:after="0" w:line="240" w:lineRule="auto"/>
+            </w:pPr>
+            <w:r>
+              <w:t>Prevent SQLi/XSS</w:t>
+            </w:r>
+          </w:p>
+        </w:tc>
+      </w:tr>
+      <w:tr>
+        <w:tc>
+          <w:tcPr>
+            <w:tcW w:w="1234" w:type="dxa"/>
+            <w:tcMar>
+              <w:top w:w="100" w:type="dxa"/>
+              <w:left w:w="100" w:type="dxa"/>
+              <w:bottom w:w="100" w:type="dxa"/>
+              <w:right w:w="100" w:type="dxa"/>
+            </w:tcMar>
+          </w:tcPr>
+          <w:p>
+            <w:pPr>
+              <w:widowControl w:val="0"/>
+              <w:pBdr>
+                <w:top w:val="nil"/>
+                <w:left w:val="nil"/>
+                <w:bottom w:val="nil"/>
+                <w:right w:val="nil"/>
+                <w:between w:val="nil"/>
+              </w:pBdr>
+              <w:spacing w:after="0" w:line="240" w:lineRule="auto"/>
+            </w:pPr>
+            <w:r>
+              <w:t>SMMS-SR-004</w:t>
+            </w:r>
+          </w:p>
+        </w:tc>
+        <w:tc>
+          <w:tcPr>
+            <w:tcW w:w="1234" w:type="dxa"/>
+            <w:tcMar>
+              <w:top w:w="100" w:type="dxa"/>
+              <w:left w:w="100" w:type="dxa"/>
+              <w:bottom w:w="100" w:type="dxa"/>
+              <w:right w:w="100" w:type="dxa"/>
+            </w:tcMar>
+          </w:tcPr>
+          <w:p>
+            <w:pPr>
+              <w:widowControl w:val="0"/>
+              <w:pBdr>
+                <w:top w:val="nil"/>
+                <w:left w:val="nil"/>
+                <w:bottom w:val="nil"/>
+                <w:right w:val="nil"/>
+                <w:between w:val="nil"/>
+              </w:pBdr>
+              <w:spacing w:after="0" w:line="240" w:lineRule="auto"/>
+            </w:pPr>
+            <w:r>
+              <w:t>Restricted access</w:t>
+            </w:r>
+          </w:p>
+        </w:tc>
+        <w:tc>
+          <w:tcPr>
+            <w:tcW w:w="1234" w:type="dxa"/>
+            <w:tcMar>
+              <w:top w:w="100" w:type="dxa"/>
+              <w:left w:w="100" w:type="dxa"/>
+              <w:bottom w:w="100" w:type="dxa"/>
+              <w:right w:w="100" w:type="dxa"/>
+            </w:tcMar>
+          </w:tcPr>
+          <w:p>
+            <w:pPr>
+              <w:widowControl w:val="0"/>
+              <w:pBdr>
+                <w:top w:val="nil"/>
+                <w:left w:val="nil"/>
+                <w:bottom w:val="nil"/>
+                <w:right w:val="nil"/>
+                <w:between w:val="nil"/>
+              </w:pBdr>
+              <w:spacing w:after="0" w:line="240" w:lineRule="auto"/>
+            </w:pPr>
+            <w:r>
+              <w:t xml:space="preserve">4.10 / </w:t>
+            </w:r>
+            <w:r>
+              <w:t>DS-</w:t>
+            </w:r>
+            <w:r>
+              <w:t>Sec-0</w:t>
+            </w:r>
+            <w:r>
+              <w:t>1</w:t>
+            </w:r>
+          </w:p>
+        </w:tc>
+        <w:tc>
+          <w:tcPr>
+            <w:tcW w:w="1234" w:type="dxa"/>
+            <w:tcMar>
+              <w:top w:w="100" w:type="dxa"/>
+              <w:left w:w="100" w:type="dxa"/>
+              <w:bottom w:w="100" w:type="dxa"/>
+              <w:right w:w="100" w:type="dxa"/>
+            </w:tcMar>
+          </w:tcPr>
+          <w:p>
+            <w:pPr>
+              <w:widowControl w:val="0"/>
+              <w:pBdr>
+                <w:top w:val="nil"/>
+                <w:left w:val="nil"/>
+                <w:bottom w:val="nil"/>
+                <w:right w:val="nil"/>
+                <w:between w:val="nil"/>
+              </w:pBdr>
+              <w:spacing w:after="0" w:line="240" w:lineRule="auto"/>
+            </w:pPr>
+            <w:r>
+              <w:t>Auth &amp; RBAC</w:t>
+            </w:r>
+          </w:p>
+        </w:tc>
+        <w:tc>
+          <w:tcPr>
+            <w:tcW w:w="1234" w:type="dxa"/>
+            <w:tcMar>
+              <w:top w:w="100" w:type="dxa"/>
+              <w:left w:w="100" w:type="dxa"/>
+              <w:bottom w:w="100" w:type="dxa"/>
+              <w:right w:w="100" w:type="dxa"/>
+            </w:tcMar>
+          </w:tcPr>
+          <w:p>
+            <w:pPr>
+              <w:widowControl w:val="0"/>
+              <w:pBdr>
+                <w:top w:val="nil"/>
+                <w:left w:val="nil"/>
+                <w:bottom w:val="nil"/>
+                <w:right w:val="nil"/>
+                <w:between w:val="nil"/>
+              </w:pBdr>
+              <w:spacing w:after="0" w:line="240" w:lineRule="auto"/>
+            </w:pPr>
+            <w:r>
+              <w:t>TC-Sec-04</w:t>
+            </w:r>
+          </w:p>
+        </w:tc>
+        <w:tc>
+          <w:tcPr>
+            <w:tcW w:w="1234" w:type="dxa"/>
+            <w:tcMar>
+              <w:top w:w="100" w:type="dxa"/>
+              <w:left w:w="100" w:type="dxa"/>
+              <w:bottom w:w="100" w:type="dxa"/>
+              <w:right w:w="100" w:type="dxa"/>
+            </w:tcMar>
+          </w:tcPr>
+          <w:p>
+            <w:pPr>
+              <w:widowControl w:val="0"/>
+              <w:pBdr>
+                <w:top w:val="nil"/>
+                <w:left w:val="nil"/>
+                <w:bottom w:val="nil"/>
+                <w:right w:val="nil"/>
+                <w:between w:val="nil"/>
+              </w:pBdr>
+              <w:spacing w:after="0" w:line="240" w:lineRule="auto"/>
+            </w:pPr>
+            <w:r>
+              <w:t>N</w:t>
+            </w:r>
+          </w:p>
+        </w:tc>
+        <w:tc>
+          <w:tcPr>
+            <w:tcW w:w="1234" w:type="dxa"/>
+            <w:tcMar>
+              <w:top w:w="100" w:type="dxa"/>
+              <w:left w:w="100" w:type="dxa"/>
+              <w:bottom w:w="100" w:type="dxa"/>
+              <w:right w:w="100" w:type="dxa"/>
+            </w:tcMar>
+          </w:tcPr>
+          <w:p>
+            <w:pPr>
+              <w:widowControl w:val="0"/>
+              <w:pBdr>
+                <w:top w:val="nil"/>
+                <w:left w:val="nil"/>
+                <w:bottom w:val="nil"/>
+                <w:right w:val="nil"/>
+                <w:between w:val="nil"/>
+              </w:pBdr>
+              <w:spacing w:after="0" w:line="240" w:lineRule="auto"/>
+            </w:pPr>
+            <w:r>
+              <w:t>Only auth users</w:t>
+            </w:r>
+          </w:p>
+        </w:tc>
+      </w:tr>
+    </w:tbl>
     <w:p/>
     <w:p>
       <w:pPr>
@@ -16601,6 +16884,7 @@
   <w:style w:type="character" w:default="1" w:styleId="DefaultParagraphFont">
     <w:name w:val="Default Paragraph Font"/>
     <w:uiPriority w:val="1"/>
+    <w:semiHidden/>
     <w:unhideWhenUsed/>
   </w:style>
   <w:style w:type="table" w:default="1" w:styleId="TableNormal">
